--- a/pr-preview/pr-351/chapters/mathematical-writing-tracked-changes.docx
+++ b/pr-preview/pr-351/chapters/mathematical-writing-tracked-changes.docx
@@ -26,7 +26,7 @@
       </w:pPr>
       <w:ins w:id="2" w:author="PR Preview" w:date="2026-01-01T00:00:00Z">
         <w:r>
-          <w:t xml:space="preserve">Last modified: 2026-10-26 00:39:31 (PDT)</w:t>
+          <w:t xml:space="preserve">Last modified: 2026-10-26 01:08:23 (PDT)</w:t>
         </w:r>
       </w:ins>
     </w:p>
@@ -1908,7 +1908,7 @@
       </w:pPr>
       <w:ins w:id="5" w:author="PR Preview" w:date="2026-01-01T00:00:00Z">
         <w:r>
-          <w:t xml:space="preserve">A derivation or proof never cites a solution to an exercise.</w:t>
+          <w:t xml:space="preserve">A proof, or any derivation that supports a result, never cites a solution to an exercise.</w:t>
         </w:r>
       </w:ins>
       <w:ins w:id="6" w:author="PR Preview" w:date="2026-01-01T00:00:00Z">
@@ -1918,7 +1918,7 @@
       </w:ins>
       <w:ins w:id="7" w:author="PR Preview" w:date="2026-01-01T00:00:00Z">
         <w:r>
-          <w:t xml:space="preserve">A solution answers a question for the reader who attempted it, so it is not a result that other arguments can build on.</w:t>
+          <w:t xml:space="preserve">A solution answers an exercise for the reader who attempted the exercise, so the solution is not a result that other arguments can build on.</w:t>
         </w:r>
       </w:ins>
       <w:ins w:id="8" w:author="PR Preview" w:date="2026-01-01T00:00:00Z">
@@ -1997,7 +1997,7 @@
       </w:ins>
       <w:ins w:id="19" w:author="PR Preview" w:date="2026-01-01T00:00:00Z">
         <w:r>
-          <w:t xml:space="preserve">By Solution 9 and Solution 10.</w:t>
+          <w:t xml:space="preserve">By Solution 9 and Solution 10, the claim holds.</w:t>
         </w:r>
       </w:ins>
     </w:p>
@@ -2031,7 +2031,7 @@
       </w:ins>
       <w:ins w:id="24" w:author="PR Preview" w:date="2026-01-01T00:00:00Z">
         <w:r>
-          <w:t xml:space="preserve">By Lemma 4 and Lemma 5.</w:t>
+          <w:t xml:space="preserve">By Lemma 4 and Lemma 5, the claim holds.</w:t>
         </w:r>
       </w:ins>
     </w:p>
@@ -2062,7 +2062,7 @@
       </w:pPr>
       <w:ins w:id="28" w:author="PR Preview" w:date="2026-01-01T00:00:00Z">
         <w:r>
-          <w:t xml:space="preserve">The one exception is an exercise that asks students to prove a result before the result is stated.</w:t>
+          <w:t xml:space="preserve">Add an exercise and its solution just before every result div that you add or edit.</w:t>
         </w:r>
       </w:ins>
       <w:ins w:id="29" w:author="PR Preview" w:date="2026-01-01T00:00:00Z">
@@ -2072,7 +2072,7 @@
       </w:ins>
       <w:ins w:id="30" w:author="PR Preview" w:date="2026-01-01T00:00:00Z">
         <w:r>
-          <w:t xml:space="preserve">The proof of that result may then cite the solution that precedes it.</w:t>
+          <w:t xml:space="preserve">The exercise asks the student to prove the result,</w:t>
         </w:r>
       </w:ins>
       <w:ins w:id="31" w:author="PR Preview" w:date="2026-01-01T00:00:00Z">
@@ -2082,7 +2082,7 @@
       </w:ins>
       <w:ins w:id="32" w:author="PR Preview" w:date="2026-01-01T00:00:00Z">
         <w:r>
-          <w:t xml:space="preserve">Mark that citation with an HTML comment,</w:t>
+          <w:t xml:space="preserve">and the result div then states what the solution showed.</w:t>
         </w:r>
       </w:ins>
       <w:ins w:id="33" w:author="PR Preview" w:date="2026-01-01T00:00:00Z">
@@ -2091,6 +2091,46 @@
         </w:r>
       </w:ins>
       <w:ins w:id="34" w:author="PR Preview" w:date="2026-01-01T00:00:00Z">
+        <w:r>
+          <w:t xml:space="preserve">Every later argument cites the result div.</w:t>
+        </w:r>
+      </w:ins>
+    </w:p>
+    <w:p>
+      <w:pPr>
+        <w:pStyle w:val="BodyText"/>
+      </w:pPr>
+      <w:ins w:id="35" w:author="PR Preview" w:date="2026-01-01T00:00:00Z">
+        <w:r>
+          <w:t xml:space="preserve">The one exception to the citation rule follows from that pairing:</w:t>
+        </w:r>
+      </w:ins>
+      <w:ins w:id="36" w:author="PR Preview" w:date="2026-01-01T00:00:00Z">
+        <w:r>
+          <w:t xml:space="preserve"> </w:t>
+        </w:r>
+      </w:ins>
+      <w:ins w:id="37" w:author="PR Preview" w:date="2026-01-01T00:00:00Z">
+        <w:r>
+          <w:t xml:space="preserve">the proof of the result itself may cite the solution of the exercise that asks for that same result.</w:t>
+        </w:r>
+      </w:ins>
+      <w:ins w:id="38" w:author="PR Preview" w:date="2026-01-01T00:00:00Z">
+        <w:r>
+          <w:t xml:space="preserve"> </w:t>
+        </w:r>
+      </w:ins>
+      <w:ins w:id="39" w:author="PR Preview" w:date="2026-01-01T00:00:00Z">
+        <w:r>
+          <w:t xml:space="preserve">Put the HTML comment</w:t>
+        </w:r>
+      </w:ins>
+      <w:ins w:id="40" w:author="PR Preview" w:date="2026-01-01T00:00:00Z">
+        <w:r>
+          <w:t xml:space="preserve"> </w:t>
+        </w:r>
+      </w:ins>
+      <w:ins w:id="41" w:author="PR Preview" w:date="2026-01-01T00:00:00Z">
         <w:r>
           <w:rPr>
             <w:rStyle w:val="VerbatimChar"/>
@@ -2098,57 +2138,55 @@
           <w:t xml:space="preserve">&lt;!-- check-solution-citations: allow --&gt;</w:t>
         </w:r>
       </w:ins>
-      <w:ins w:id="35" w:author="PR Preview" w:date="2026-01-01T00:00:00Z">
-        <w:r>
-          <w:t xml:space="preserve">, so that a reader and a checker can tell it from a citation of unrelated work.</w:t>
-        </w:r>
-      </w:ins>
-    </w:p>
-    <w:p>
-      <w:pPr>
-        <w:pStyle w:val="BodyText"/>
-      </w:pPr>
-      <w:ins w:id="36" w:author="PR Preview" w:date="2026-01-01T00:00:00Z">
-        <w:r>
-          <w:t xml:space="preserve">Add an exercise and its solution just before every result div that you add or edit.</w:t>
-        </w:r>
-      </w:ins>
-      <w:ins w:id="37" w:author="PR Preview" w:date="2026-01-01T00:00:00Z">
+      <w:ins w:id="42" w:author="PR Preview" w:date="2026-01-01T00:00:00Z">
         <w:r>
           <w:t xml:space="preserve"> </w:t>
         </w:r>
       </w:ins>
-      <w:ins w:id="38" w:author="PR Preview" w:date="2026-01-01T00:00:00Z">
-        <w:r>
-          <w:t xml:space="preserve">The exercise asks the student to prove the result,</w:t>
-        </w:r>
-      </w:ins>
-      <w:ins w:id="39" w:author="PR Preview" w:date="2026-01-01T00:00:00Z">
+      <w:ins w:id="43" w:author="PR Preview" w:date="2026-01-01T00:00:00Z">
+        <w:r>
+          <w:t xml:space="preserve">on the line that holds the</w:t>
+        </w:r>
+      </w:ins>
+      <w:ins w:id="44" w:author="PR Preview" w:date="2026-01-01T00:00:00Z">
         <w:r>
           <w:t xml:space="preserve"> </w:t>
         </w:r>
       </w:ins>
-      <w:ins w:id="40" w:author="PR Preview" w:date="2026-01-01T00:00:00Z">
-        <w:r>
-          <w:t xml:space="preserve">and the result div then states what the solution showed.</w:t>
-        </w:r>
-      </w:ins>
-      <w:ins w:id="41" w:author="PR Preview" w:date="2026-01-01T00:00:00Z">
+      <w:ins w:id="45" w:author="PR Preview" w:date="2026-01-01T00:00:00Z">
+        <w:r>
+          <w:rPr>
+            <w:rStyle w:val="VerbatimChar"/>
+          </w:rPr>
+          <w:t xml:space="preserve">@sol-</w:t>
+        </w:r>
+      </w:ins>
+      <w:ins w:id="46" w:author="PR Preview" w:date="2026-01-01T00:00:00Z">
         <w:r>
           <w:t xml:space="preserve"> </w:t>
         </w:r>
       </w:ins>
-      <w:ins w:id="42" w:author="PR Preview" w:date="2026-01-01T00:00:00Z">
-        <w:r>
-          <w:t xml:space="preserve">The</w:t>
-        </w:r>
-      </w:ins>
-      <w:ins w:id="43" w:author="PR Preview" w:date="2026-01-01T00:00:00Z">
+      <w:ins w:id="47" w:author="PR Preview" w:date="2026-01-01T00:00:00Z">
+        <w:r>
+          <w:t xml:space="preserve">cross-reference,</w:t>
+        </w:r>
+      </w:ins>
+      <w:ins w:id="48" w:author="PR Preview" w:date="2026-01-01T00:00:00Z">
         <w:r>
           <w:t xml:space="preserve"> </w:t>
         </w:r>
       </w:ins>
-      <w:ins w:id="44" w:author="PR Preview" w:date="2026-01-01T00:00:00Z">
+      <w:ins w:id="49" w:author="PR Preview" w:date="2026-01-01T00:00:00Z">
+        <w:r>
+          <w:t xml:space="preserve">so that the</w:t>
+        </w:r>
+      </w:ins>
+      <w:ins w:id="50" w:author="PR Preview" w:date="2026-01-01T00:00:00Z">
+        <w:r>
+          <w:t xml:space="preserve"> </w:t>
+        </w:r>
+      </w:ins>
+      <w:ins w:id="51" w:author="PR Preview" w:date="2026-01-01T00:00:00Z">
         <w:r>
           <w:rPr>
             <w:rStyle w:val="VerbatimChar"/>
@@ -2156,23 +2194,66 @@
           <w:t xml:space="preserve">check-solution-citations</w:t>
         </w:r>
       </w:ins>
-      <w:ins w:id="45" w:author="PR Preview" w:date="2026-01-01T00:00:00Z">
+      <w:ins w:id="52" w:author="PR Preview" w:date="2026-01-01T00:00:00Z">
         <w:r>
           <w:t xml:space="preserve"> </w:t>
         </w:r>
       </w:ins>
-      <w:ins w:id="46" w:author="PR Preview" w:date="2026-01-01T00:00:00Z">
+      <w:ins w:id="53" w:author="PR Preview" w:date="2026-01-01T00:00:00Z">
+        <w:r>
+          <w:t xml:space="preserve">workflow can tell this citation from a citation of a solution to a different exercise.</w:t>
+        </w:r>
+      </w:ins>
+      <w:ins w:id="54" w:author="PR Preview" w:date="2026-01-01T00:00:00Z">
+        <w:r>
+          <w:t xml:space="preserve"> </w:t>
+        </w:r>
+      </w:ins>
+      <w:ins w:id="55" w:author="PR Preview" w:date="2026-01-01T00:00:00Z">
+        <w:r>
+          <w:t xml:space="preserve">The comment is for maintainers: Quarto removes it from the rendered page.</w:t>
+        </w:r>
+      </w:ins>
+    </w:p>
+    <w:p>
+      <w:pPr>
+        <w:pStyle w:val="BodyText"/>
+      </w:pPr>
+      <w:ins w:id="56" w:author="PR Preview" w:date="2026-01-01T00:00:00Z">
+        <w:r>
+          <w:t xml:space="preserve">The</w:t>
+        </w:r>
+      </w:ins>
+      <w:ins w:id="57" w:author="PR Preview" w:date="2026-01-01T00:00:00Z">
+        <w:r>
+          <w:t xml:space="preserve"> </w:t>
+        </w:r>
+      </w:ins>
+      <w:ins w:id="58" w:author="PR Preview" w:date="2026-01-01T00:00:00Z">
+        <w:r>
+          <w:rPr>
+            <w:rStyle w:val="VerbatimChar"/>
+          </w:rPr>
+          <w:t xml:space="preserve">check-solution-citations</w:t>
+        </w:r>
+      </w:ins>
+      <w:ins w:id="59" w:author="PR Preview" w:date="2026-01-01T00:00:00Z">
+        <w:r>
+          <w:t xml:space="preserve"> </w:t>
+        </w:r>
+      </w:ins>
+      <w:ins w:id="60" w:author="PR Preview" w:date="2026-01-01T00:00:00Z">
         <w:r>
           <w:t xml:space="preserve">workflow in</w:t>
         </w:r>
       </w:ins>
-      <w:ins w:id="47" w:author="PR Preview" w:date="2026-01-01T00:00:00Z">
+      <w:ins w:id="61" w:author="PR Preview" w:date="2026-01-01T00:00:00Z">
         <w:r>
           <w:t xml:space="preserve"> </w:t>
         </w:r>
       </w:ins>
       <w:hyperlink r:id="rId33">
-        <w:ins w:id="48" w:author="PR Preview" w:date="2026-01-01T00:00:00Z">
+        <w:ins w:id="62" w:author="PR Preview" w:date="2026-01-01T00:00:00Z">
           <w:r>
             <w:rPr>
               <w:rStyle w:val="VerbatimChar"/>
@@ -2181,14 +2262,47 @@
           </w:r>
         </w:ins>
       </w:hyperlink>
-      <w:ins w:id="49" w:author="PR Preview" w:date="2026-01-01T00:00:00Z">
+      <w:ins w:id="63" w:author="PR Preview" w:date="2026-01-01T00:00:00Z">
         <w:r>
           <w:t xml:space="preserve"> </w:t>
         </w:r>
       </w:ins>
-      <w:ins w:id="50" w:author="PR Preview" w:date="2026-01-01T00:00:00Z">
-        <w:r>
-          <w:t xml:space="preserve">flags a cross-reference to a solution inside a proof or result div.</w:t>
+      <w:ins w:id="64" w:author="PR Preview" w:date="2026-01-01T00:00:00Z">
+        <w:r>
+          <w:t xml:space="preserve">flags a</w:t>
+        </w:r>
+      </w:ins>
+      <w:ins w:id="65" w:author="PR Preview" w:date="2026-01-01T00:00:00Z">
+        <w:r>
+          <w:t xml:space="preserve"> </w:t>
+        </w:r>
+      </w:ins>
+      <w:ins w:id="66" w:author="PR Preview" w:date="2026-01-01T00:00:00Z">
+        <w:r>
+          <w:rPr>
+            <w:rStyle w:val="VerbatimChar"/>
+          </w:rPr>
+          <w:t xml:space="preserve">@sol-</w:t>
+        </w:r>
+      </w:ins>
+      <w:ins w:id="67" w:author="PR Preview" w:date="2026-01-01T00:00:00Z">
+        <w:r>
+          <w:t xml:space="preserve"> </w:t>
+        </w:r>
+      </w:ins>
+      <w:ins w:id="68" w:author="PR Preview" w:date="2026-01-01T00:00:00Z">
+        <w:r>
+          <w:t xml:space="preserve">cross-reference inside a proof or result div.</w:t>
+        </w:r>
+      </w:ins>
+      <w:ins w:id="69" w:author="PR Preview" w:date="2026-01-01T00:00:00Z">
+        <w:r>
+          <w:t xml:space="preserve"> </w:t>
+        </w:r>
+      </w:ins>
+      <w:ins w:id="70" w:author="PR Preview" w:date="2026-01-01T00:00:00Z">
+        <w:r>
+          <w:t xml:space="preserve">It does not check prose outside those divs, but the rule still applies there.</w:t>
         </w:r>
       </w:ins>
     </w:p>
@@ -2198,7 +2312,7 @@
       <w:pPr>
         <w:pStyle w:val="Heading2"/>
       </w:pPr>
-      <w:ins w:id="51" w:author="PR Preview" w:date="2026-01-01T00:00:00Z">
+      <w:ins w:id="71" w:author="PR Preview" w:date="2026-01-01T00:00:00Z">
         <w:r>
           <w:t xml:space="preserve">9 Rules that other chapters cover</w:t>
         </w:r>

--- a/pr-preview/pr-351/chapters/mathematical-writing-tracked-changes.docx
+++ b/pr-preview/pr-351/chapters/mathematical-writing-tracked-changes.docx
@@ -26,7 +26,7 @@
       </w:pPr>
       <w:ins w:id="2" w:author="PR Preview" w:date="2026-01-01T00:00:00Z">
         <w:r>
-          <w:t xml:space="preserve">Last modified: 2026-10-26 01:08:23 (PDT)</w:t>
+          <w:t xml:space="preserve">Last modified: 2026-10-26 01:19:16 (PDT)</w:t>
         </w:r>
       </w:ins>
     </w:p>
@@ -1918,7 +1918,7 @@
       </w:ins>
       <w:ins w:id="7" w:author="PR Preview" w:date="2026-01-01T00:00:00Z">
         <w:r>
-          <w:t xml:space="preserve">A solution answers an exercise for the reader who attempted the exercise, so the solution is not a result that other arguments can build on.</w:t>
+          <w:t xml:space="preserve">A solution answers an exercise for the reader who attempted the exercise,</w:t>
         </w:r>
       </w:ins>
       <w:ins w:id="8" w:author="PR Preview" w:date="2026-01-01T00:00:00Z">
@@ -1928,15 +1928,25 @@
       </w:ins>
       <w:ins w:id="9" w:author="PR Preview" w:date="2026-01-01T00:00:00Z">
         <w:r>
+          <w:t xml:space="preserve">so the solution is not a result that other arguments can build on.</w:t>
+        </w:r>
+      </w:ins>
+      <w:ins w:id="10" w:author="PR Preview" w:date="2026-01-01T00:00:00Z">
+        <w:r>
+          <w:t xml:space="preserve"> </w:t>
+        </w:r>
+      </w:ins>
+      <w:ins w:id="11" w:author="PR Preview" w:date="2026-01-01T00:00:00Z">
+        <w:r>
           <w:t xml:space="preserve">Follow each solution that a later argument relies on with a result div (a theorem, lemma, corollary or proposition) that states the claim,</w:t>
         </w:r>
       </w:ins>
-      <w:ins w:id="10" w:author="PR Preview" w:date="2026-01-01T00:00:00Z">
+      <w:ins w:id="12" w:author="PR Preview" w:date="2026-01-01T00:00:00Z">
         <w:r>
           <w:t xml:space="preserve"> </w:t>
         </w:r>
       </w:ins>
-      <w:ins w:id="11" w:author="PR Preview" w:date="2026-01-01T00:00:00Z">
+      <w:ins w:id="13" w:author="PR Preview" w:date="2026-01-01T00:00:00Z">
         <w:r>
           <w:t xml:space="preserve">and cite that result div in the later argument.</w:t>
         </w:r>
@@ -1947,7 +1957,7 @@
       <w:pPr>
         <w:pStyle w:val="BodyText"/>
       </w:pPr>
-      <w:ins w:id="12" w:author="PR Preview" w:date="2026-01-01T00:00:00Z">
+      <w:ins w:id="14" w:author="PR Preview" w:date="2026-01-01T00:00:00Z">
         <w:r>
           <w:rPr>
             <w:b/>
@@ -1956,12 +1966,12 @@
           <w:t xml:space="preserve">Example 5 (Citing a result div)</w:t>
         </w:r>
       </w:ins>
-      <w:ins w:id="13" w:author="PR Preview" w:date="2026-01-01T00:00:00Z">
+      <w:ins w:id="15" w:author="PR Preview" w:date="2026-01-01T00:00:00Z">
         <w:r>
           <w:t xml:space="preserve"> </w:t>
         </w:r>
       </w:ins>
-      <w:ins w:id="14" w:author="PR Preview" w:date="2026-01-01T00:00:00Z">
+      <w:ins w:id="16" w:author="PR Preview" w:date="2026-01-01T00:00:00Z">
         <w:r>
           <w:t xml:space="preserve"> </w:t>
         </w:r>
@@ -1971,17 +1981,17 @@
       <w:pPr>
         <w:pStyle w:val="BlockText"/>
       </w:pPr>
-      <w:ins w:id="15" w:author="PR Preview" w:date="2026-01-01T00:00:00Z">
+      <w:ins w:id="17" w:author="PR Preview" w:date="2026-01-01T00:00:00Z">
         <w:r>
           <w:t xml:space="preserve">❌</w:t>
         </w:r>
       </w:ins>
-      <w:ins w:id="16" w:author="PR Preview" w:date="2026-01-01T00:00:00Z">
+      <w:ins w:id="18" w:author="PR Preview" w:date="2026-01-01T00:00:00Z">
         <w:r>
           <w:t xml:space="preserve"> </w:t>
         </w:r>
       </w:ins>
-      <w:ins w:id="17" w:author="PR Preview" w:date="2026-01-01T00:00:00Z">
+      <w:ins w:id="19" w:author="PR Preview" w:date="2026-01-01T00:00:00Z">
         <w:r>
           <w:rPr>
             <w:b/>
@@ -1990,12 +2000,12 @@
           <w:t xml:space="preserve">Proof.</w:t>
         </w:r>
       </w:ins>
-      <w:ins w:id="18" w:author="PR Preview" w:date="2026-01-01T00:00:00Z">
+      <w:ins w:id="20" w:author="PR Preview" w:date="2026-01-01T00:00:00Z">
         <w:r>
           <w:t xml:space="preserve"> </w:t>
         </w:r>
       </w:ins>
-      <w:ins w:id="19" w:author="PR Preview" w:date="2026-01-01T00:00:00Z">
+      <w:ins w:id="21" w:author="PR Preview" w:date="2026-01-01T00:00:00Z">
         <w:r>
           <w:t xml:space="preserve">By Solution 9 and Solution 10, the claim holds.</w:t>
         </w:r>
@@ -2005,17 +2015,17 @@
       <w:pPr>
         <w:pStyle w:val="BlockText"/>
       </w:pPr>
-      <w:ins w:id="20" w:author="PR Preview" w:date="2026-01-01T00:00:00Z">
+      <w:ins w:id="22" w:author="PR Preview" w:date="2026-01-01T00:00:00Z">
         <w:r>
           <w:t xml:space="preserve">✅</w:t>
         </w:r>
       </w:ins>
-      <w:ins w:id="21" w:author="PR Preview" w:date="2026-01-01T00:00:00Z">
+      <w:ins w:id="23" w:author="PR Preview" w:date="2026-01-01T00:00:00Z">
         <w:r>
           <w:t xml:space="preserve"> </w:t>
         </w:r>
       </w:ins>
-      <w:ins w:id="22" w:author="PR Preview" w:date="2026-01-01T00:00:00Z">
+      <w:ins w:id="24" w:author="PR Preview" w:date="2026-01-01T00:00:00Z">
         <w:r>
           <w:rPr>
             <w:b/>
@@ -2024,12 +2034,12 @@
           <w:t xml:space="preserve">Proof.</w:t>
         </w:r>
       </w:ins>
-      <w:ins w:id="23" w:author="PR Preview" w:date="2026-01-01T00:00:00Z">
+      <w:ins w:id="25" w:author="PR Preview" w:date="2026-01-01T00:00:00Z">
         <w:r>
           <w:t xml:space="preserve"> </w:t>
         </w:r>
       </w:ins>
-      <w:ins w:id="24" w:author="PR Preview" w:date="2026-01-01T00:00:00Z">
+      <w:ins w:id="26" w:author="PR Preview" w:date="2026-01-01T00:00:00Z">
         <w:r>
           <w:t xml:space="preserve">By Lemma 4 and Lemma 5, the claim holds.</w:t>
         </w:r>
@@ -2039,17 +2049,17 @@
       <w:pPr>
         <w:pStyle w:val="FirstParagraph"/>
       </w:pPr>
-      <w:ins w:id="25" w:author="PR Preview" w:date="2026-01-01T00:00:00Z">
+      <w:ins w:id="27" w:author="PR Preview" w:date="2026-01-01T00:00:00Z">
         <w:r>
           <w:t xml:space="preserve">The ❌ version sends the reader to answers that the notes may reorder, hide or drop.</w:t>
         </w:r>
       </w:ins>
-      <w:ins w:id="26" w:author="PR Preview" w:date="2026-01-01T00:00:00Z">
+      <w:ins w:id="28" w:author="PR Preview" w:date="2026-01-01T00:00:00Z">
         <w:r>
           <w:t xml:space="preserve"> </w:t>
         </w:r>
       </w:ins>
-      <w:ins w:id="27" w:author="PR Preview" w:date="2026-01-01T00:00:00Z">
+      <w:ins w:id="29" w:author="PR Preview" w:date="2026-01-01T00:00:00Z">
         <w:r>
           <w:t xml:space="preserve">The ✅ version cites claims that the notes state, number and keep.</w:t>
         </w:r>
@@ -2060,37 +2070,37 @@
       <w:pPr>
         <w:pStyle w:val="BodyText"/>
       </w:pPr>
-      <w:ins w:id="28" w:author="PR Preview" w:date="2026-01-01T00:00:00Z">
+      <w:ins w:id="30" w:author="PR Preview" w:date="2026-01-01T00:00:00Z">
         <w:r>
           <w:t xml:space="preserve">Add an exercise and its solution just before every result div that you add or edit.</w:t>
         </w:r>
       </w:ins>
-      <w:ins w:id="29" w:author="PR Preview" w:date="2026-01-01T00:00:00Z">
+      <w:ins w:id="31" w:author="PR Preview" w:date="2026-01-01T00:00:00Z">
         <w:r>
           <w:t xml:space="preserve"> </w:t>
         </w:r>
       </w:ins>
-      <w:ins w:id="30" w:author="PR Preview" w:date="2026-01-01T00:00:00Z">
+      <w:ins w:id="32" w:author="PR Preview" w:date="2026-01-01T00:00:00Z">
         <w:r>
           <w:t xml:space="preserve">The exercise asks the student to prove the result,</w:t>
         </w:r>
       </w:ins>
-      <w:ins w:id="31" w:author="PR Preview" w:date="2026-01-01T00:00:00Z">
+      <w:ins w:id="33" w:author="PR Preview" w:date="2026-01-01T00:00:00Z">
         <w:r>
           <w:t xml:space="preserve"> </w:t>
         </w:r>
       </w:ins>
-      <w:ins w:id="32" w:author="PR Preview" w:date="2026-01-01T00:00:00Z">
+      <w:ins w:id="34" w:author="PR Preview" w:date="2026-01-01T00:00:00Z">
         <w:r>
           <w:t xml:space="preserve">and the result div then states what the solution showed.</w:t>
         </w:r>
       </w:ins>
-      <w:ins w:id="33" w:author="PR Preview" w:date="2026-01-01T00:00:00Z">
+      <w:ins w:id="35" w:author="PR Preview" w:date="2026-01-01T00:00:00Z">
         <w:r>
           <w:t xml:space="preserve"> </w:t>
         </w:r>
       </w:ins>
-      <w:ins w:id="34" w:author="PR Preview" w:date="2026-01-01T00:00:00Z">
+      <w:ins w:id="36" w:author="PR Preview" w:date="2026-01-01T00:00:00Z">
         <w:r>
           <w:t xml:space="preserve">Every later argument cites the result div.</w:t>
         </w:r>
@@ -2100,37 +2110,37 @@
       <w:pPr>
         <w:pStyle w:val="BodyText"/>
       </w:pPr>
-      <w:ins w:id="35" w:author="PR Preview" w:date="2026-01-01T00:00:00Z">
+      <w:ins w:id="37" w:author="PR Preview" w:date="2026-01-01T00:00:00Z">
         <w:r>
           <w:t xml:space="preserve">The one exception to the citation rule follows from that pairing:</w:t>
         </w:r>
       </w:ins>
-      <w:ins w:id="36" w:author="PR Preview" w:date="2026-01-01T00:00:00Z">
+      <w:ins w:id="38" w:author="PR Preview" w:date="2026-01-01T00:00:00Z">
         <w:r>
           <w:t xml:space="preserve"> </w:t>
         </w:r>
       </w:ins>
-      <w:ins w:id="37" w:author="PR Preview" w:date="2026-01-01T00:00:00Z">
+      <w:ins w:id="39" w:author="PR Preview" w:date="2026-01-01T00:00:00Z">
         <w:r>
           <w:t xml:space="preserve">the proof of the result itself may cite the solution of the exercise that asks for that same result.</w:t>
         </w:r>
       </w:ins>
-      <w:ins w:id="38" w:author="PR Preview" w:date="2026-01-01T00:00:00Z">
+      <w:ins w:id="40" w:author="PR Preview" w:date="2026-01-01T00:00:00Z">
         <w:r>
           <w:t xml:space="preserve"> </w:t>
         </w:r>
       </w:ins>
-      <w:ins w:id="39" w:author="PR Preview" w:date="2026-01-01T00:00:00Z">
+      <w:ins w:id="41" w:author="PR Preview" w:date="2026-01-01T00:00:00Z">
         <w:r>
           <w:t xml:space="preserve">Put the HTML comment</w:t>
         </w:r>
       </w:ins>
-      <w:ins w:id="40" w:author="PR Preview" w:date="2026-01-01T00:00:00Z">
+      <w:ins w:id="42" w:author="PR Preview" w:date="2026-01-01T00:00:00Z">
         <w:r>
           <w:t xml:space="preserve"> </w:t>
         </w:r>
       </w:ins>
-      <w:ins w:id="41" w:author="PR Preview" w:date="2026-01-01T00:00:00Z">
+      <w:ins w:id="43" w:author="PR Preview" w:date="2026-01-01T00:00:00Z">
         <w:r>
           <w:rPr>
             <w:rStyle w:val="VerbatimChar"/>
@@ -2138,22 +2148,22 @@
           <w:t xml:space="preserve">&lt;!-- check-solution-citations: allow --&gt;</w:t>
         </w:r>
       </w:ins>
-      <w:ins w:id="42" w:author="PR Preview" w:date="2026-01-01T00:00:00Z">
+      <w:ins w:id="44" w:author="PR Preview" w:date="2026-01-01T00:00:00Z">
         <w:r>
           <w:t xml:space="preserve"> </w:t>
         </w:r>
       </w:ins>
-      <w:ins w:id="43" w:author="PR Preview" w:date="2026-01-01T00:00:00Z">
+      <w:ins w:id="45" w:author="PR Preview" w:date="2026-01-01T00:00:00Z">
         <w:r>
           <w:t xml:space="preserve">on the line that holds the</w:t>
         </w:r>
       </w:ins>
-      <w:ins w:id="44" w:author="PR Preview" w:date="2026-01-01T00:00:00Z">
+      <w:ins w:id="46" w:author="PR Preview" w:date="2026-01-01T00:00:00Z">
         <w:r>
           <w:t xml:space="preserve"> </w:t>
         </w:r>
       </w:ins>
-      <w:ins w:id="45" w:author="PR Preview" w:date="2026-01-01T00:00:00Z">
+      <w:ins w:id="47" w:author="PR Preview" w:date="2026-01-01T00:00:00Z">
         <w:r>
           <w:rPr>
             <w:rStyle w:val="VerbatimChar"/>
@@ -2161,32 +2171,32 @@
           <w:t xml:space="preserve">@sol-</w:t>
         </w:r>
       </w:ins>
-      <w:ins w:id="46" w:author="PR Preview" w:date="2026-01-01T00:00:00Z">
+      <w:ins w:id="48" w:author="PR Preview" w:date="2026-01-01T00:00:00Z">
         <w:r>
           <w:t xml:space="preserve"> </w:t>
         </w:r>
       </w:ins>
-      <w:ins w:id="47" w:author="PR Preview" w:date="2026-01-01T00:00:00Z">
+      <w:ins w:id="49" w:author="PR Preview" w:date="2026-01-01T00:00:00Z">
         <w:r>
           <w:t xml:space="preserve">cross-reference,</w:t>
         </w:r>
       </w:ins>
-      <w:ins w:id="48" w:author="PR Preview" w:date="2026-01-01T00:00:00Z">
+      <w:ins w:id="50" w:author="PR Preview" w:date="2026-01-01T00:00:00Z">
         <w:r>
           <w:t xml:space="preserve"> </w:t>
         </w:r>
       </w:ins>
-      <w:ins w:id="49" w:author="PR Preview" w:date="2026-01-01T00:00:00Z">
+      <w:ins w:id="51" w:author="PR Preview" w:date="2026-01-01T00:00:00Z">
         <w:r>
           <w:t xml:space="preserve">so that the</w:t>
         </w:r>
       </w:ins>
-      <w:ins w:id="50" w:author="PR Preview" w:date="2026-01-01T00:00:00Z">
+      <w:ins w:id="52" w:author="PR Preview" w:date="2026-01-01T00:00:00Z">
         <w:r>
           <w:t xml:space="preserve"> </w:t>
         </w:r>
       </w:ins>
-      <w:ins w:id="51" w:author="PR Preview" w:date="2026-01-01T00:00:00Z">
+      <w:ins w:id="53" w:author="PR Preview" w:date="2026-01-01T00:00:00Z">
         <w:r>
           <w:rPr>
             <w:rStyle w:val="VerbatimChar"/>
@@ -2194,22 +2204,22 @@
           <w:t xml:space="preserve">check-solution-citations</w:t>
         </w:r>
       </w:ins>
-      <w:ins w:id="52" w:author="PR Preview" w:date="2026-01-01T00:00:00Z">
+      <w:ins w:id="54" w:author="PR Preview" w:date="2026-01-01T00:00:00Z">
         <w:r>
           <w:t xml:space="preserve"> </w:t>
         </w:r>
       </w:ins>
-      <w:ins w:id="53" w:author="PR Preview" w:date="2026-01-01T00:00:00Z">
+      <w:ins w:id="55" w:author="PR Preview" w:date="2026-01-01T00:00:00Z">
         <w:r>
           <w:t xml:space="preserve">workflow can tell this citation from a citation of a solution to a different exercise.</w:t>
         </w:r>
       </w:ins>
-      <w:ins w:id="54" w:author="PR Preview" w:date="2026-01-01T00:00:00Z">
+      <w:ins w:id="56" w:author="PR Preview" w:date="2026-01-01T00:00:00Z">
         <w:r>
           <w:t xml:space="preserve"> </w:t>
         </w:r>
       </w:ins>
-      <w:ins w:id="55" w:author="PR Preview" w:date="2026-01-01T00:00:00Z">
+      <w:ins w:id="57" w:author="PR Preview" w:date="2026-01-01T00:00:00Z">
         <w:r>
           <w:t xml:space="preserve">The comment is for maintainers: Quarto removes it from the rendered page.</w:t>
         </w:r>
@@ -2219,17 +2229,17 @@
       <w:pPr>
         <w:pStyle w:val="BodyText"/>
       </w:pPr>
-      <w:ins w:id="56" w:author="PR Preview" w:date="2026-01-01T00:00:00Z">
+      <w:ins w:id="58" w:author="PR Preview" w:date="2026-01-01T00:00:00Z">
         <w:r>
           <w:t xml:space="preserve">The</w:t>
         </w:r>
       </w:ins>
-      <w:ins w:id="57" w:author="PR Preview" w:date="2026-01-01T00:00:00Z">
+      <w:ins w:id="59" w:author="PR Preview" w:date="2026-01-01T00:00:00Z">
         <w:r>
           <w:t xml:space="preserve"> </w:t>
         </w:r>
       </w:ins>
-      <w:ins w:id="58" w:author="PR Preview" w:date="2026-01-01T00:00:00Z">
+      <w:ins w:id="60" w:author="PR Preview" w:date="2026-01-01T00:00:00Z">
         <w:r>
           <w:rPr>
             <w:rStyle w:val="VerbatimChar"/>
@@ -2237,23 +2247,23 @@
           <w:t xml:space="preserve">check-solution-citations</w:t>
         </w:r>
       </w:ins>
-      <w:ins w:id="59" w:author="PR Preview" w:date="2026-01-01T00:00:00Z">
+      <w:ins w:id="61" w:author="PR Preview" w:date="2026-01-01T00:00:00Z">
         <w:r>
           <w:t xml:space="preserve"> </w:t>
         </w:r>
       </w:ins>
-      <w:ins w:id="60" w:author="PR Preview" w:date="2026-01-01T00:00:00Z">
+      <w:ins w:id="62" w:author="PR Preview" w:date="2026-01-01T00:00:00Z">
         <w:r>
           <w:t xml:space="preserve">workflow in</w:t>
         </w:r>
       </w:ins>
-      <w:ins w:id="61" w:author="PR Preview" w:date="2026-01-01T00:00:00Z">
+      <w:ins w:id="63" w:author="PR Preview" w:date="2026-01-01T00:00:00Z">
         <w:r>
           <w:t xml:space="preserve"> </w:t>
         </w:r>
       </w:ins>
       <w:hyperlink r:id="rId33">
-        <w:ins w:id="62" w:author="PR Preview" w:date="2026-01-01T00:00:00Z">
+        <w:ins w:id="64" w:author="PR Preview" w:date="2026-01-01T00:00:00Z">
           <w:r>
             <w:rPr>
               <w:rStyle w:val="VerbatimChar"/>
@@ -2262,22 +2272,22 @@
           </w:r>
         </w:ins>
       </w:hyperlink>
-      <w:ins w:id="63" w:author="PR Preview" w:date="2026-01-01T00:00:00Z">
+      <w:ins w:id="65" w:author="PR Preview" w:date="2026-01-01T00:00:00Z">
         <w:r>
           <w:t xml:space="preserve"> </w:t>
         </w:r>
       </w:ins>
-      <w:ins w:id="64" w:author="PR Preview" w:date="2026-01-01T00:00:00Z">
+      <w:ins w:id="66" w:author="PR Preview" w:date="2026-01-01T00:00:00Z">
         <w:r>
           <w:t xml:space="preserve">flags a</w:t>
         </w:r>
       </w:ins>
-      <w:ins w:id="65" w:author="PR Preview" w:date="2026-01-01T00:00:00Z">
+      <w:ins w:id="67" w:author="PR Preview" w:date="2026-01-01T00:00:00Z">
         <w:r>
           <w:t xml:space="preserve"> </w:t>
         </w:r>
       </w:ins>
-      <w:ins w:id="66" w:author="PR Preview" w:date="2026-01-01T00:00:00Z">
+      <w:ins w:id="68" w:author="PR Preview" w:date="2026-01-01T00:00:00Z">
         <w:r>
           <w:rPr>
             <w:rStyle w:val="VerbatimChar"/>
@@ -2285,22 +2295,22 @@
           <w:t xml:space="preserve">@sol-</w:t>
         </w:r>
       </w:ins>
-      <w:ins w:id="67" w:author="PR Preview" w:date="2026-01-01T00:00:00Z">
+      <w:ins w:id="69" w:author="PR Preview" w:date="2026-01-01T00:00:00Z">
         <w:r>
           <w:t xml:space="preserve"> </w:t>
         </w:r>
       </w:ins>
-      <w:ins w:id="68" w:author="PR Preview" w:date="2026-01-01T00:00:00Z">
+      <w:ins w:id="70" w:author="PR Preview" w:date="2026-01-01T00:00:00Z">
         <w:r>
           <w:t xml:space="preserve">cross-reference inside a proof or result div.</w:t>
         </w:r>
       </w:ins>
-      <w:ins w:id="69" w:author="PR Preview" w:date="2026-01-01T00:00:00Z">
+      <w:ins w:id="71" w:author="PR Preview" w:date="2026-01-01T00:00:00Z">
         <w:r>
           <w:t xml:space="preserve"> </w:t>
         </w:r>
       </w:ins>
-      <w:ins w:id="70" w:author="PR Preview" w:date="2026-01-01T00:00:00Z">
+      <w:ins w:id="72" w:author="PR Preview" w:date="2026-01-01T00:00:00Z">
         <w:r>
           <w:t xml:space="preserve">It does not check prose outside those divs, but the rule still applies there.</w:t>
         </w:r>
@@ -2312,7 +2322,7 @@
       <w:pPr>
         <w:pStyle w:val="Heading2"/>
       </w:pPr>
-      <w:ins w:id="71" w:author="PR Preview" w:date="2026-01-01T00:00:00Z">
+      <w:ins w:id="73" w:author="PR Preview" w:date="2026-01-01T00:00:00Z">
         <w:r>
           <w:t xml:space="preserve">9 Rules that other chapters cover</w:t>
         </w:r>

--- a/pr-preview/pr-351/chapters/mathematical-writing-tracked-changes.docx
+++ b/pr-preview/pr-351/chapters/mathematical-writing-tracked-changes.docx
@@ -16,7 +16,7 @@
       </w:pPr>
       <w:del w:id="1" w:author="PR Preview" w:date="2026-01-01T00:00:00Z">
         <w:r>
-          <w:delText xml:space="preserve">Last modified: 2026-10-25 19:48:50 (PDT)</w:delText>
+          <w:delText xml:space="preserve">Last modified: 2026-10-26 01:48:18 (PDT)</w:delText>
         </w:r>
       </w:del>
     </w:p>
@@ -26,7 +26,7 @@
       </w:pPr>
       <w:ins w:id="2" w:author="PR Preview" w:date="2026-01-01T00:00:00Z">
         <w:r>
-          <w:t xml:space="preserve">Last modified: 2026-10-26 01:19:16 (PDT)</w:t>
+          <w:t xml:space="preserve">Last modified: 2026-10-26 01:57:12 (PDT)</w:t>
         </w:r>
       </w:ins>
     </w:p>
@@ -248,7 +248,7 @@
         <w:pStyle w:val="FirstParagraph"/>
       </w:pPr>
       <w:r>
-        <w:t xml:space="preserve">Readers meet a formula as part of a sentence,</w:t>
+        <w:t xml:space="preserve">Readers encounter a formula as part of a sentence,</w:t>
       </w:r>
       <w:r>
         <w:t xml:space="preserve"> </w:t>
@@ -2132,7 +2132,7 @@
       </w:ins>
       <w:ins w:id="41" w:author="PR Preview" w:date="2026-01-01T00:00:00Z">
         <w:r>
-          <w:t xml:space="preserve">Put the HTML comment</w:t>
+          <w:t xml:space="preserve">Such a proof does no derivation of its own: it is one line,</w:t>
         </w:r>
       </w:ins>
       <w:ins w:id="42" w:author="PR Preview" w:date="2026-01-01T00:00:00Z">
@@ -2142,61 +2142,59 @@
       </w:ins>
       <w:ins w:id="43" w:author="PR Preview" w:date="2026-01-01T00:00:00Z">
         <w:r>
+          <w:t xml:space="preserve">“By</w:t>
+        </w:r>
+      </w:ins>
+      <w:ins w:id="44" w:author="PR Preview" w:date="2026-01-01T00:00:00Z">
+        <w:r>
+          <w:t xml:space="preserve"> </w:t>
+        </w:r>
+      </w:ins>
+      <w:ins w:id="45" w:author="PR Preview" w:date="2026-01-01T00:00:00Z">
+        <w:r>
           <w:rPr>
-            <w:rStyle w:val="VerbatimChar"/>
+            <w:b/>
+            <w:bCs/>
           </w:rPr>
-          <w:t xml:space="preserve">&lt;!-- check-solution-citations: allow --&gt;</w:t>
-        </w:r>
-      </w:ins>
-      <w:ins w:id="44" w:author="PR Preview" w:date="2026-01-01T00:00:00Z">
+          <w:t xml:space="preserve">?@sol-x</w:t>
+        </w:r>
+      </w:ins>
+      <w:ins w:id="46" w:author="PR Preview" w:date="2026-01-01T00:00:00Z">
+        <w:r>
+          <w:t xml:space="preserve">.”</w:t>
+        </w:r>
+      </w:ins>
+      <w:ins w:id="47" w:author="PR Preview" w:date="2026-01-01T00:00:00Z">
+        <w:r>
+          <w:t xml:space="preserve">, with one citation.</w:t>
+        </w:r>
+      </w:ins>
+      <w:ins w:id="48" w:author="PR Preview" w:date="2026-01-01T00:00:00Z">
         <w:r>
           <w:t xml:space="preserve"> </w:t>
         </w:r>
       </w:ins>
-      <w:ins w:id="45" w:author="PR Preview" w:date="2026-01-01T00:00:00Z">
-        <w:r>
-          <w:t xml:space="preserve">on the line that holds the</w:t>
-        </w:r>
-      </w:ins>
-      <w:ins w:id="46" w:author="PR Preview" w:date="2026-01-01T00:00:00Z">
+      <w:ins w:id="49" w:author="PR Preview" w:date="2026-01-01T00:00:00Z">
+        <w:r>
+          <w:t xml:space="preserve">A proof with its own steps, display math or a second citation cites result divs instead.</w:t>
+        </w:r>
+      </w:ins>
+    </w:p>
+    <w:p>
+      <w:pPr>
+        <w:pStyle w:val="BodyText"/>
+      </w:pPr>
+      <w:ins w:id="50" w:author="PR Preview" w:date="2026-01-01T00:00:00Z">
+        <w:r>
+          <w:t xml:space="preserve">The</w:t>
+        </w:r>
+      </w:ins>
+      <w:ins w:id="51" w:author="PR Preview" w:date="2026-01-01T00:00:00Z">
         <w:r>
           <w:t xml:space="preserve"> </w:t>
         </w:r>
       </w:ins>
-      <w:ins w:id="47" w:author="PR Preview" w:date="2026-01-01T00:00:00Z">
-        <w:r>
-          <w:rPr>
-            <w:rStyle w:val="VerbatimChar"/>
-          </w:rPr>
-          <w:t xml:space="preserve">@sol-</w:t>
-        </w:r>
-      </w:ins>
-      <w:ins w:id="48" w:author="PR Preview" w:date="2026-01-01T00:00:00Z">
-        <w:r>
-          <w:t xml:space="preserve"> </w:t>
-        </w:r>
-      </w:ins>
-      <w:ins w:id="49" w:author="PR Preview" w:date="2026-01-01T00:00:00Z">
-        <w:r>
-          <w:t xml:space="preserve">cross-reference,</w:t>
-        </w:r>
-      </w:ins>
-      <w:ins w:id="50" w:author="PR Preview" w:date="2026-01-01T00:00:00Z">
-        <w:r>
-          <w:t xml:space="preserve"> </w:t>
-        </w:r>
-      </w:ins>
-      <w:ins w:id="51" w:author="PR Preview" w:date="2026-01-01T00:00:00Z">
-        <w:r>
-          <w:t xml:space="preserve">so that the</w:t>
-        </w:r>
-      </w:ins>
       <w:ins w:id="52" w:author="PR Preview" w:date="2026-01-01T00:00:00Z">
-        <w:r>
-          <w:t xml:space="preserve"> </w:t>
-        </w:r>
-      </w:ins>
-      <w:ins w:id="53" w:author="PR Preview" w:date="2026-01-01T00:00:00Z">
         <w:r>
           <w:rPr>
             <w:rStyle w:val="VerbatimChar"/>
@@ -2204,66 +2202,23 @@
           <w:t xml:space="preserve">check-solution-citations</w:t>
         </w:r>
       </w:ins>
+      <w:ins w:id="53" w:author="PR Preview" w:date="2026-01-01T00:00:00Z">
+        <w:r>
+          <w:t xml:space="preserve"> </w:t>
+        </w:r>
+      </w:ins>
       <w:ins w:id="54" w:author="PR Preview" w:date="2026-01-01T00:00:00Z">
         <w:r>
+          <w:t xml:space="preserve">workflow in</w:t>
+        </w:r>
+      </w:ins>
+      <w:ins w:id="55" w:author="PR Preview" w:date="2026-01-01T00:00:00Z">
+        <w:r>
           <w:t xml:space="preserve"> </w:t>
         </w:r>
       </w:ins>
-      <w:ins w:id="55" w:author="PR Preview" w:date="2026-01-01T00:00:00Z">
-        <w:r>
-          <w:t xml:space="preserve">workflow can tell this citation from a citation of a solution to a different exercise.</w:t>
-        </w:r>
-      </w:ins>
-      <w:ins w:id="56" w:author="PR Preview" w:date="2026-01-01T00:00:00Z">
-        <w:r>
-          <w:t xml:space="preserve"> </w:t>
-        </w:r>
-      </w:ins>
-      <w:ins w:id="57" w:author="PR Preview" w:date="2026-01-01T00:00:00Z">
-        <w:r>
-          <w:t xml:space="preserve">The comment is for maintainers: Quarto removes it from the rendered page.</w:t>
-        </w:r>
-      </w:ins>
-    </w:p>
-    <w:p>
-      <w:pPr>
-        <w:pStyle w:val="BodyText"/>
-      </w:pPr>
-      <w:ins w:id="58" w:author="PR Preview" w:date="2026-01-01T00:00:00Z">
-        <w:r>
-          <w:t xml:space="preserve">The</w:t>
-        </w:r>
-      </w:ins>
-      <w:ins w:id="59" w:author="PR Preview" w:date="2026-01-01T00:00:00Z">
-        <w:r>
-          <w:t xml:space="preserve"> </w:t>
-        </w:r>
-      </w:ins>
-      <w:ins w:id="60" w:author="PR Preview" w:date="2026-01-01T00:00:00Z">
-        <w:r>
-          <w:rPr>
-            <w:rStyle w:val="VerbatimChar"/>
-          </w:rPr>
-          <w:t xml:space="preserve">check-solution-citations</w:t>
-        </w:r>
-      </w:ins>
-      <w:ins w:id="61" w:author="PR Preview" w:date="2026-01-01T00:00:00Z">
-        <w:r>
-          <w:t xml:space="preserve"> </w:t>
-        </w:r>
-      </w:ins>
-      <w:ins w:id="62" w:author="PR Preview" w:date="2026-01-01T00:00:00Z">
-        <w:r>
-          <w:t xml:space="preserve">workflow in</w:t>
-        </w:r>
-      </w:ins>
-      <w:ins w:id="63" w:author="PR Preview" w:date="2026-01-01T00:00:00Z">
-        <w:r>
-          <w:t xml:space="preserve"> </w:t>
-        </w:r>
-      </w:ins>
       <w:hyperlink r:id="rId33">
-        <w:ins w:id="64" w:author="PR Preview" w:date="2026-01-01T00:00:00Z">
+        <w:ins w:id="56" w:author="PR Preview" w:date="2026-01-01T00:00:00Z">
           <w:r>
             <w:rPr>
               <w:rStyle w:val="VerbatimChar"/>
@@ -2272,22 +2227,22 @@
           </w:r>
         </w:ins>
       </w:hyperlink>
-      <w:ins w:id="65" w:author="PR Preview" w:date="2026-01-01T00:00:00Z">
+      <w:ins w:id="57" w:author="PR Preview" w:date="2026-01-01T00:00:00Z">
         <w:r>
           <w:t xml:space="preserve"> </w:t>
         </w:r>
       </w:ins>
-      <w:ins w:id="66" w:author="PR Preview" w:date="2026-01-01T00:00:00Z">
+      <w:ins w:id="58" w:author="PR Preview" w:date="2026-01-01T00:00:00Z">
         <w:r>
           <w:t xml:space="preserve">flags a</w:t>
         </w:r>
       </w:ins>
-      <w:ins w:id="67" w:author="PR Preview" w:date="2026-01-01T00:00:00Z">
+      <w:ins w:id="59" w:author="PR Preview" w:date="2026-01-01T00:00:00Z">
         <w:r>
           <w:t xml:space="preserve"> </w:t>
         </w:r>
       </w:ins>
-      <w:ins w:id="68" w:author="PR Preview" w:date="2026-01-01T00:00:00Z">
+      <w:ins w:id="60" w:author="PR Preview" w:date="2026-01-01T00:00:00Z">
         <w:r>
           <w:rPr>
             <w:rStyle w:val="VerbatimChar"/>
@@ -2295,6 +2250,49 @@
           <w:t xml:space="preserve">@sol-</w:t>
         </w:r>
       </w:ins>
+      <w:ins w:id="61" w:author="PR Preview" w:date="2026-01-01T00:00:00Z">
+        <w:r>
+          <w:t xml:space="preserve"> </w:t>
+        </w:r>
+      </w:ins>
+      <w:ins w:id="62" w:author="PR Preview" w:date="2026-01-01T00:00:00Z">
+        <w:r>
+          <w:t xml:space="preserve">cross-reference inside a proof or result div.</w:t>
+        </w:r>
+      </w:ins>
+      <w:ins w:id="63" w:author="PR Preview" w:date="2026-01-01T00:00:00Z">
+        <w:r>
+          <w:t xml:space="preserve"> </w:t>
+        </w:r>
+      </w:ins>
+      <w:ins w:id="64" w:author="PR Preview" w:date="2026-01-01T00:00:00Z">
+        <w:r>
+          <w:t xml:space="preserve">It lets a one-line proof with one citation pass.</w:t>
+        </w:r>
+      </w:ins>
+      <w:ins w:id="65" w:author="PR Preview" w:date="2026-01-01T00:00:00Z">
+        <w:r>
+          <w:t xml:space="preserve"> </w:t>
+        </w:r>
+      </w:ins>
+      <w:ins w:id="66" w:author="PR Preview" w:date="2026-01-01T00:00:00Z">
+        <w:r>
+          <w:t xml:space="preserve">For any other line that must cite a solution, the HTML comment</w:t>
+        </w:r>
+      </w:ins>
+      <w:ins w:id="67" w:author="PR Preview" w:date="2026-01-01T00:00:00Z">
+        <w:r>
+          <w:t xml:space="preserve"> </w:t>
+        </w:r>
+      </w:ins>
+      <w:ins w:id="68" w:author="PR Preview" w:date="2026-01-01T00:00:00Z">
+        <w:r>
+          <w:rPr>
+            <w:rStyle w:val="VerbatimChar"/>
+          </w:rPr>
+          <w:t xml:space="preserve">&lt;!-- check-solution-citations: allow --&gt;</w:t>
+        </w:r>
+      </w:ins>
       <w:ins w:id="69" w:author="PR Preview" w:date="2026-01-01T00:00:00Z">
         <w:r>
           <w:t xml:space="preserve"> </w:t>
@@ -2302,7 +2300,7 @@
       </w:ins>
       <w:ins w:id="70" w:author="PR Preview" w:date="2026-01-01T00:00:00Z">
         <w:r>
-          <w:t xml:space="preserve">cross-reference inside a proof or result div.</w:t>
+          <w:t xml:space="preserve">on that line tells the workflow to skip it, whichever solution the line cites.</w:t>
         </w:r>
       </w:ins>
       <w:ins w:id="71" w:author="PR Preview" w:date="2026-01-01T00:00:00Z">
@@ -2312,7 +2310,17 @@
       </w:ins>
       <w:ins w:id="72" w:author="PR Preview" w:date="2026-01-01T00:00:00Z">
         <w:r>
-          <w:t xml:space="preserve">It does not check prose outside those divs, but the rule still applies there.</w:t>
+          <w:t xml:space="preserve">Quarto removes the comment from the rendered page.</w:t>
+        </w:r>
+      </w:ins>
+      <w:ins w:id="73" w:author="PR Preview" w:date="2026-01-01T00:00:00Z">
+        <w:r>
+          <w:t xml:space="preserve"> </w:t>
+        </w:r>
+      </w:ins>
+      <w:ins w:id="74" w:author="PR Preview" w:date="2026-01-01T00:00:00Z">
+        <w:r>
+          <w:t xml:space="preserve">The workflow does not check prose outside those divs, but the rule still applies there.</w:t>
         </w:r>
       </w:ins>
     </w:p>
@@ -2322,7 +2330,7 @@
       <w:pPr>
         <w:pStyle w:val="Heading2"/>
       </w:pPr>
-      <w:ins w:id="73" w:author="PR Preview" w:date="2026-01-01T00:00:00Z">
+      <w:ins w:id="75" w:author="PR Preview" w:date="2026-01-01T00:00:00Z">
         <w:r>
           <w:t xml:space="preserve">9 Rules that other chapters cover</w:t>
         </w:r>

--- a/pr-preview/pr-351/chapters/mathematical-writing-tracked-changes.docx
+++ b/pr-preview/pr-351/chapters/mathematical-writing-tracked-changes.docx
@@ -16,7 +16,7 @@
       </w:pPr>
       <w:del w:id="1" w:author="PR Preview" w:date="2026-01-01T00:00:00Z">
         <w:r>
-          <w:delText xml:space="preserve">Last modified: 2026-10-26 01:48:18 (PDT)</w:delText>
+          <w:delText xml:space="preserve">Last modified: 2026-10-26 09:06:18 (PDT)</w:delText>
         </w:r>
       </w:del>
     </w:p>
@@ -26,7 +26,7 @@
       </w:pPr>
       <w:ins w:id="2" w:author="PR Preview" w:date="2026-01-01T00:00:00Z">
         <w:r>
-          <w:t xml:space="preserve">Last modified: 2026-10-26 01:57:12 (PDT)</w:t>
+          <w:t xml:space="preserve">Last modified: 2026-10-26 09:30:11 (PDT)</w:t>
         </w:r>
       </w:ins>
     </w:p>
@@ -1938,7 +1938,7 @@
       </w:ins>
       <w:ins w:id="11" w:author="PR Preview" w:date="2026-01-01T00:00:00Z">
         <w:r>
-          <w:t xml:space="preserve">Follow each solution that a later argument relies on with a result div (a theorem, lemma, corollary or proposition) that states the claim,</w:t>
+          <w:t xml:space="preserve">Follow each solution that contains a reusable result with a result div (a theorem, lemma, corollary or proposition) that states the claim.</w:t>
         </w:r>
       </w:ins>
       <w:ins w:id="12" w:author="PR Preview" w:date="2026-01-01T00:00:00Z">
@@ -1948,7 +1948,27 @@
       </w:ins>
       <w:ins w:id="13" w:author="PR Preview" w:date="2026-01-01T00:00:00Z">
         <w:r>
-          <w:t xml:space="preserve">and cite that result div in the later argument.</w:t>
+          <w:t xml:space="preserve">The test is whether the solution contains a result that other arguments could use,</w:t>
+        </w:r>
+      </w:ins>
+      <w:ins w:id="14" w:author="PR Preview" w:date="2026-01-01T00:00:00Z">
+        <w:r>
+          <w:t xml:space="preserve"> </w:t>
+        </w:r>
+      </w:ins>
+      <w:ins w:id="15" w:author="PR Preview" w:date="2026-01-01T00:00:00Z">
+        <w:r>
+          <w:t xml:space="preserve">not whether any later argument currently relies on it.</w:t>
+        </w:r>
+      </w:ins>
+      <w:ins w:id="16" w:author="PR Preview" w:date="2026-01-01T00:00:00Z">
+        <w:r>
+          <w:t xml:space="preserve"> </w:t>
+        </w:r>
+      </w:ins>
+      <w:ins w:id="17" w:author="PR Preview" w:date="2026-01-01T00:00:00Z">
+        <w:r>
+          <w:t xml:space="preserve">Cite that result div in every argument that uses the claim.</w:t>
         </w:r>
       </w:ins>
     </w:p>
@@ -1957,7 +1977,7 @@
       <w:pPr>
         <w:pStyle w:val="BodyText"/>
       </w:pPr>
-      <w:ins w:id="14" w:author="PR Preview" w:date="2026-01-01T00:00:00Z">
+      <w:ins w:id="18" w:author="PR Preview" w:date="2026-01-01T00:00:00Z">
         <w:r>
           <w:rPr>
             <w:b/>
@@ -1966,12 +1986,12 @@
           <w:t xml:space="preserve">Example 5 (Citing a result div)</w:t>
         </w:r>
       </w:ins>
-      <w:ins w:id="15" w:author="PR Preview" w:date="2026-01-01T00:00:00Z">
-        <w:r>
-          <w:t xml:space="preserve"> </w:t>
-        </w:r>
-      </w:ins>
-      <w:ins w:id="16" w:author="PR Preview" w:date="2026-01-01T00:00:00Z">
+      <w:ins w:id="19" w:author="PR Preview" w:date="2026-01-01T00:00:00Z">
+        <w:r>
+          <w:t xml:space="preserve"> </w:t>
+        </w:r>
+      </w:ins>
+      <w:ins w:id="20" w:author="PR Preview" w:date="2026-01-01T00:00:00Z">
         <w:r>
           <w:t xml:space="preserve"> </w:t>
         </w:r>
@@ -1981,17 +2001,17 @@
       <w:pPr>
         <w:pStyle w:val="BlockText"/>
       </w:pPr>
-      <w:ins w:id="17" w:author="PR Preview" w:date="2026-01-01T00:00:00Z">
+      <w:ins w:id="21" w:author="PR Preview" w:date="2026-01-01T00:00:00Z">
         <w:r>
           <w:t xml:space="preserve">❌</w:t>
         </w:r>
       </w:ins>
-      <w:ins w:id="18" w:author="PR Preview" w:date="2026-01-01T00:00:00Z">
-        <w:r>
-          <w:t xml:space="preserve"> </w:t>
-        </w:r>
-      </w:ins>
-      <w:ins w:id="19" w:author="PR Preview" w:date="2026-01-01T00:00:00Z">
+      <w:ins w:id="22" w:author="PR Preview" w:date="2026-01-01T00:00:00Z">
+        <w:r>
+          <w:t xml:space="preserve"> </w:t>
+        </w:r>
+      </w:ins>
+      <w:ins w:id="23" w:author="PR Preview" w:date="2026-01-01T00:00:00Z">
         <w:r>
           <w:rPr>
             <w:b/>
@@ -2000,12 +2020,12 @@
           <w:t xml:space="preserve">Proof.</w:t>
         </w:r>
       </w:ins>
-      <w:ins w:id="20" w:author="PR Preview" w:date="2026-01-01T00:00:00Z">
-        <w:r>
-          <w:t xml:space="preserve"> </w:t>
-        </w:r>
-      </w:ins>
-      <w:ins w:id="21" w:author="PR Preview" w:date="2026-01-01T00:00:00Z">
+      <w:ins w:id="24" w:author="PR Preview" w:date="2026-01-01T00:00:00Z">
+        <w:r>
+          <w:t xml:space="preserve"> </w:t>
+        </w:r>
+      </w:ins>
+      <w:ins w:id="25" w:author="PR Preview" w:date="2026-01-01T00:00:00Z">
         <w:r>
           <w:t xml:space="preserve">By Solution 9 and Solution 10, the claim holds.</w:t>
         </w:r>
@@ -2015,17 +2035,17 @@
       <w:pPr>
         <w:pStyle w:val="BlockText"/>
       </w:pPr>
-      <w:ins w:id="22" w:author="PR Preview" w:date="2026-01-01T00:00:00Z">
+      <w:ins w:id="26" w:author="PR Preview" w:date="2026-01-01T00:00:00Z">
         <w:r>
           <w:t xml:space="preserve">✅</w:t>
         </w:r>
       </w:ins>
-      <w:ins w:id="23" w:author="PR Preview" w:date="2026-01-01T00:00:00Z">
-        <w:r>
-          <w:t xml:space="preserve"> </w:t>
-        </w:r>
-      </w:ins>
-      <w:ins w:id="24" w:author="PR Preview" w:date="2026-01-01T00:00:00Z">
+      <w:ins w:id="27" w:author="PR Preview" w:date="2026-01-01T00:00:00Z">
+        <w:r>
+          <w:t xml:space="preserve"> </w:t>
+        </w:r>
+      </w:ins>
+      <w:ins w:id="28" w:author="PR Preview" w:date="2026-01-01T00:00:00Z">
         <w:r>
           <w:rPr>
             <w:b/>
@@ -2034,12 +2054,12 @@
           <w:t xml:space="preserve">Proof.</w:t>
         </w:r>
       </w:ins>
-      <w:ins w:id="25" w:author="PR Preview" w:date="2026-01-01T00:00:00Z">
-        <w:r>
-          <w:t xml:space="preserve"> </w:t>
-        </w:r>
-      </w:ins>
-      <w:ins w:id="26" w:author="PR Preview" w:date="2026-01-01T00:00:00Z">
+      <w:ins w:id="29" w:author="PR Preview" w:date="2026-01-01T00:00:00Z">
+        <w:r>
+          <w:t xml:space="preserve"> </w:t>
+        </w:r>
+      </w:ins>
+      <w:ins w:id="30" w:author="PR Preview" w:date="2026-01-01T00:00:00Z">
         <w:r>
           <w:t xml:space="preserve">By Lemma 4 and Lemma 5, the claim holds.</w:t>
         </w:r>
@@ -2049,17 +2069,17 @@
       <w:pPr>
         <w:pStyle w:val="FirstParagraph"/>
       </w:pPr>
-      <w:ins w:id="27" w:author="PR Preview" w:date="2026-01-01T00:00:00Z">
+      <w:ins w:id="31" w:author="PR Preview" w:date="2026-01-01T00:00:00Z">
         <w:r>
           <w:t xml:space="preserve">The ❌ version sends the reader to answers that the notes may reorder, hide or drop.</w:t>
         </w:r>
       </w:ins>
-      <w:ins w:id="28" w:author="PR Preview" w:date="2026-01-01T00:00:00Z">
-        <w:r>
-          <w:t xml:space="preserve"> </w:t>
-        </w:r>
-      </w:ins>
-      <w:ins w:id="29" w:author="PR Preview" w:date="2026-01-01T00:00:00Z">
+      <w:ins w:id="32" w:author="PR Preview" w:date="2026-01-01T00:00:00Z">
+        <w:r>
+          <w:t xml:space="preserve"> </w:t>
+        </w:r>
+      </w:ins>
+      <w:ins w:id="33" w:author="PR Preview" w:date="2026-01-01T00:00:00Z">
         <w:r>
           <w:t xml:space="preserve">The ✅ version cites claims that the notes state, number and keep.</w:t>
         </w:r>
@@ -2070,37 +2090,72 @@
       <w:pPr>
         <w:pStyle w:val="BodyText"/>
       </w:pPr>
-      <w:ins w:id="30" w:author="PR Preview" w:date="2026-01-01T00:00:00Z">
+      <w:ins w:id="34" w:author="PR Preview" w:date="2026-01-01T00:00:00Z">
         <w:r>
           <w:t xml:space="preserve">Add an exercise and its solution just before every result div that you add or edit.</w:t>
         </w:r>
       </w:ins>
-      <w:ins w:id="31" w:author="PR Preview" w:date="2026-01-01T00:00:00Z">
-        <w:r>
-          <w:t xml:space="preserve"> </w:t>
-        </w:r>
-      </w:ins>
-      <w:ins w:id="32" w:author="PR Preview" w:date="2026-01-01T00:00:00Z">
-        <w:r>
-          <w:t xml:space="preserve">The exercise asks the student to prove the result,</w:t>
-        </w:r>
-      </w:ins>
-      <w:ins w:id="33" w:author="PR Preview" w:date="2026-01-01T00:00:00Z">
-        <w:r>
-          <w:t xml:space="preserve"> </w:t>
-        </w:r>
-      </w:ins>
-      <w:ins w:id="34" w:author="PR Preview" w:date="2026-01-01T00:00:00Z">
+      <w:ins w:id="35" w:author="PR Preview" w:date="2026-01-01T00:00:00Z">
+        <w:r>
+          <w:t xml:space="preserve"> </w:t>
+        </w:r>
+      </w:ins>
+      <w:ins w:id="36" w:author="PR Preview" w:date="2026-01-01T00:00:00Z">
+        <w:r>
+          <w:t xml:space="preserve">The exercise does not state the result.</w:t>
+        </w:r>
+      </w:ins>
+      <w:ins w:id="37" w:author="PR Preview" w:date="2026-01-01T00:00:00Z">
+        <w:r>
+          <w:t xml:space="preserve"> </w:t>
+        </w:r>
+      </w:ins>
+      <w:ins w:id="38" w:author="PR Preview" w:date="2026-01-01T00:00:00Z">
+        <w:r>
+          <w:t xml:space="preserve">It asks the student to find it, such as</w:t>
+        </w:r>
+      </w:ins>
+      <w:ins w:id="39" w:author="PR Preview" w:date="2026-01-01T00:00:00Z">
+        <w:r>
+          <w:t xml:space="preserve"> </w:t>
+        </w:r>
+      </w:ins>
+      <w:ins w:id="40" w:author="PR Preview" w:date="2026-01-01T00:00:00Z">
+        <w:r>
+          <w:t xml:space="preserve">“find an expression for the spread of a random variable using its first two moments”</w:t>
+        </w:r>
+      </w:ins>
+      <w:ins w:id="41" w:author="PR Preview" w:date="2026-01-01T00:00:00Z">
+        <w:r>
+          <w:t xml:space="preserve">,</w:t>
+        </w:r>
+      </w:ins>
+      <w:ins w:id="42" w:author="PR Preview" w:date="2026-01-01T00:00:00Z">
+        <w:r>
+          <w:t xml:space="preserve"> </w:t>
+        </w:r>
+      </w:ins>
+      <w:ins w:id="43" w:author="PR Preview" w:date="2026-01-01T00:00:00Z">
+        <w:r>
+          <w:t xml:space="preserve">so that the reader discovers the result,</w:t>
+        </w:r>
+      </w:ins>
+      <w:ins w:id="44" w:author="PR Preview" w:date="2026-01-01T00:00:00Z">
+        <w:r>
+          <w:t xml:space="preserve"> </w:t>
+        </w:r>
+      </w:ins>
+      <w:ins w:id="45" w:author="PR Preview" w:date="2026-01-01T00:00:00Z">
         <w:r>
           <w:t xml:space="preserve">and the result div then states what the solution showed.</w:t>
         </w:r>
       </w:ins>
-      <w:ins w:id="35" w:author="PR Preview" w:date="2026-01-01T00:00:00Z">
-        <w:r>
-          <w:t xml:space="preserve"> </w:t>
-        </w:r>
-      </w:ins>
-      <w:ins w:id="36" w:author="PR Preview" w:date="2026-01-01T00:00:00Z">
+      <w:ins w:id="46" w:author="PR Preview" w:date="2026-01-01T00:00:00Z">
+        <w:r>
+          <w:t xml:space="preserve"> </w:t>
+        </w:r>
+      </w:ins>
+      <w:ins w:id="47" w:author="PR Preview" w:date="2026-01-01T00:00:00Z">
         <w:r>
           <w:t xml:space="preserve">Every later argument cites the result div.</w:t>
         </w:r>
@@ -2110,47 +2165,47 @@
       <w:pPr>
         <w:pStyle w:val="BodyText"/>
       </w:pPr>
-      <w:ins w:id="37" w:author="PR Preview" w:date="2026-01-01T00:00:00Z">
+      <w:ins w:id="48" w:author="PR Preview" w:date="2026-01-01T00:00:00Z">
         <w:r>
           <w:t xml:space="preserve">The one exception to the citation rule follows from that pairing:</w:t>
         </w:r>
       </w:ins>
-      <w:ins w:id="38" w:author="PR Preview" w:date="2026-01-01T00:00:00Z">
-        <w:r>
-          <w:t xml:space="preserve"> </w:t>
-        </w:r>
-      </w:ins>
-      <w:ins w:id="39" w:author="PR Preview" w:date="2026-01-01T00:00:00Z">
+      <w:ins w:id="49" w:author="PR Preview" w:date="2026-01-01T00:00:00Z">
+        <w:r>
+          <w:t xml:space="preserve"> </w:t>
+        </w:r>
+      </w:ins>
+      <w:ins w:id="50" w:author="PR Preview" w:date="2026-01-01T00:00:00Z">
         <w:r>
           <w:t xml:space="preserve">the proof of the result itself may cite the solution of the exercise that asks for that same result.</w:t>
         </w:r>
       </w:ins>
-      <w:ins w:id="40" w:author="PR Preview" w:date="2026-01-01T00:00:00Z">
-        <w:r>
-          <w:t xml:space="preserve"> </w:t>
-        </w:r>
-      </w:ins>
-      <w:ins w:id="41" w:author="PR Preview" w:date="2026-01-01T00:00:00Z">
+      <w:ins w:id="51" w:author="PR Preview" w:date="2026-01-01T00:00:00Z">
+        <w:r>
+          <w:t xml:space="preserve"> </w:t>
+        </w:r>
+      </w:ins>
+      <w:ins w:id="52" w:author="PR Preview" w:date="2026-01-01T00:00:00Z">
         <w:r>
           <w:t xml:space="preserve">Such a proof does no derivation of its own: it is one line,</w:t>
         </w:r>
       </w:ins>
-      <w:ins w:id="42" w:author="PR Preview" w:date="2026-01-01T00:00:00Z">
-        <w:r>
-          <w:t xml:space="preserve"> </w:t>
-        </w:r>
-      </w:ins>
-      <w:ins w:id="43" w:author="PR Preview" w:date="2026-01-01T00:00:00Z">
+      <w:ins w:id="53" w:author="PR Preview" w:date="2026-01-01T00:00:00Z">
+        <w:r>
+          <w:t xml:space="preserve"> </w:t>
+        </w:r>
+      </w:ins>
+      <w:ins w:id="54" w:author="PR Preview" w:date="2026-01-01T00:00:00Z">
         <w:r>
           <w:t xml:space="preserve">“By</w:t>
         </w:r>
       </w:ins>
-      <w:ins w:id="44" w:author="PR Preview" w:date="2026-01-01T00:00:00Z">
-        <w:r>
-          <w:t xml:space="preserve"> </w:t>
-        </w:r>
-      </w:ins>
-      <w:ins w:id="45" w:author="PR Preview" w:date="2026-01-01T00:00:00Z">
+      <w:ins w:id="55" w:author="PR Preview" w:date="2026-01-01T00:00:00Z">
+        <w:r>
+          <w:t xml:space="preserve"> </w:t>
+        </w:r>
+      </w:ins>
+      <w:ins w:id="56" w:author="PR Preview" w:date="2026-01-01T00:00:00Z">
         <w:r>
           <w:rPr>
             <w:b/>
@@ -2159,22 +2214,22 @@
           <w:t xml:space="preserve">?@sol-x</w:t>
         </w:r>
       </w:ins>
-      <w:ins w:id="46" w:author="PR Preview" w:date="2026-01-01T00:00:00Z">
+      <w:ins w:id="57" w:author="PR Preview" w:date="2026-01-01T00:00:00Z">
         <w:r>
           <w:t xml:space="preserve">.”</w:t>
         </w:r>
       </w:ins>
-      <w:ins w:id="47" w:author="PR Preview" w:date="2026-01-01T00:00:00Z">
+      <w:ins w:id="58" w:author="PR Preview" w:date="2026-01-01T00:00:00Z">
         <w:r>
           <w:t xml:space="preserve">, with one citation.</w:t>
         </w:r>
       </w:ins>
-      <w:ins w:id="48" w:author="PR Preview" w:date="2026-01-01T00:00:00Z">
-        <w:r>
-          <w:t xml:space="preserve"> </w:t>
-        </w:r>
-      </w:ins>
-      <w:ins w:id="49" w:author="PR Preview" w:date="2026-01-01T00:00:00Z">
+      <w:ins w:id="59" w:author="PR Preview" w:date="2026-01-01T00:00:00Z">
+        <w:r>
+          <w:t xml:space="preserve"> </w:t>
+        </w:r>
+      </w:ins>
+      <w:ins w:id="60" w:author="PR Preview" w:date="2026-01-01T00:00:00Z">
         <w:r>
           <w:t xml:space="preserve">A proof with its own steps, display math or a second citation cites result divs instead.</w:t>
         </w:r>
@@ -2184,17 +2239,17 @@
       <w:pPr>
         <w:pStyle w:val="BodyText"/>
       </w:pPr>
-      <w:ins w:id="50" w:author="PR Preview" w:date="2026-01-01T00:00:00Z">
+      <w:ins w:id="61" w:author="PR Preview" w:date="2026-01-01T00:00:00Z">
         <w:r>
           <w:t xml:space="preserve">The</w:t>
         </w:r>
       </w:ins>
-      <w:ins w:id="51" w:author="PR Preview" w:date="2026-01-01T00:00:00Z">
-        <w:r>
-          <w:t xml:space="preserve"> </w:t>
-        </w:r>
-      </w:ins>
-      <w:ins w:id="52" w:author="PR Preview" w:date="2026-01-01T00:00:00Z">
+      <w:ins w:id="62" w:author="PR Preview" w:date="2026-01-01T00:00:00Z">
+        <w:r>
+          <w:t xml:space="preserve"> </w:t>
+        </w:r>
+      </w:ins>
+      <w:ins w:id="63" w:author="PR Preview" w:date="2026-01-01T00:00:00Z">
         <w:r>
           <w:rPr>
             <w:rStyle w:val="VerbatimChar"/>
@@ -2202,23 +2257,23 @@
           <w:t xml:space="preserve">check-solution-citations</w:t>
         </w:r>
       </w:ins>
-      <w:ins w:id="53" w:author="PR Preview" w:date="2026-01-01T00:00:00Z">
-        <w:r>
-          <w:t xml:space="preserve"> </w:t>
-        </w:r>
-      </w:ins>
-      <w:ins w:id="54" w:author="PR Preview" w:date="2026-01-01T00:00:00Z">
+      <w:ins w:id="64" w:author="PR Preview" w:date="2026-01-01T00:00:00Z">
+        <w:r>
+          <w:t xml:space="preserve"> </w:t>
+        </w:r>
+      </w:ins>
+      <w:ins w:id="65" w:author="PR Preview" w:date="2026-01-01T00:00:00Z">
         <w:r>
           <w:t xml:space="preserve">workflow in</w:t>
         </w:r>
       </w:ins>
-      <w:ins w:id="55" w:author="PR Preview" w:date="2026-01-01T00:00:00Z">
+      <w:ins w:id="66" w:author="PR Preview" w:date="2026-01-01T00:00:00Z">
         <w:r>
           <w:t xml:space="preserve"> </w:t>
         </w:r>
       </w:ins>
       <w:hyperlink r:id="rId33">
-        <w:ins w:id="56" w:author="PR Preview" w:date="2026-01-01T00:00:00Z">
+        <w:ins w:id="67" w:author="PR Preview" w:date="2026-01-01T00:00:00Z">
           <w:r>
             <w:rPr>
               <w:rStyle w:val="VerbatimChar"/>
@@ -2227,22 +2282,22 @@
           </w:r>
         </w:ins>
       </w:hyperlink>
-      <w:ins w:id="57" w:author="PR Preview" w:date="2026-01-01T00:00:00Z">
-        <w:r>
-          <w:t xml:space="preserve"> </w:t>
-        </w:r>
-      </w:ins>
-      <w:ins w:id="58" w:author="PR Preview" w:date="2026-01-01T00:00:00Z">
+      <w:ins w:id="68" w:author="PR Preview" w:date="2026-01-01T00:00:00Z">
+        <w:r>
+          <w:t xml:space="preserve"> </w:t>
+        </w:r>
+      </w:ins>
+      <w:ins w:id="69" w:author="PR Preview" w:date="2026-01-01T00:00:00Z">
         <w:r>
           <w:t xml:space="preserve">flags a</w:t>
         </w:r>
       </w:ins>
-      <w:ins w:id="59" w:author="PR Preview" w:date="2026-01-01T00:00:00Z">
-        <w:r>
-          <w:t xml:space="preserve"> </w:t>
-        </w:r>
-      </w:ins>
-      <w:ins w:id="60" w:author="PR Preview" w:date="2026-01-01T00:00:00Z">
+      <w:ins w:id="70" w:author="PR Preview" w:date="2026-01-01T00:00:00Z">
+        <w:r>
+          <w:t xml:space="preserve"> </w:t>
+        </w:r>
+      </w:ins>
+      <w:ins w:id="71" w:author="PR Preview" w:date="2026-01-01T00:00:00Z">
         <w:r>
           <w:rPr>
             <w:rStyle w:val="VerbatimChar"/>
@@ -2250,42 +2305,42 @@
           <w:t xml:space="preserve">@sol-</w:t>
         </w:r>
       </w:ins>
-      <w:ins w:id="61" w:author="PR Preview" w:date="2026-01-01T00:00:00Z">
-        <w:r>
-          <w:t xml:space="preserve"> </w:t>
-        </w:r>
-      </w:ins>
-      <w:ins w:id="62" w:author="PR Preview" w:date="2026-01-01T00:00:00Z">
+      <w:ins w:id="72" w:author="PR Preview" w:date="2026-01-01T00:00:00Z">
+        <w:r>
+          <w:t xml:space="preserve"> </w:t>
+        </w:r>
+      </w:ins>
+      <w:ins w:id="73" w:author="PR Preview" w:date="2026-01-01T00:00:00Z">
         <w:r>
           <w:t xml:space="preserve">cross-reference inside a proof or result div.</w:t>
         </w:r>
       </w:ins>
-      <w:ins w:id="63" w:author="PR Preview" w:date="2026-01-01T00:00:00Z">
-        <w:r>
-          <w:t xml:space="preserve"> </w:t>
-        </w:r>
-      </w:ins>
-      <w:ins w:id="64" w:author="PR Preview" w:date="2026-01-01T00:00:00Z">
+      <w:ins w:id="74" w:author="PR Preview" w:date="2026-01-01T00:00:00Z">
+        <w:r>
+          <w:t xml:space="preserve"> </w:t>
+        </w:r>
+      </w:ins>
+      <w:ins w:id="75" w:author="PR Preview" w:date="2026-01-01T00:00:00Z">
         <w:r>
           <w:t xml:space="preserve">It lets a one-line proof with one citation pass.</w:t>
         </w:r>
       </w:ins>
-      <w:ins w:id="65" w:author="PR Preview" w:date="2026-01-01T00:00:00Z">
-        <w:r>
-          <w:t xml:space="preserve"> </w:t>
-        </w:r>
-      </w:ins>
-      <w:ins w:id="66" w:author="PR Preview" w:date="2026-01-01T00:00:00Z">
+      <w:ins w:id="76" w:author="PR Preview" w:date="2026-01-01T00:00:00Z">
+        <w:r>
+          <w:t xml:space="preserve"> </w:t>
+        </w:r>
+      </w:ins>
+      <w:ins w:id="77" w:author="PR Preview" w:date="2026-01-01T00:00:00Z">
         <w:r>
           <w:t xml:space="preserve">For any other line that must cite a solution, the HTML comment</w:t>
         </w:r>
       </w:ins>
-      <w:ins w:id="67" w:author="PR Preview" w:date="2026-01-01T00:00:00Z">
-        <w:r>
-          <w:t xml:space="preserve"> </w:t>
-        </w:r>
-      </w:ins>
-      <w:ins w:id="68" w:author="PR Preview" w:date="2026-01-01T00:00:00Z">
+      <w:ins w:id="78" w:author="PR Preview" w:date="2026-01-01T00:00:00Z">
+        <w:r>
+          <w:t xml:space="preserve"> </w:t>
+        </w:r>
+      </w:ins>
+      <w:ins w:id="79" w:author="PR Preview" w:date="2026-01-01T00:00:00Z">
         <w:r>
           <w:rPr>
             <w:rStyle w:val="VerbatimChar"/>
@@ -2293,46 +2348,548 @@
           <w:t xml:space="preserve">&lt;!-- check-solution-citations: allow --&gt;</w:t>
         </w:r>
       </w:ins>
-      <w:ins w:id="69" w:author="PR Preview" w:date="2026-01-01T00:00:00Z">
-        <w:r>
-          <w:t xml:space="preserve"> </w:t>
-        </w:r>
-      </w:ins>
-      <w:ins w:id="70" w:author="PR Preview" w:date="2026-01-01T00:00:00Z">
+      <w:ins w:id="80" w:author="PR Preview" w:date="2026-01-01T00:00:00Z">
+        <w:r>
+          <w:t xml:space="preserve"> </w:t>
+        </w:r>
+      </w:ins>
+      <w:ins w:id="81" w:author="PR Preview" w:date="2026-01-01T00:00:00Z">
         <w:r>
           <w:t xml:space="preserve">on that line tells the workflow to skip it, whichever solution the line cites.</w:t>
         </w:r>
       </w:ins>
-      <w:ins w:id="71" w:author="PR Preview" w:date="2026-01-01T00:00:00Z">
-        <w:r>
-          <w:t xml:space="preserve"> </w:t>
-        </w:r>
-      </w:ins>
-      <w:ins w:id="72" w:author="PR Preview" w:date="2026-01-01T00:00:00Z">
+      <w:ins w:id="82" w:author="PR Preview" w:date="2026-01-01T00:00:00Z">
+        <w:r>
+          <w:t xml:space="preserve"> </w:t>
+        </w:r>
+      </w:ins>
+      <w:ins w:id="83" w:author="PR Preview" w:date="2026-01-01T00:00:00Z">
         <w:r>
           <w:t xml:space="preserve">Quarto removes the comment from the rendered page.</w:t>
         </w:r>
       </w:ins>
-      <w:ins w:id="73" w:author="PR Preview" w:date="2026-01-01T00:00:00Z">
-        <w:r>
-          <w:t xml:space="preserve"> </w:t>
-        </w:r>
-      </w:ins>
-      <w:ins w:id="74" w:author="PR Preview" w:date="2026-01-01T00:00:00Z">
+      <w:ins w:id="84" w:author="PR Preview" w:date="2026-01-01T00:00:00Z">
+        <w:r>
+          <w:t xml:space="preserve"> </w:t>
+        </w:r>
+      </w:ins>
+      <w:ins w:id="85" w:author="PR Preview" w:date="2026-01-01T00:00:00Z">
         <w:r>
           <w:t xml:space="preserve">The workflow does not check prose outside those divs, but the rule still applies there.</w:t>
         </w:r>
       </w:ins>
     </w:p>
     <w:bookmarkEnd w:id="34"/>
-    <w:bookmarkStart w:id="45" w:name="rules-that-other-chapters-cover"/>
+    <w:bookmarkStart w:id="36" w:name="keep-each-div-minimal-cite-never-inline"/>
     <w:p>
       <w:pPr>
         <w:pStyle w:val="Heading2"/>
       </w:pPr>
-      <w:ins w:id="75" w:author="PR Preview" w:date="2026-01-01T00:00:00Z">
-        <w:r>
-          <w:t xml:space="preserve">9 Rules that other chapters cover</w:t>
+      <w:ins w:id="86" w:author="PR Preview" w:date="2026-01-01T00:00:00Z">
+        <w:r>
+          <w:t xml:space="preserve">9 Keep each div minimal: cite, never inline</w:t>
+        </w:r>
+      </w:ins>
+    </w:p>
+    <w:p>
+      <w:pPr>
+        <w:pStyle w:val="FirstParagraph"/>
+      </w:pPr>
+      <w:ins w:id="87" w:author="PR Preview" w:date="2026-01-01T00:00:00Z">
+        <w:r>
+          <w:t xml:space="preserve">Every div states one result or answers one exercise, and does no more.</w:t>
+        </w:r>
+      </w:ins>
+      <w:ins w:id="88" w:author="PR Preview" w:date="2026-01-01T00:00:00Z">
+        <w:r>
+          <w:t xml:space="preserve"> </w:t>
+        </w:r>
+      </w:ins>
+      <w:ins w:id="89" w:author="PR Preview" w:date="2026-01-01T00:00:00Z">
+        <w:r>
+          <w:t xml:space="preserve">When a proof or a solution needs a step that a reader could use elsewhere, state that step as its own result div, preceded by its exercise and solution, and cite it.</w:t>
+        </w:r>
+      </w:ins>
+      <w:ins w:id="90" w:author="PR Preview" w:date="2026-01-01T00:00:00Z">
+        <w:r>
+          <w:t xml:space="preserve"> </w:t>
+        </w:r>
+      </w:ins>
+      <w:ins w:id="91" w:author="PR Preview" w:date="2026-01-01T00:00:00Z">
+        <w:r>
+          <w:t xml:space="preserve">Never derive the step inline.</w:t>
+        </w:r>
+      </w:ins>
+      <w:ins w:id="92" w:author="PR Preview" w:date="2026-01-01T00:00:00Z">
+        <w:r>
+          <w:t xml:space="preserve"> </w:t>
+        </w:r>
+      </w:ins>
+      <w:ins w:id="93" w:author="PR Preview" w:date="2026-01-01T00:00:00Z">
+        <w:r>
+          <w:t xml:space="preserve">A solution decomposes the same way: each solution is the smallest argument that answers its exercise, and it cites result divs for the steps that other arguments also use.</w:t>
+        </w:r>
+      </w:ins>
+    </w:p>
+    <w:bookmarkStart w:id="35" w:name="exm-never-inline"/>
+    <w:p>
+      <w:pPr>
+        <w:pStyle w:val="BodyText"/>
+      </w:pPr>
+      <w:ins w:id="94" w:author="PR Preview" w:date="2026-01-01T00:00:00Z">
+        <w:r>
+          <w:rPr>
+            <w:b/>
+            <w:bCs/>
+          </w:rPr>
+          <w:t xml:space="preserve">Example 6 (Citing a step instead of deriving it)</w:t>
+        </w:r>
+      </w:ins>
+      <w:ins w:id="95" w:author="PR Preview" w:date="2026-01-01T00:00:00Z">
+        <w:r>
+          <w:t xml:space="preserve"> </w:t>
+        </w:r>
+      </w:ins>
+      <w:ins w:id="96" w:author="PR Preview" w:date="2026-01-01T00:00:00Z">
+        <w:r>
+          <w:t xml:space="preserve"> </w:t>
+        </w:r>
+      </w:ins>
+    </w:p>
+    <w:p>
+      <w:pPr>
+        <w:pStyle w:val="BlockText"/>
+      </w:pPr>
+      <w:ins w:id="97" w:author="PR Preview" w:date="2026-01-01T00:00:00Z">
+        <w:r>
+          <w:t xml:space="preserve">❌</w:t>
+        </w:r>
+      </w:ins>
+      <w:ins w:id="98" w:author="PR Preview" w:date="2026-01-01T00:00:00Z">
+        <w:r>
+          <w:t xml:space="preserve"> </w:t>
+        </w:r>
+      </w:ins>
+      <w:ins w:id="99" w:author="PR Preview" w:date="2026-01-01T00:00:00Z">
+        <w:r>
+          <w:rPr>
+            <w:b/>
+            <w:bCs/>
+          </w:rPr>
+          <w:t xml:space="preserve">Proof.</w:t>
+        </w:r>
+      </w:ins>
+      <w:ins w:id="100" w:author="PR Preview" w:date="2026-01-01T00:00:00Z">
+        <w:r>
+          <w:t xml:space="preserve"> </w:t>
+        </w:r>
+      </w:ins>
+      <w:ins w:id="101" w:author="PR Preview" w:date="2026-01-01T00:00:00Z">
+        <w:r>
+          <w:t xml:space="preserve">By the chain rule, the gradient of each summand is</w:t>
+        </w:r>
+      </w:ins>
+      <w:ins w:id="102" w:author="PR Preview" w:date="2026-01-01T00:00:00Z">
+        <w:r>
+          <w:t xml:space="preserve"> </w:t>
+        </w:r>
+      </w:ins>
+      <m:oMath>
+        <m:r>
+          <m:t>2</m:t>
+        </m:r>
+        <m:sSub>
+          <m:e>
+            <m:r>
+              <m:t>r</m:t>
+            </m:r>
+          </m:e>
+          <m:sub>
+            <m:r>
+              <m:t>i</m:t>
+            </m:r>
+          </m:sub>
+        </m:sSub>
+        <m:sSub>
+          <m:e>
+            <m:r>
+              <m:t>ϕ</m:t>
+            </m:r>
+          </m:e>
+          <m:sub>
+            <m:r>
+              <m:t>i</m:t>
+            </m:r>
+          </m:sub>
+        </m:sSub>
+      </m:oMath>
+      <w:ins w:id="103" w:author="PR Preview" w:date="2026-01-01T00:00:00Z">
+        <w:r>
+          <w:t xml:space="preserve">, where</w:t>
+        </w:r>
+      </w:ins>
+      <w:ins w:id="104" w:author="PR Preview" w:date="2026-01-01T00:00:00Z">
+        <w:r>
+          <w:t xml:space="preserve"> </w:t>
+        </w:r>
+      </w:ins>
+      <m:oMath>
+        <m:sSub>
+          <m:e>
+            <m:r>
+              <m:t>r</m:t>
+            </m:r>
+          </m:e>
+          <m:sub>
+            <m:r>
+              <m:t>i</m:t>
+            </m:r>
+          </m:sub>
+        </m:sSub>
+      </m:oMath>
+      <w:ins w:id="105" w:author="PR Preview" w:date="2026-01-01T00:00:00Z">
+        <w:r>
+          <w:t xml:space="preserve"> </w:t>
+        </w:r>
+      </w:ins>
+      <w:ins w:id="106" w:author="PR Preview" w:date="2026-01-01T00:00:00Z">
+        <w:r>
+          <w:t xml:space="preserve">is the residual and</w:t>
+        </w:r>
+      </w:ins>
+      <w:ins w:id="107" w:author="PR Preview" w:date="2026-01-01T00:00:00Z">
+        <w:r>
+          <w:t xml:space="preserve"> </w:t>
+        </w:r>
+      </w:ins>
+      <m:oMath>
+        <m:sSub>
+          <m:e>
+            <m:r>
+              <m:t>ϕ</m:t>
+            </m:r>
+          </m:e>
+          <m:sub>
+            <m:r>
+              <m:t>i</m:t>
+            </m:r>
+          </m:sub>
+        </m:sSub>
+      </m:oMath>
+      <w:ins w:id="108" w:author="PR Preview" w:date="2026-01-01T00:00:00Z">
+        <w:r>
+          <w:t xml:space="preserve"> </w:t>
+        </w:r>
+      </w:ins>
+      <w:ins w:id="109" w:author="PR Preview" w:date="2026-01-01T00:00:00Z">
+        <w:r>
+          <w:t xml:space="preserve">the design vector, and summing over</w:t>
+        </w:r>
+      </w:ins>
+      <w:ins w:id="110" w:author="PR Preview" w:date="2026-01-01T00:00:00Z">
+        <w:r>
+          <w:t xml:space="preserve"> </w:t>
+        </w:r>
+      </w:ins>
+      <m:oMath>
+        <m:r>
+          <m:t>i</m:t>
+        </m:r>
+      </m:oMath>
+      <w:ins w:id="111" w:author="PR Preview" w:date="2026-01-01T00:00:00Z">
+        <w:r>
+          <w:t xml:space="preserve"> </w:t>
+        </w:r>
+      </w:ins>
+      <w:ins w:id="112" w:author="PR Preview" w:date="2026-01-01T00:00:00Z">
+        <w:r>
+          <w:t xml:space="preserve">gives the claim.</w:t>
+        </w:r>
+      </w:ins>
+    </w:p>
+    <w:p>
+      <w:pPr>
+        <w:pStyle w:val="BlockText"/>
+      </w:pPr>
+      <w:ins w:id="113" w:author="PR Preview" w:date="2026-01-01T00:00:00Z">
+        <w:r>
+          <w:t xml:space="preserve">✅</w:t>
+        </w:r>
+      </w:ins>
+      <w:ins w:id="114" w:author="PR Preview" w:date="2026-01-01T00:00:00Z">
+        <w:r>
+          <w:t xml:space="preserve"> </w:t>
+        </w:r>
+      </w:ins>
+      <w:ins w:id="115" w:author="PR Preview" w:date="2026-01-01T00:00:00Z">
+        <w:r>
+          <w:rPr>
+            <w:b/>
+            <w:bCs/>
+          </w:rPr>
+          <w:t xml:space="preserve">Proof.</w:t>
+        </w:r>
+      </w:ins>
+      <w:ins w:id="116" w:author="PR Preview" w:date="2026-01-01T00:00:00Z">
+        <w:r>
+          <w:t xml:space="preserve"> </w:t>
+        </w:r>
+      </w:ins>
+      <w:ins w:id="117" w:author="PR Preview" w:date="2026-01-01T00:00:00Z">
+        <w:r>
+          <w:t xml:space="preserve">Lemma 4 gives the gradient of each summand as</w:t>
+        </w:r>
+      </w:ins>
+      <w:ins w:id="118" w:author="PR Preview" w:date="2026-01-01T00:00:00Z">
+        <w:r>
+          <w:t xml:space="preserve"> </w:t>
+        </w:r>
+      </w:ins>
+      <m:oMath>
+        <m:r>
+          <m:t>2</m:t>
+        </m:r>
+        <m:sSub>
+          <m:e>
+            <m:r>
+              <m:t>r</m:t>
+            </m:r>
+          </m:e>
+          <m:sub>
+            <m:r>
+              <m:t>i</m:t>
+            </m:r>
+          </m:sub>
+        </m:sSub>
+        <m:sSub>
+          <m:e>
+            <m:r>
+              <m:t>ϕ</m:t>
+            </m:r>
+          </m:e>
+          <m:sub>
+            <m:r>
+              <m:t>i</m:t>
+            </m:r>
+          </m:sub>
+        </m:sSub>
+      </m:oMath>
+      <w:ins w:id="119" w:author="PR Preview" w:date="2026-01-01T00:00:00Z">
+        <w:r>
+          <w:t xml:space="preserve">,</w:t>
+        </w:r>
+      </w:ins>
+      <w:ins w:id="120" w:author="PR Preview" w:date="2026-01-01T00:00:00Z">
+        <w:r>
+          <w:t xml:space="preserve"> </w:t>
+        </w:r>
+      </w:ins>
+      <w:ins w:id="121" w:author="PR Preview" w:date="2026-01-01T00:00:00Z">
+        <w:r>
+          <w:t xml:space="preserve">and Lemma 5 says that the gradient of a sum is the sum of the gradients,</w:t>
+        </w:r>
+      </w:ins>
+      <w:ins w:id="122" w:author="PR Preview" w:date="2026-01-01T00:00:00Z">
+        <w:r>
+          <w:t xml:space="preserve"> </w:t>
+        </w:r>
+      </w:ins>
+      <w:ins w:id="123" w:author="PR Preview" w:date="2026-01-01T00:00:00Z">
+        <w:r>
+          <w:t xml:space="preserve">so the gradient of the total is</w:t>
+        </w:r>
+      </w:ins>
+      <w:ins w:id="124" w:author="PR Preview" w:date="2026-01-01T00:00:00Z">
+        <w:r>
+          <w:t xml:space="preserve"> </w:t>
+        </w:r>
+      </w:ins>
+      <m:oMath>
+        <m:nary>
+          <m:naryPr>
+            <m:chr m:val="∑"/>
+            <m:limLoc m:val="undOvr"/>
+            <m:subHide m:val="off"/>
+            <m:supHide m:val="on"/>
+          </m:naryPr>
+          <m:sub>
+            <m:r>
+              <m:t>i</m:t>
+            </m:r>
+          </m:sub>
+          <m:sup>
+            <m:r>
+              <m:t>​</m:t>
+            </m:r>
+          </m:sup>
+          <m:e>
+            <m:r>
+              <m:t>2</m:t>
+            </m:r>
+          </m:e>
+        </m:nary>
+        <m:sSub>
+          <m:e>
+            <m:r>
+              <m:t>r</m:t>
+            </m:r>
+          </m:e>
+          <m:sub>
+            <m:r>
+              <m:t>i</m:t>
+            </m:r>
+          </m:sub>
+        </m:sSub>
+        <m:sSub>
+          <m:e>
+            <m:r>
+              <m:t>ϕ</m:t>
+            </m:r>
+          </m:e>
+          <m:sub>
+            <m:r>
+              <m:t>i</m:t>
+            </m:r>
+          </m:sub>
+        </m:sSub>
+      </m:oMath>
+      <w:ins w:id="125" w:author="PR Preview" w:date="2026-01-01T00:00:00Z">
+        <w:r>
+          <w:t xml:space="preserve">.</w:t>
+        </w:r>
+      </w:ins>
+    </w:p>
+    <w:p>
+      <w:pPr>
+        <w:pStyle w:val="FirstParagraph"/>
+      </w:pPr>
+      <w:ins w:id="126" w:author="PR Preview" w:date="2026-01-01T00:00:00Z">
+        <w:r>
+          <w:t xml:space="preserve">The ❌ proof repeats a derivation that Lemma 4 states, so a reader who needs that step elsewhere has nowhere to cite.</w:t>
+        </w:r>
+      </w:ins>
+    </w:p>
+    <w:bookmarkEnd w:id="35"/>
+    <w:p>
+      <w:pPr>
+        <w:pStyle w:val="BodyText"/>
+      </w:pPr>
+      <w:ins w:id="127" w:author="PR Preview" w:date="2026-01-01T00:00:00Z">
+        <w:r>
+          <w:t xml:space="preserve">No div repeats reasoning that it could cite instead.</w:t>
+        </w:r>
+      </w:ins>
+      <w:ins w:id="128" w:author="PR Preview" w:date="2026-01-01T00:00:00Z">
+        <w:r>
+          <w:t xml:space="preserve"> </w:t>
+        </w:r>
+      </w:ins>
+      <w:ins w:id="129" w:author="PR Preview" w:date="2026-01-01T00:00:00Z">
+        <w:r>
+          <w:t xml:space="preserve">Two arguments that share a step cite one result div, so a correction to the step is made once.</w:t>
+        </w:r>
+      </w:ins>
+    </w:p>
+    <w:p>
+      <w:pPr>
+        <w:pStyle w:val="BodyText"/>
+      </w:pPr>
+      <w:ins w:id="130" w:author="PR Preview" w:date="2026-01-01T00:00:00Z">
+        <w:r>
+          <w:t xml:space="preserve">A check can flag display math in a proof, but it cannot decide whether a step is reusable, so this rule stays a writing rule that review enforces.</w:t>
+        </w:r>
+      </w:ins>
+      <w:ins w:id="131" w:author="PR Preview" w:date="2026-01-01T00:00:00Z">
+        <w:r>
+          <w:t xml:space="preserve"> </w:t>
+        </w:r>
+      </w:ins>
+      <w:ins w:id="132" w:author="PR Preview" w:date="2026-01-01T00:00:00Z">
+        <w:r>
+          <w:t xml:space="preserve">The</w:t>
+        </w:r>
+      </w:ins>
+      <w:ins w:id="133" w:author="PR Preview" w:date="2026-01-01T00:00:00Z">
+        <w:r>
+          <w:t xml:space="preserve"> </w:t>
+        </w:r>
+      </w:ins>
+      <w:ins w:id="134" w:author="PR Preview" w:date="2026-01-01T00:00:00Z">
+        <w:r>
+          <w:rPr>
+            <w:rStyle w:val="VerbatimChar"/>
+          </w:rPr>
+          <w:t xml:space="preserve">check-solution-citations</w:t>
+        </w:r>
+      </w:ins>
+      <w:ins w:id="135" w:author="PR Preview" w:date="2026-01-01T00:00:00Z">
+        <w:r>
+          <w:t xml:space="preserve"> </w:t>
+        </w:r>
+      </w:ins>
+      <w:ins w:id="136" w:author="PR Preview" w:date="2026-01-01T00:00:00Z">
+        <w:r>
+          <w:t xml:space="preserve">and</w:t>
+        </w:r>
+      </w:ins>
+      <w:ins w:id="137" w:author="PR Preview" w:date="2026-01-01T00:00:00Z">
+        <w:r>
+          <w:t xml:space="preserve"> </w:t>
+        </w:r>
+      </w:ins>
+      <w:ins w:id="138" w:author="PR Preview" w:date="2026-01-01T00:00:00Z">
+        <w:r>
+          <w:rPr>
+            <w:rStyle w:val="VerbatimChar"/>
+          </w:rPr>
+          <w:t xml:space="preserve">check-exercise-before-result</w:t>
+        </w:r>
+      </w:ins>
+      <w:ins w:id="139" w:author="PR Preview" w:date="2026-01-01T00:00:00Z">
+        <w:r>
+          <w:t xml:space="preserve"> </w:t>
+        </w:r>
+      </w:ins>
+      <w:ins w:id="140" w:author="PR Preview" w:date="2026-01-01T00:00:00Z">
+        <w:r>
+          <w:t xml:space="preserve">workflows in</w:t>
+        </w:r>
+      </w:ins>
+      <w:ins w:id="141" w:author="PR Preview" w:date="2026-01-01T00:00:00Z">
+        <w:r>
+          <w:t xml:space="preserve"> </w:t>
+        </w:r>
+      </w:ins>
+      <w:hyperlink r:id="rId33">
+        <w:ins w:id="142" w:author="PR Preview" w:date="2026-01-01T00:00:00Z">
+          <w:r>
+            <w:rPr>
+              <w:rStyle w:val="VerbatimChar"/>
+            </w:rPr>
+            <w:t xml:space="preserve">Morrison-Lab/gha</w:t>
+          </w:r>
+        </w:ins>
+      </w:hyperlink>
+      <w:ins w:id="143" w:author="PR Preview" w:date="2026-01-01T00:00:00Z">
+        <w:r>
+          <w:t xml:space="preserve"> </w:t>
+        </w:r>
+      </w:ins>
+      <w:ins w:id="144" w:author="PR Preview" w:date="2026-01-01T00:00:00Z">
+        <w:r>
+          <w:t xml:space="preserve">cover the parts that a check can decide.</w:t>
+        </w:r>
+      </w:ins>
+    </w:p>
+    <w:bookmarkEnd w:id="36"/>
+    <w:bookmarkStart w:id="47" w:name="rules-that-other-chapters-cover"/>
+    <w:p>
+      <w:pPr>
+        <w:pStyle w:val="Heading2"/>
+      </w:pPr>
+      <w:ins w:id="145" w:author="PR Preview" w:date="2026-01-01T00:00:00Z">
+        <w:r>
+          <w:t xml:space="preserve">10 Rules that other chapters cover</w:t>
         </w:r>
       </w:ins>
     </w:p>
@@ -2368,7 +2925,7 @@
       <w:tr>
         <w:tc>
           <w:tcPr/>
-          <w:bookmarkStart w:id="41" w:name="tbl-knuth-elsewhere"/>
+          <w:bookmarkStart w:id="43" w:name="tbl-knuth-elsewhere"/>
           <w:p>
             <w:pPr>
               <w:jc w:val="center"/>
@@ -2504,7 +3061,7 @@
                     <w:pStyle w:val="Compact"/>
                     <w:jc w:val="center"/>
                   </w:pPr>
-                  <w:hyperlink r:id="rId35">
+                  <w:hyperlink r:id="rId37">
                     <w:r>
                       <w:rPr>
                         <w:rStyle w:val="Hyperlink"/>
@@ -2535,7 +3092,7 @@
                     <w:pStyle w:val="Compact"/>
                     <w:jc w:val="center"/>
                   </w:pPr>
-                  <w:hyperlink r:id="rId36">
+                  <w:hyperlink r:id="rId38">
                     <w:r>
                       <w:rPr>
                         <w:rStyle w:val="Hyperlink"/>
@@ -2566,7 +3123,7 @@
                     <w:pStyle w:val="Compact"/>
                     <w:jc w:val="center"/>
                   </w:pPr>
-                  <w:hyperlink r:id="rId37">
+                  <w:hyperlink r:id="rId39">
                     <w:r>
                       <w:rPr>
                         <w:rStyle w:val="Hyperlink"/>
@@ -2597,7 +3154,7 @@
                     <w:pStyle w:val="Compact"/>
                     <w:jc w:val="center"/>
                   </w:pPr>
-                  <w:hyperlink r:id="rId38">
+                  <w:hyperlink r:id="rId40">
                     <w:r>
                       <w:rPr>
                         <w:rStyle w:val="Hyperlink"/>
@@ -2652,7 +3209,7 @@
                     <w:pStyle w:val="Compact"/>
                     <w:jc w:val="center"/>
                   </w:pPr>
-                  <w:hyperlink r:id="rId39">
+                  <w:hyperlink r:id="rId41">
                     <w:r>
                       <w:rPr>
                         <w:rStyle w:val="Hyperlink"/>
@@ -2683,7 +3240,7 @@
                     <w:pStyle w:val="Compact"/>
                     <w:jc w:val="center"/>
                   </w:pPr>
-                  <w:hyperlink r:id="rId40">
+                  <w:hyperlink r:id="rId42">
                     <w:r>
                       <w:rPr>
                         <w:rStyle w:val="Hyperlink"/>
@@ -2695,13 +3252,13 @@
               </w:tc>
             </w:tr>
           </w:tbl>
-          <w:bookmarkEnd w:id="41"/>
+          <w:bookmarkEnd w:id="43"/>
           <w:p/>
         </w:tc>
       </w:tr>
     </w:tbl>
-    <w:bookmarkStart w:id="44" w:name="refs"/>
-    <w:bookmarkStart w:id="43" w:name="ref-knuth1987mathematical"/>
+    <w:bookmarkStart w:id="46" w:name="refs"/>
+    <w:bookmarkStart w:id="45" w:name="ref-knuth1987mathematical"/>
     <w:p>
       <w:pPr>
         <w:pStyle w:val="Bibliography"/>
@@ -2725,7 +3282,7 @@
       <w:r>
         <w:t xml:space="preserve"> </w:t>
       </w:r>
-      <w:hyperlink r:id="rId42">
+      <w:hyperlink r:id="rId44">
         <w:r>
           <w:rPr>
             <w:rStyle w:val="Hyperlink"/>
@@ -2737,9 +3294,9 @@
         <w:t xml:space="preserve">.</w:t>
       </w:r>
     </w:p>
-    <w:bookmarkEnd w:id="43"/>
-    <w:bookmarkEnd w:id="44"/>
     <w:bookmarkEnd w:id="45"/>
+    <w:bookmarkEnd w:id="46"/>
+    <w:bookmarkEnd w:id="47"/>
     <w:sectPr>
       <w:footnotePr>
         <w:numRestart w:val="eachSect"/>

--- a/pr-preview/pr-351/chapters/mathematical-writing-tracked-changes.docx
+++ b/pr-preview/pr-351/chapters/mathematical-writing-tracked-changes.docx
@@ -26,7 +26,7 @@
       </w:pPr>
       <w:ins w:id="2" w:author="PR Preview" w:date="2026-01-01T00:00:00Z">
         <w:r>
-          <w:t xml:space="preserve">Last modified: 2026-10-26 09:30:11 (PDT)</w:t>
+          <w:t xml:space="preserve">Last modified: 2026-10-26 09:47:33 (PDT)</w:t>
         </w:r>
       </w:ins>
     </w:p>
@@ -2637,7 +2637,7 @@
       </w:ins>
       <w:ins w:id="117" w:author="PR Preview" w:date="2026-01-01T00:00:00Z">
         <w:r>
-          <w:t xml:space="preserve">Lemma 4 gives the gradient of each summand as</w:t>
+          <w:t xml:space="preserve">Lemma 4 gives the gradient of each summand,</w:t>
         </w:r>
       </w:ins>
       <w:ins w:id="118" w:author="PR Preview" w:date="2026-01-01T00:00:00Z">
@@ -2645,38 +2645,9 @@
           <w:t xml:space="preserve"> </w:t>
         </w:r>
       </w:ins>
-      <m:oMath>
-        <m:r>
-          <m:t>2</m:t>
-        </m:r>
-        <m:sSub>
-          <m:e>
-            <m:r>
-              <m:t>r</m:t>
-            </m:r>
-          </m:e>
-          <m:sub>
-            <m:r>
-              <m:t>i</m:t>
-            </m:r>
-          </m:sub>
-        </m:sSub>
-        <m:sSub>
-          <m:e>
-            <m:r>
-              <m:t>ϕ</m:t>
-            </m:r>
-          </m:e>
-          <m:sub>
-            <m:r>
-              <m:t>i</m:t>
-            </m:r>
-          </m:sub>
-        </m:sSub>
-      </m:oMath>
       <w:ins w:id="119" w:author="PR Preview" w:date="2026-01-01T00:00:00Z">
         <w:r>
-          <w:t xml:space="preserve">,</w:t>
+          <w:t xml:space="preserve">and Lemma 5 says that the gradient of a sum is the sum of the gradients,</w:t>
         </w:r>
       </w:ins>
       <w:ins w:id="120" w:author="PR Preview" w:date="2026-01-01T00:00:00Z">
@@ -2686,17 +2657,28 @@
       </w:ins>
       <w:ins w:id="121" w:author="PR Preview" w:date="2026-01-01T00:00:00Z">
         <w:r>
-          <w:t xml:space="preserve">and Lemma 5 says that the gradient of a sum is the sum of the gradients,</w:t>
-        </w:r>
-      </w:ins>
+          <w:t xml:space="preserve">so the gradient of the total is the sum of the summands’ gradients.</w:t>
+        </w:r>
+      </w:ins>
+    </w:p>
+    <w:p>
+      <w:pPr>
+        <w:pStyle w:val="FirstParagraph"/>
+      </w:pPr>
       <w:ins w:id="122" w:author="PR Preview" w:date="2026-01-01T00:00:00Z">
         <w:r>
-          <w:t xml:space="preserve"> </w:t>
-        </w:r>
-      </w:ins>
+          <w:t xml:space="preserve">The ❌ proof repeats a derivation that Lemma 4 states, so a reader who needs that step elsewhere has nowhere to cite.</w:t>
+        </w:r>
+      </w:ins>
+    </w:p>
+    <w:bookmarkEnd w:id="35"/>
+    <w:p>
+      <w:pPr>
+        <w:pStyle w:val="BodyText"/>
+      </w:pPr>
       <w:ins w:id="123" w:author="PR Preview" w:date="2026-01-01T00:00:00Z">
         <w:r>
-          <w:t xml:space="preserve">so the gradient of the total is</w:t>
+          <w:t xml:space="preserve">No div repeats reasoning that it could cite instead.</w:t>
         </w:r>
       </w:ins>
       <w:ins w:id="124" w:author="PR Preview" w:date="2026-01-01T00:00:00Z">
@@ -2704,117 +2686,37 @@
           <w:t xml:space="preserve"> </w:t>
         </w:r>
       </w:ins>
-      <m:oMath>
-        <m:nary>
-          <m:naryPr>
-            <m:chr m:val="∑"/>
-            <m:limLoc m:val="undOvr"/>
-            <m:subHide m:val="off"/>
-            <m:supHide m:val="on"/>
-          </m:naryPr>
-          <m:sub>
-            <m:r>
-              <m:t>i</m:t>
-            </m:r>
-          </m:sub>
-          <m:sup>
-            <m:r>
-              <m:t>​</m:t>
-            </m:r>
-          </m:sup>
-          <m:e>
-            <m:r>
-              <m:t>2</m:t>
-            </m:r>
-          </m:e>
-        </m:nary>
-        <m:sSub>
-          <m:e>
-            <m:r>
-              <m:t>r</m:t>
-            </m:r>
-          </m:e>
-          <m:sub>
-            <m:r>
-              <m:t>i</m:t>
-            </m:r>
-          </m:sub>
-        </m:sSub>
-        <m:sSub>
-          <m:e>
-            <m:r>
-              <m:t>ϕ</m:t>
-            </m:r>
-          </m:e>
-          <m:sub>
-            <m:r>
-              <m:t>i</m:t>
-            </m:r>
-          </m:sub>
-        </m:sSub>
-      </m:oMath>
       <w:ins w:id="125" w:author="PR Preview" w:date="2026-01-01T00:00:00Z">
         <w:r>
-          <w:t xml:space="preserve">.</w:t>
-        </w:r>
-      </w:ins>
-    </w:p>
-    <w:p>
-      <w:pPr>
-        <w:pStyle w:val="FirstParagraph"/>
+          <w:t xml:space="preserve">Two arguments that share a step cite one result div, so a correction to the step is made once.</w:t>
+        </w:r>
+      </w:ins>
+    </w:p>
+    <w:p>
+      <w:pPr>
+        <w:pStyle w:val="BodyText"/>
       </w:pPr>
       <w:ins w:id="126" w:author="PR Preview" w:date="2026-01-01T00:00:00Z">
         <w:r>
-          <w:t xml:space="preserve">The ❌ proof repeats a derivation that Lemma 4 states, so a reader who needs that step elsewhere has nowhere to cite.</w:t>
-        </w:r>
-      </w:ins>
-    </w:p>
-    <w:bookmarkEnd w:id="35"/>
-    <w:p>
-      <w:pPr>
-        <w:pStyle w:val="BodyText"/>
-      </w:pPr>
+          <w:t xml:space="preserve">A check can flag display math in a proof, but it cannot decide whether a step is reusable, so this rule stays a writing rule that review enforces.</w:t>
+        </w:r>
+      </w:ins>
       <w:ins w:id="127" w:author="PR Preview" w:date="2026-01-01T00:00:00Z">
         <w:r>
-          <w:t xml:space="preserve">No div repeats reasoning that it could cite instead.</w:t>
+          <w:t xml:space="preserve"> </w:t>
         </w:r>
       </w:ins>
       <w:ins w:id="128" w:author="PR Preview" w:date="2026-01-01T00:00:00Z">
         <w:r>
-          <w:t xml:space="preserve"> </w:t>
+          <w:t xml:space="preserve">The</w:t>
         </w:r>
       </w:ins>
       <w:ins w:id="129" w:author="PR Preview" w:date="2026-01-01T00:00:00Z">
         <w:r>
-          <w:t xml:space="preserve">Two arguments that share a step cite one result div, so a correction to the step is made once.</w:t>
-        </w:r>
-      </w:ins>
-    </w:p>
-    <w:p>
-      <w:pPr>
-        <w:pStyle w:val="BodyText"/>
-      </w:pPr>
+          <w:t xml:space="preserve"> </w:t>
+        </w:r>
+      </w:ins>
       <w:ins w:id="130" w:author="PR Preview" w:date="2026-01-01T00:00:00Z">
-        <w:r>
-          <w:t xml:space="preserve">A check can flag display math in a proof, but it cannot decide whether a step is reusable, so this rule stays a writing rule that review enforces.</w:t>
-        </w:r>
-      </w:ins>
-      <w:ins w:id="131" w:author="PR Preview" w:date="2026-01-01T00:00:00Z">
-        <w:r>
-          <w:t xml:space="preserve"> </w:t>
-        </w:r>
-      </w:ins>
-      <w:ins w:id="132" w:author="PR Preview" w:date="2026-01-01T00:00:00Z">
-        <w:r>
-          <w:t xml:space="preserve">The</w:t>
-        </w:r>
-      </w:ins>
-      <w:ins w:id="133" w:author="PR Preview" w:date="2026-01-01T00:00:00Z">
-        <w:r>
-          <w:t xml:space="preserve"> </w:t>
-        </w:r>
-      </w:ins>
-      <w:ins w:id="134" w:author="PR Preview" w:date="2026-01-01T00:00:00Z">
         <w:r>
           <w:rPr>
             <w:rStyle w:val="VerbatimChar"/>
@@ -2822,46 +2724,23 @@
           <w:t xml:space="preserve">check-solution-citations</w:t>
         </w:r>
       </w:ins>
-      <w:ins w:id="135" w:author="PR Preview" w:date="2026-01-01T00:00:00Z">
-        <w:r>
-          <w:t xml:space="preserve"> </w:t>
-        </w:r>
-      </w:ins>
-      <w:ins w:id="136" w:author="PR Preview" w:date="2026-01-01T00:00:00Z">
-        <w:r>
-          <w:t xml:space="preserve">and</w:t>
-        </w:r>
-      </w:ins>
-      <w:ins w:id="137" w:author="PR Preview" w:date="2026-01-01T00:00:00Z">
-        <w:r>
-          <w:t xml:space="preserve"> </w:t>
-        </w:r>
-      </w:ins>
-      <w:ins w:id="138" w:author="PR Preview" w:date="2026-01-01T00:00:00Z">
-        <w:r>
-          <w:rPr>
-            <w:rStyle w:val="VerbatimChar"/>
-          </w:rPr>
-          <w:t xml:space="preserve">check-exercise-before-result</w:t>
-        </w:r>
-      </w:ins>
-      <w:ins w:id="139" w:author="PR Preview" w:date="2026-01-01T00:00:00Z">
-        <w:r>
-          <w:t xml:space="preserve"> </w:t>
-        </w:r>
-      </w:ins>
-      <w:ins w:id="140" w:author="PR Preview" w:date="2026-01-01T00:00:00Z">
-        <w:r>
-          <w:t xml:space="preserve">workflows in</w:t>
-        </w:r>
-      </w:ins>
-      <w:ins w:id="141" w:author="PR Preview" w:date="2026-01-01T00:00:00Z">
+      <w:ins w:id="131" w:author="PR Preview" w:date="2026-01-01T00:00:00Z">
+        <w:r>
+          <w:t xml:space="preserve"> </w:t>
+        </w:r>
+      </w:ins>
+      <w:ins w:id="132" w:author="PR Preview" w:date="2026-01-01T00:00:00Z">
+        <w:r>
+          <w:t xml:space="preserve">workflow in</w:t>
+        </w:r>
+      </w:ins>
+      <w:ins w:id="133" w:author="PR Preview" w:date="2026-01-01T00:00:00Z">
         <w:r>
           <w:t xml:space="preserve"> </w:t>
         </w:r>
       </w:ins>
       <w:hyperlink r:id="rId33">
-        <w:ins w:id="142" w:author="PR Preview" w:date="2026-01-01T00:00:00Z">
+        <w:ins w:id="134" w:author="PR Preview" w:date="2026-01-01T00:00:00Z">
           <w:r>
             <w:rPr>
               <w:rStyle w:val="VerbatimChar"/>
@@ -2870,14 +2749,14 @@
           </w:r>
         </w:ins>
       </w:hyperlink>
-      <w:ins w:id="143" w:author="PR Preview" w:date="2026-01-01T00:00:00Z">
-        <w:r>
-          <w:t xml:space="preserve"> </w:t>
-        </w:r>
-      </w:ins>
-      <w:ins w:id="144" w:author="PR Preview" w:date="2026-01-01T00:00:00Z">
-        <w:r>
-          <w:t xml:space="preserve">cover the parts that a check can decide.</w:t>
+      <w:ins w:id="135" w:author="PR Preview" w:date="2026-01-01T00:00:00Z">
+        <w:r>
+          <w:t xml:space="preserve"> </w:t>
+        </w:r>
+      </w:ins>
+      <w:ins w:id="136" w:author="PR Preview" w:date="2026-01-01T00:00:00Z">
+        <w:r>
+          <w:t xml:space="preserve">covers the part that a check can decide.</w:t>
         </w:r>
       </w:ins>
     </w:p>
@@ -2887,7 +2766,7 @@
       <w:pPr>
         <w:pStyle w:val="Heading2"/>
       </w:pPr>
-      <w:ins w:id="145" w:author="PR Preview" w:date="2026-01-01T00:00:00Z">
+      <w:ins w:id="137" w:author="PR Preview" w:date="2026-01-01T00:00:00Z">
         <w:r>
           <w:t xml:space="preserve">10 Rules that other chapters cover</w:t>
         </w:r>

--- a/pr-preview/pr-351/chapters/mathematical-writing-tracked-changes.docx
+++ b/pr-preview/pr-351/chapters/mathematical-writing-tracked-changes.docx
@@ -26,7 +26,7 @@
       </w:pPr>
       <w:ins w:id="2" w:author="PR Preview" w:date="2026-01-01T00:00:00Z">
         <w:r>
-          <w:t xml:space="preserve">Last modified: 2026-10-26 09:47:33 (PDT)</w:t>
+          <w:t xml:space="preserve">Last modified: 2026-10-26 10:21:50 (PDT)</w:t>
         </w:r>
       </w:ins>
     </w:p>
@@ -2112,7 +2112,7 @@
       </w:ins>
       <w:ins w:id="38" w:author="PR Preview" w:date="2026-01-01T00:00:00Z">
         <w:r>
-          <w:t xml:space="preserve">It asks the student to find it, such as</w:t>
+          <w:t xml:space="preserve">It asks the student to find the result, such as</w:t>
         </w:r>
       </w:ins>
       <w:ins w:id="39" w:author="PR Preview" w:date="2026-01-01T00:00:00Z">
@@ -2187,7 +2187,7 @@
       </w:ins>
       <w:ins w:id="52" w:author="PR Preview" w:date="2026-01-01T00:00:00Z">
         <w:r>
-          <w:t xml:space="preserve">Such a proof does no derivation of its own: it is one line,</w:t>
+          <w:t xml:space="preserve">Such a proof does no derivation of its own: it is the one line</w:t>
         </w:r>
       </w:ins>
       <w:ins w:id="53" w:author="PR Preview" w:date="2026-01-01T00:00:00Z">
@@ -2197,41 +2197,48 @@
       </w:ins>
       <w:ins w:id="54" w:author="PR Preview" w:date="2026-01-01T00:00:00Z">
         <w:r>
-          <w:t xml:space="preserve">“By</w:t>
+          <w:rPr>
+            <w:rStyle w:val="VerbatimChar"/>
+          </w:rPr>
+          <w:t xml:space="preserve">By @sol-x.</w:t>
         </w:r>
       </w:ins>
       <w:ins w:id="55" w:author="PR Preview" w:date="2026-01-01T00:00:00Z">
         <w:r>
-          <w:t xml:space="preserve"> </w:t>
+          <w:t xml:space="preserve">, with one citation.</w:t>
         </w:r>
       </w:ins>
       <w:ins w:id="56" w:author="PR Preview" w:date="2026-01-01T00:00:00Z">
         <w:r>
+          <w:t xml:space="preserve"> </w:t>
+        </w:r>
+      </w:ins>
+      <w:ins w:id="57" w:author="PR Preview" w:date="2026-01-01T00:00:00Z">
+        <w:r>
+          <w:t xml:space="preserve">When the exercise has several parts, the line may cite each part, as in</w:t>
+        </w:r>
+      </w:ins>
+      <w:ins w:id="58" w:author="PR Preview" w:date="2026-01-01T00:00:00Z">
+        <w:r>
+          <w:t xml:space="preserve"> </w:t>
+        </w:r>
+      </w:ins>
+      <w:ins w:id="59" w:author="PR Preview" w:date="2026-01-01T00:00:00Z">
+        <w:r>
           <w:rPr>
-            <w:b/>
-            <w:bCs/>
+            <w:rStyle w:val="VerbatimChar"/>
           </w:rPr>
-          <w:t xml:space="preserve">?@sol-x</w:t>
-        </w:r>
-      </w:ins>
-      <w:ins w:id="57" w:author="PR Preview" w:date="2026-01-01T00:00:00Z">
-        <w:r>
-          <w:t xml:space="preserve">.”</w:t>
-        </w:r>
-      </w:ins>
-      <w:ins w:id="58" w:author="PR Preview" w:date="2026-01-01T00:00:00Z">
-        <w:r>
-          <w:t xml:space="preserve">, with one citation.</w:t>
-        </w:r>
-      </w:ins>
-      <w:ins w:id="59" w:author="PR Preview" w:date="2026-01-01T00:00:00Z">
-        <w:r>
-          <w:t xml:space="preserve"> </w:t>
+          <w:t xml:space="preserve">By @sol-x and @sol-x-part2.</w:t>
         </w:r>
       </w:ins>
       <w:ins w:id="60" w:author="PR Preview" w:date="2026-01-01T00:00:00Z">
         <w:r>
-          <w:t xml:space="preserve">A proof with its own steps, display math or a second citation cites result divs instead.</w:t>
+          <w:t xml:space="preserve"> </w:t>
+        </w:r>
+      </w:ins>
+      <w:ins w:id="61" w:author="PR Preview" w:date="2026-01-01T00:00:00Z">
+        <w:r>
+          <w:t xml:space="preserve">A proof with its own steps or display math cites result divs instead.</w:t>
         </w:r>
       </w:ins>
     </w:p>
@@ -2239,17 +2246,17 @@
       <w:pPr>
         <w:pStyle w:val="BodyText"/>
       </w:pPr>
-      <w:ins w:id="61" w:author="PR Preview" w:date="2026-01-01T00:00:00Z">
+      <w:ins w:id="62" w:author="PR Preview" w:date="2026-01-01T00:00:00Z">
         <w:r>
           <w:t xml:space="preserve">The</w:t>
         </w:r>
       </w:ins>
-      <w:ins w:id="62" w:author="PR Preview" w:date="2026-01-01T00:00:00Z">
-        <w:r>
-          <w:t xml:space="preserve"> </w:t>
-        </w:r>
-      </w:ins>
       <w:ins w:id="63" w:author="PR Preview" w:date="2026-01-01T00:00:00Z">
+        <w:r>
+          <w:t xml:space="preserve"> </w:t>
+        </w:r>
+      </w:ins>
+      <w:ins w:id="64" w:author="PR Preview" w:date="2026-01-01T00:00:00Z">
         <w:r>
           <w:rPr>
             <w:rStyle w:val="VerbatimChar"/>
@@ -2257,23 +2264,23 @@
           <w:t xml:space="preserve">check-solution-citations</w:t>
         </w:r>
       </w:ins>
-      <w:ins w:id="64" w:author="PR Preview" w:date="2026-01-01T00:00:00Z">
-        <w:r>
-          <w:t xml:space="preserve"> </w:t>
-        </w:r>
-      </w:ins>
       <w:ins w:id="65" w:author="PR Preview" w:date="2026-01-01T00:00:00Z">
         <w:r>
+          <w:t xml:space="preserve"> </w:t>
+        </w:r>
+      </w:ins>
+      <w:ins w:id="66" w:author="PR Preview" w:date="2026-01-01T00:00:00Z">
+        <w:r>
           <w:t xml:space="preserve">workflow in</w:t>
         </w:r>
       </w:ins>
-      <w:ins w:id="66" w:author="PR Preview" w:date="2026-01-01T00:00:00Z">
+      <w:ins w:id="67" w:author="PR Preview" w:date="2026-01-01T00:00:00Z">
         <w:r>
           <w:t xml:space="preserve"> </w:t>
         </w:r>
       </w:ins>
       <w:hyperlink r:id="rId33">
-        <w:ins w:id="67" w:author="PR Preview" w:date="2026-01-01T00:00:00Z">
+        <w:ins w:id="68" w:author="PR Preview" w:date="2026-01-01T00:00:00Z">
           <w:r>
             <w:rPr>
               <w:rStyle w:val="VerbatimChar"/>
@@ -2282,22 +2289,22 @@
           </w:r>
         </w:ins>
       </w:hyperlink>
-      <w:ins w:id="68" w:author="PR Preview" w:date="2026-01-01T00:00:00Z">
-        <w:r>
-          <w:t xml:space="preserve"> </w:t>
-        </w:r>
-      </w:ins>
       <w:ins w:id="69" w:author="PR Preview" w:date="2026-01-01T00:00:00Z">
         <w:r>
+          <w:t xml:space="preserve"> </w:t>
+        </w:r>
+      </w:ins>
+      <w:ins w:id="70" w:author="PR Preview" w:date="2026-01-01T00:00:00Z">
+        <w:r>
           <w:t xml:space="preserve">flags a</w:t>
         </w:r>
       </w:ins>
-      <w:ins w:id="70" w:author="PR Preview" w:date="2026-01-01T00:00:00Z">
-        <w:r>
-          <w:t xml:space="preserve"> </w:t>
-        </w:r>
-      </w:ins>
       <w:ins w:id="71" w:author="PR Preview" w:date="2026-01-01T00:00:00Z">
+        <w:r>
+          <w:t xml:space="preserve"> </w:t>
+        </w:r>
+      </w:ins>
+      <w:ins w:id="72" w:author="PR Preview" w:date="2026-01-01T00:00:00Z">
         <w:r>
           <w:rPr>
             <w:rStyle w:val="VerbatimChar"/>
@@ -2305,42 +2312,42 @@
           <w:t xml:space="preserve">@sol-</w:t>
         </w:r>
       </w:ins>
-      <w:ins w:id="72" w:author="PR Preview" w:date="2026-01-01T00:00:00Z">
-        <w:r>
-          <w:t xml:space="preserve"> </w:t>
-        </w:r>
-      </w:ins>
       <w:ins w:id="73" w:author="PR Preview" w:date="2026-01-01T00:00:00Z">
         <w:r>
+          <w:t xml:space="preserve"> </w:t>
+        </w:r>
+      </w:ins>
+      <w:ins w:id="74" w:author="PR Preview" w:date="2026-01-01T00:00:00Z">
+        <w:r>
           <w:t xml:space="preserve">cross-reference inside a proof or result div.</w:t>
         </w:r>
       </w:ins>
-      <w:ins w:id="74" w:author="PR Preview" w:date="2026-01-01T00:00:00Z">
-        <w:r>
-          <w:t xml:space="preserve"> </w:t>
-        </w:r>
-      </w:ins>
       <w:ins w:id="75" w:author="PR Preview" w:date="2026-01-01T00:00:00Z">
         <w:r>
+          <w:t xml:space="preserve"> </w:t>
+        </w:r>
+      </w:ins>
+      <w:ins w:id="76" w:author="PR Preview" w:date="2026-01-01T00:00:00Z">
+        <w:r>
           <w:t xml:space="preserve">It lets a one-line proof with one citation pass.</w:t>
         </w:r>
       </w:ins>
-      <w:ins w:id="76" w:author="PR Preview" w:date="2026-01-01T00:00:00Z">
-        <w:r>
-          <w:t xml:space="preserve"> </w:t>
-        </w:r>
-      </w:ins>
       <w:ins w:id="77" w:author="PR Preview" w:date="2026-01-01T00:00:00Z">
         <w:r>
-          <w:t xml:space="preserve">For any other line that must cite a solution, the HTML comment</w:t>
+          <w:t xml:space="preserve"> </w:t>
         </w:r>
       </w:ins>
       <w:ins w:id="78" w:author="PR Preview" w:date="2026-01-01T00:00:00Z">
         <w:r>
-          <w:t xml:space="preserve"> </w:t>
+          <w:t xml:space="preserve">For a one-line proof that cites several parts of the paired solution, the HTML comment</w:t>
         </w:r>
       </w:ins>
       <w:ins w:id="79" w:author="PR Preview" w:date="2026-01-01T00:00:00Z">
+        <w:r>
+          <w:t xml:space="preserve"> </w:t>
+        </w:r>
+      </w:ins>
+      <w:ins w:id="80" w:author="PR Preview" w:date="2026-01-01T00:00:00Z">
         <w:r>
           <w:rPr>
             <w:rStyle w:val="VerbatimChar"/>
@@ -2348,32 +2355,32 @@
           <w:t xml:space="preserve">&lt;!-- check-solution-citations: allow --&gt;</w:t>
         </w:r>
       </w:ins>
-      <w:ins w:id="80" w:author="PR Preview" w:date="2026-01-01T00:00:00Z">
-        <w:r>
-          <w:t xml:space="preserve"> </w:t>
-        </w:r>
-      </w:ins>
       <w:ins w:id="81" w:author="PR Preview" w:date="2026-01-01T00:00:00Z">
         <w:r>
-          <w:t xml:space="preserve">on that line tells the workflow to skip it, whichever solution the line cites.</w:t>
+          <w:t xml:space="preserve"> </w:t>
         </w:r>
       </w:ins>
       <w:ins w:id="82" w:author="PR Preview" w:date="2026-01-01T00:00:00Z">
         <w:r>
-          <w:t xml:space="preserve"> </w:t>
+          <w:t xml:space="preserve">on that line tells the workflow to skip it.</w:t>
         </w:r>
       </w:ins>
       <w:ins w:id="83" w:author="PR Preview" w:date="2026-01-01T00:00:00Z">
         <w:r>
+          <w:t xml:space="preserve"> </w:t>
+        </w:r>
+      </w:ins>
+      <w:ins w:id="84" w:author="PR Preview" w:date="2026-01-01T00:00:00Z">
+        <w:r>
           <w:t xml:space="preserve">Quarto removes the comment from the rendered page.</w:t>
         </w:r>
       </w:ins>
-      <w:ins w:id="84" w:author="PR Preview" w:date="2026-01-01T00:00:00Z">
-        <w:r>
-          <w:t xml:space="preserve"> </w:t>
-        </w:r>
-      </w:ins>
       <w:ins w:id="85" w:author="PR Preview" w:date="2026-01-01T00:00:00Z">
+        <w:r>
+          <w:t xml:space="preserve"> </w:t>
+        </w:r>
+      </w:ins>
+      <w:ins w:id="86" w:author="PR Preview" w:date="2026-01-01T00:00:00Z">
         <w:r>
           <w:t xml:space="preserve">The workflow does not check prose outside those divs, but the rule still applies there.</w:t>
         </w:r>
@@ -2385,7 +2392,7 @@
       <w:pPr>
         <w:pStyle w:val="Heading2"/>
       </w:pPr>
-      <w:ins w:id="86" w:author="PR Preview" w:date="2026-01-01T00:00:00Z">
+      <w:ins w:id="87" w:author="PR Preview" w:date="2026-01-01T00:00:00Z">
         <w:r>
           <w:t xml:space="preserve">9 Keep each div minimal: cite, never inline</w:t>
         </w:r>
@@ -2395,38 +2402,38 @@
       <w:pPr>
         <w:pStyle w:val="FirstParagraph"/>
       </w:pPr>
-      <w:ins w:id="87" w:author="PR Preview" w:date="2026-01-01T00:00:00Z">
-        <w:r>
-          <w:t xml:space="preserve">Every div states one result or answers one exercise, and does no more.</w:t>
-        </w:r>
-      </w:ins>
       <w:ins w:id="88" w:author="PR Preview" w:date="2026-01-01T00:00:00Z">
         <w:r>
-          <w:t xml:space="preserve"> </w:t>
+          <w:t xml:space="preserve">Every result div states one result and every solution div answers one exercise, and each does no more.</w:t>
         </w:r>
       </w:ins>
       <w:ins w:id="89" w:author="PR Preview" w:date="2026-01-01T00:00:00Z">
         <w:r>
-          <w:t xml:space="preserve">When a proof or a solution needs a step that a reader could use elsewhere, state that step as its own result div, preceded by its exercise and solution, and cite it.</w:t>
+          <w:t xml:space="preserve"> </w:t>
         </w:r>
       </w:ins>
       <w:ins w:id="90" w:author="PR Preview" w:date="2026-01-01T00:00:00Z">
         <w:r>
-          <w:t xml:space="preserve"> </w:t>
+          <w:t xml:space="preserve">When a proof or a solution needs a step that a reader could use elsewhere, state that step as its own result div, preceded by its exercise and solution, and cite that result div.</w:t>
         </w:r>
       </w:ins>
       <w:ins w:id="91" w:author="PR Preview" w:date="2026-01-01T00:00:00Z">
         <w:r>
+          <w:t xml:space="preserve"> </w:t>
+        </w:r>
+      </w:ins>
+      <w:ins w:id="92" w:author="PR Preview" w:date="2026-01-01T00:00:00Z">
+        <w:r>
           <w:t xml:space="preserve">Never derive the step inline.</w:t>
         </w:r>
       </w:ins>
-      <w:ins w:id="92" w:author="PR Preview" w:date="2026-01-01T00:00:00Z">
-        <w:r>
-          <w:t xml:space="preserve"> </w:t>
-        </w:r>
-      </w:ins>
       <w:ins w:id="93" w:author="PR Preview" w:date="2026-01-01T00:00:00Z">
         <w:r>
+          <w:t xml:space="preserve"> </w:t>
+        </w:r>
+      </w:ins>
+      <w:ins w:id="94" w:author="PR Preview" w:date="2026-01-01T00:00:00Z">
+        <w:r>
           <w:t xml:space="preserve">A solution decomposes the same way: each solution is the smallest argument that answers its exercise, and it cites result divs for the steps that other arguments also use.</w:t>
         </w:r>
       </w:ins>
@@ -2436,7 +2443,7 @@
       <w:pPr>
         <w:pStyle w:val="BodyText"/>
       </w:pPr>
-      <w:ins w:id="94" w:author="PR Preview" w:date="2026-01-01T00:00:00Z">
+      <w:ins w:id="95" w:author="PR Preview" w:date="2026-01-01T00:00:00Z">
         <w:r>
           <w:rPr>
             <w:b/>
@@ -2445,13 +2452,13 @@
           <w:t xml:space="preserve">Example 6 (Citing a step instead of deriving it)</w:t>
         </w:r>
       </w:ins>
-      <w:ins w:id="95" w:author="PR Preview" w:date="2026-01-01T00:00:00Z">
-        <w:r>
-          <w:t xml:space="preserve"> </w:t>
-        </w:r>
-      </w:ins>
       <w:ins w:id="96" w:author="PR Preview" w:date="2026-01-01T00:00:00Z">
         <w:r>
+          <w:t xml:space="preserve"> </w:t>
+        </w:r>
+      </w:ins>
+      <w:ins w:id="97" w:author="PR Preview" w:date="2026-01-01T00:00:00Z">
+        <w:r>
           <w:t xml:space="preserve"> </w:t>
         </w:r>
       </w:ins>
@@ -2460,17 +2467,17 @@
       <w:pPr>
         <w:pStyle w:val="BlockText"/>
       </w:pPr>
-      <w:ins w:id="97" w:author="PR Preview" w:date="2026-01-01T00:00:00Z">
+      <w:ins w:id="98" w:author="PR Preview" w:date="2026-01-01T00:00:00Z">
         <w:r>
           <w:t xml:space="preserve">❌</w:t>
         </w:r>
       </w:ins>
-      <w:ins w:id="98" w:author="PR Preview" w:date="2026-01-01T00:00:00Z">
-        <w:r>
-          <w:t xml:space="preserve"> </w:t>
-        </w:r>
-      </w:ins>
       <w:ins w:id="99" w:author="PR Preview" w:date="2026-01-01T00:00:00Z">
+        <w:r>
+          <w:t xml:space="preserve"> </w:t>
+        </w:r>
+      </w:ins>
+      <w:ins w:id="100" w:author="PR Preview" w:date="2026-01-01T00:00:00Z">
         <w:r>
           <w:rPr>
             <w:b/>
@@ -2479,17 +2486,17 @@
           <w:t xml:space="preserve">Proof.</w:t>
         </w:r>
       </w:ins>
-      <w:ins w:id="100" w:author="PR Preview" w:date="2026-01-01T00:00:00Z">
-        <w:r>
-          <w:t xml:space="preserve"> </w:t>
-        </w:r>
-      </w:ins>
       <w:ins w:id="101" w:author="PR Preview" w:date="2026-01-01T00:00:00Z">
         <w:r>
+          <w:t xml:space="preserve"> </w:t>
+        </w:r>
+      </w:ins>
+      <w:ins w:id="102" w:author="PR Preview" w:date="2026-01-01T00:00:00Z">
+        <w:r>
           <w:t xml:space="preserve">By the chain rule, the gradient of each summand is</w:t>
         </w:r>
       </w:ins>
-      <w:ins w:id="102" w:author="PR Preview" w:date="2026-01-01T00:00:00Z">
+      <w:ins w:id="103" w:author="PR Preview" w:date="2026-01-01T00:00:00Z">
         <w:r>
           <w:t xml:space="preserve"> </w:t>
         </w:r>
@@ -2523,12 +2530,12 @@
           </m:sub>
         </m:sSub>
       </m:oMath>
-      <w:ins w:id="103" w:author="PR Preview" w:date="2026-01-01T00:00:00Z">
+      <w:ins w:id="104" w:author="PR Preview" w:date="2026-01-01T00:00:00Z">
         <w:r>
           <w:t xml:space="preserve">, where</w:t>
         </w:r>
       </w:ins>
-      <w:ins w:id="104" w:author="PR Preview" w:date="2026-01-01T00:00:00Z">
+      <w:ins w:id="105" w:author="PR Preview" w:date="2026-01-01T00:00:00Z">
         <w:r>
           <w:t xml:space="preserve"> </w:t>
         </w:r>
@@ -2547,17 +2554,17 @@
           </m:sub>
         </m:sSub>
       </m:oMath>
-      <w:ins w:id="105" w:author="PR Preview" w:date="2026-01-01T00:00:00Z">
-        <w:r>
-          <w:t xml:space="preserve"> </w:t>
-        </w:r>
-      </w:ins>
       <w:ins w:id="106" w:author="PR Preview" w:date="2026-01-01T00:00:00Z">
         <w:r>
+          <w:t xml:space="preserve"> </w:t>
+        </w:r>
+      </w:ins>
+      <w:ins w:id="107" w:author="PR Preview" w:date="2026-01-01T00:00:00Z">
+        <w:r>
           <w:t xml:space="preserve">is the residual and</w:t>
         </w:r>
       </w:ins>
-      <w:ins w:id="107" w:author="PR Preview" w:date="2026-01-01T00:00:00Z">
+      <w:ins w:id="108" w:author="PR Preview" w:date="2026-01-01T00:00:00Z">
         <w:r>
           <w:t xml:space="preserve"> </w:t>
         </w:r>
@@ -2576,17 +2583,17 @@
           </m:sub>
         </m:sSub>
       </m:oMath>
-      <w:ins w:id="108" w:author="PR Preview" w:date="2026-01-01T00:00:00Z">
-        <w:r>
-          <w:t xml:space="preserve"> </w:t>
-        </w:r>
-      </w:ins>
       <w:ins w:id="109" w:author="PR Preview" w:date="2026-01-01T00:00:00Z">
         <w:r>
+          <w:t xml:space="preserve"> </w:t>
+        </w:r>
+      </w:ins>
+      <w:ins w:id="110" w:author="PR Preview" w:date="2026-01-01T00:00:00Z">
+        <w:r>
           <w:t xml:space="preserve">the design vector, and summing over</w:t>
         </w:r>
       </w:ins>
-      <w:ins w:id="110" w:author="PR Preview" w:date="2026-01-01T00:00:00Z">
+      <w:ins w:id="111" w:author="PR Preview" w:date="2026-01-01T00:00:00Z">
         <w:r>
           <w:t xml:space="preserve"> </w:t>
         </w:r>
@@ -2596,13 +2603,13 @@
           <m:t>i</m:t>
         </m:r>
       </m:oMath>
-      <w:ins w:id="111" w:author="PR Preview" w:date="2026-01-01T00:00:00Z">
-        <w:r>
-          <w:t xml:space="preserve"> </w:t>
-        </w:r>
-      </w:ins>
       <w:ins w:id="112" w:author="PR Preview" w:date="2026-01-01T00:00:00Z">
         <w:r>
+          <w:t xml:space="preserve"> </w:t>
+        </w:r>
+      </w:ins>
+      <w:ins w:id="113" w:author="PR Preview" w:date="2026-01-01T00:00:00Z">
+        <w:r>
           <w:t xml:space="preserve">gives the claim.</w:t>
         </w:r>
       </w:ins>
@@ -2611,17 +2618,17 @@
       <w:pPr>
         <w:pStyle w:val="BlockText"/>
       </w:pPr>
-      <w:ins w:id="113" w:author="PR Preview" w:date="2026-01-01T00:00:00Z">
+      <w:ins w:id="114" w:author="PR Preview" w:date="2026-01-01T00:00:00Z">
         <w:r>
           <w:t xml:space="preserve">✅</w:t>
         </w:r>
       </w:ins>
-      <w:ins w:id="114" w:author="PR Preview" w:date="2026-01-01T00:00:00Z">
-        <w:r>
-          <w:t xml:space="preserve"> </w:t>
-        </w:r>
-      </w:ins>
       <w:ins w:id="115" w:author="PR Preview" w:date="2026-01-01T00:00:00Z">
+        <w:r>
+          <w:t xml:space="preserve"> </w:t>
+        </w:r>
+      </w:ins>
+      <w:ins w:id="116" w:author="PR Preview" w:date="2026-01-01T00:00:00Z">
         <w:r>
           <w:rPr>
             <w:b/>
@@ -2630,34 +2637,93 @@
           <w:t xml:space="preserve">Proof.</w:t>
         </w:r>
       </w:ins>
-      <w:ins w:id="116" w:author="PR Preview" w:date="2026-01-01T00:00:00Z">
-        <w:r>
-          <w:t xml:space="preserve"> </w:t>
-        </w:r>
-      </w:ins>
       <w:ins w:id="117" w:author="PR Preview" w:date="2026-01-01T00:00:00Z">
         <w:r>
+          <w:t xml:space="preserve"> </w:t>
+        </w:r>
+      </w:ins>
+      <w:ins w:id="118" w:author="PR Preview" w:date="2026-01-01T00:00:00Z">
+        <w:r>
           <w:t xml:space="preserve">Lemma 4 gives the gradient of each summand,</w:t>
         </w:r>
       </w:ins>
-      <w:ins w:id="118" w:author="PR Preview" w:date="2026-01-01T00:00:00Z">
-        <w:r>
-          <w:t xml:space="preserve"> </w:t>
-        </w:r>
-      </w:ins>
       <w:ins w:id="119" w:author="PR Preview" w:date="2026-01-01T00:00:00Z">
         <w:r>
+          <w:t xml:space="preserve"> </w:t>
+        </w:r>
+      </w:ins>
+      <w:ins w:id="120" w:author="PR Preview" w:date="2026-01-01T00:00:00Z">
+        <w:r>
           <w:t xml:space="preserve">and Lemma 5 says that the gradient of a sum is the sum of the gradients,</w:t>
         </w:r>
       </w:ins>
-      <w:ins w:id="120" w:author="PR Preview" w:date="2026-01-01T00:00:00Z">
-        <w:r>
-          <w:t xml:space="preserve"> </w:t>
-        </w:r>
-      </w:ins>
       <w:ins w:id="121" w:author="PR Preview" w:date="2026-01-01T00:00:00Z">
         <w:r>
-          <w:t xml:space="preserve">so the gradient of the total is the sum of the summands’ gradients.</w:t>
+          <w:t xml:space="preserve"> </w:t>
+        </w:r>
+      </w:ins>
+      <w:ins w:id="122" w:author="PR Preview" w:date="2026-01-01T00:00:00Z">
+        <w:r>
+          <w:t xml:space="preserve">so the gradient of the total is the sum of</w:t>
+        </w:r>
+      </w:ins>
+      <w:ins w:id="123" w:author="PR Preview" w:date="2026-01-01T00:00:00Z">
+        <w:r>
+          <w:t xml:space="preserve"> </w:t>
+        </w:r>
+      </w:ins>
+      <m:oMath>
+        <m:r>
+          <m:t>2</m:t>
+        </m:r>
+        <m:sSub>
+          <m:e>
+            <m:r>
+              <m:t>r</m:t>
+            </m:r>
+          </m:e>
+          <m:sub>
+            <m:r>
+              <m:t>i</m:t>
+            </m:r>
+          </m:sub>
+        </m:sSub>
+        <m:sSub>
+          <m:e>
+            <m:r>
+              <m:t>ϕ</m:t>
+            </m:r>
+          </m:e>
+          <m:sub>
+            <m:r>
+              <m:t>i</m:t>
+            </m:r>
+          </m:sub>
+        </m:sSub>
+      </m:oMath>
+      <w:ins w:id="124" w:author="PR Preview" w:date="2026-01-01T00:00:00Z">
+        <w:r>
+          <w:t xml:space="preserve"> </w:t>
+        </w:r>
+      </w:ins>
+      <w:ins w:id="125" w:author="PR Preview" w:date="2026-01-01T00:00:00Z">
+        <w:r>
+          <w:t xml:space="preserve">over</w:t>
+        </w:r>
+      </w:ins>
+      <w:ins w:id="126" w:author="PR Preview" w:date="2026-01-01T00:00:00Z">
+        <w:r>
+          <w:t xml:space="preserve"> </w:t>
+        </w:r>
+      </w:ins>
+      <m:oMath>
+        <m:r>
+          <m:t>i</m:t>
+        </m:r>
+      </m:oMath>
+      <w:ins w:id="127" w:author="PR Preview" w:date="2026-01-01T00:00:00Z">
+        <w:r>
+          <w:t xml:space="preserve">.</w:t>
         </w:r>
       </w:ins>
     </w:p>
@@ -2665,9 +2731,9 @@
       <w:pPr>
         <w:pStyle w:val="FirstParagraph"/>
       </w:pPr>
-      <w:ins w:id="122" w:author="PR Preview" w:date="2026-01-01T00:00:00Z">
-        <w:r>
-          <w:t xml:space="preserve">The ❌ proof repeats a derivation that Lemma 4 states, so a reader who needs that step elsewhere has nowhere to cite.</w:t>
+      <w:ins w:id="128" w:author="PR Preview" w:date="2026-01-01T00:00:00Z">
+        <w:r>
+          <w:t xml:space="preserve">The ❌ proof derives inline the result that Lemma 4 states, so a reader who needs that step elsewhere has nowhere to cite.</w:t>
         </w:r>
       </w:ins>
     </w:p>
@@ -2676,17 +2742,17 @@
       <w:pPr>
         <w:pStyle w:val="BodyText"/>
       </w:pPr>
-      <w:ins w:id="123" w:author="PR Preview" w:date="2026-01-01T00:00:00Z">
+      <w:ins w:id="129" w:author="PR Preview" w:date="2026-01-01T00:00:00Z">
         <w:r>
           <w:t xml:space="preserve">No div repeats reasoning that it could cite instead.</w:t>
         </w:r>
       </w:ins>
-      <w:ins w:id="124" w:author="PR Preview" w:date="2026-01-01T00:00:00Z">
-        <w:r>
-          <w:t xml:space="preserve"> </w:t>
-        </w:r>
-      </w:ins>
-      <w:ins w:id="125" w:author="PR Preview" w:date="2026-01-01T00:00:00Z">
+      <w:ins w:id="130" w:author="PR Preview" w:date="2026-01-01T00:00:00Z">
+        <w:r>
+          <w:t xml:space="preserve"> </w:t>
+        </w:r>
+      </w:ins>
+      <w:ins w:id="131" w:author="PR Preview" w:date="2026-01-01T00:00:00Z">
         <w:r>
           <w:t xml:space="preserve">Two arguments that share a step cite one result div, so a correction to the step is made once.</w:t>
         </w:r>
@@ -2696,27 +2762,27 @@
       <w:pPr>
         <w:pStyle w:val="BodyText"/>
       </w:pPr>
-      <w:ins w:id="126" w:author="PR Preview" w:date="2026-01-01T00:00:00Z">
-        <w:r>
-          <w:t xml:space="preserve">A check can flag display math in a proof, but it cannot decide whether a step is reusable, so this rule stays a writing rule that review enforces.</w:t>
-        </w:r>
-      </w:ins>
-      <w:ins w:id="127" w:author="PR Preview" w:date="2026-01-01T00:00:00Z">
-        <w:r>
-          <w:t xml:space="preserve"> </w:t>
-        </w:r>
-      </w:ins>
-      <w:ins w:id="128" w:author="PR Preview" w:date="2026-01-01T00:00:00Z">
+      <w:ins w:id="132" w:author="PR Preview" w:date="2026-01-01T00:00:00Z">
+        <w:r>
+          <w:t xml:space="preserve">No check can decide whether a step is reusable, so this rule stays a writing rule that review enforces.</w:t>
+        </w:r>
+      </w:ins>
+      <w:ins w:id="133" w:author="PR Preview" w:date="2026-01-01T00:00:00Z">
+        <w:r>
+          <w:t xml:space="preserve"> </w:t>
+        </w:r>
+      </w:ins>
+      <w:ins w:id="134" w:author="PR Preview" w:date="2026-01-01T00:00:00Z">
         <w:r>
           <w:t xml:space="preserve">The</w:t>
         </w:r>
       </w:ins>
-      <w:ins w:id="129" w:author="PR Preview" w:date="2026-01-01T00:00:00Z">
-        <w:r>
-          <w:t xml:space="preserve"> </w:t>
-        </w:r>
-      </w:ins>
-      <w:ins w:id="130" w:author="PR Preview" w:date="2026-01-01T00:00:00Z">
+      <w:ins w:id="135" w:author="PR Preview" w:date="2026-01-01T00:00:00Z">
+        <w:r>
+          <w:t xml:space="preserve"> </w:t>
+        </w:r>
+      </w:ins>
+      <w:ins w:id="136" w:author="PR Preview" w:date="2026-01-01T00:00:00Z">
         <w:r>
           <w:rPr>
             <w:rStyle w:val="VerbatimChar"/>
@@ -2724,39 +2790,14 @@
           <w:t xml:space="preserve">check-solution-citations</w:t>
         </w:r>
       </w:ins>
-      <w:ins w:id="131" w:author="PR Preview" w:date="2026-01-01T00:00:00Z">
-        <w:r>
-          <w:t xml:space="preserve"> </w:t>
-        </w:r>
-      </w:ins>
-      <w:ins w:id="132" w:author="PR Preview" w:date="2026-01-01T00:00:00Z">
-        <w:r>
-          <w:t xml:space="preserve">workflow in</w:t>
-        </w:r>
-      </w:ins>
-      <w:ins w:id="133" w:author="PR Preview" w:date="2026-01-01T00:00:00Z">
-        <w:r>
-          <w:t xml:space="preserve"> </w:t>
-        </w:r>
-      </w:ins>
-      <w:hyperlink r:id="rId33">
-        <w:ins w:id="134" w:author="PR Preview" w:date="2026-01-01T00:00:00Z">
-          <w:r>
-            <w:rPr>
-              <w:rStyle w:val="VerbatimChar"/>
-            </w:rPr>
-            <w:t xml:space="preserve">Morrison-Lab/gha</w:t>
-          </w:r>
-        </w:ins>
-      </w:hyperlink>
-      <w:ins w:id="135" w:author="PR Preview" w:date="2026-01-01T00:00:00Z">
-        <w:r>
-          <w:t xml:space="preserve"> </w:t>
-        </w:r>
-      </w:ins>
-      <w:ins w:id="136" w:author="PR Preview" w:date="2026-01-01T00:00:00Z">
-        <w:r>
-          <w:t xml:space="preserve">covers the part that a check can decide.</w:t>
+      <w:ins w:id="137" w:author="PR Preview" w:date="2026-01-01T00:00:00Z">
+        <w:r>
+          <w:t xml:space="preserve"> </w:t>
+        </w:r>
+      </w:ins>
+      <w:ins w:id="138" w:author="PR Preview" w:date="2026-01-01T00:00:00Z">
+        <w:r>
+          <w:t xml:space="preserve">workflow covers only the citation of solutions.</w:t>
         </w:r>
       </w:ins>
     </w:p>
@@ -2766,7 +2807,7 @@
       <w:pPr>
         <w:pStyle w:val="Heading2"/>
       </w:pPr>
-      <w:ins w:id="137" w:author="PR Preview" w:date="2026-01-01T00:00:00Z">
+      <w:ins w:id="139" w:author="PR Preview" w:date="2026-01-01T00:00:00Z">
         <w:r>
           <w:t xml:space="preserve">10 Rules that other chapters cover</w:t>
         </w:r>

--- a/pr-preview/pr-351/chapters/mathematical-writing-tracked-changes.docx
+++ b/pr-preview/pr-351/chapters/mathematical-writing-tracked-changes.docx
@@ -16,7 +16,7 @@
       </w:pPr>
       <w:del w:id="1" w:author="PR Preview" w:date="2026-01-01T00:00:00Z">
         <w:r>
-          <w:delText xml:space="preserve">Last modified: 2026-10-26 09:06:18 (PDT)</w:delText>
+          <w:delText xml:space="preserve">Last modified: 2026-10-26 10:30:09 (PDT)</w:delText>
         </w:r>
       </w:del>
     </w:p>
@@ -26,7 +26,7 @@
       </w:pPr>
       <w:ins w:id="2" w:author="PR Preview" w:date="2026-01-01T00:00:00Z">
         <w:r>
-          <w:t xml:space="preserve">Last modified: 2026-10-26 10:21:50 (PDT)</w:t>
+          <w:t xml:space="preserve">Last modified: 2026-10-26 10:35:14 (PDT)</w:t>
         </w:r>
       </w:ins>
     </w:p>
@@ -1881,7 +1881,7 @@
       </w:r>
     </w:p>
     <w:bookmarkEnd w:id="31"/>
-    <w:bookmarkStart w:id="34" w:name="cite-results-not-solutions"/>
+    <w:bookmarkStart w:id="35" w:name="cite-results-not-solutions"/>
     <w:p>
       <w:pPr>
         <w:pStyle w:val="Heading2"/>
@@ -2215,7 +2215,7 @@
       </w:ins>
       <w:ins w:id="57" w:author="PR Preview" w:date="2026-01-01T00:00:00Z">
         <w:r>
-          <w:t xml:space="preserve">When the exercise has several parts, the line may cite each part, as in</w:t>
+          <w:t xml:space="preserve">This is the one place where a proof cites a solution.</w:t>
         </w:r>
       </w:ins>
       <w:ins w:id="58" w:author="PR Preview" w:date="2026-01-01T00:00:00Z">
@@ -2223,7 +2223,42 @@
           <w:t xml:space="preserve"> </w:t>
         </w:r>
       </w:ins>
-      <w:ins w:id="59" w:author="PR Preview" w:date="2026-01-01T00:00:00Z">
+      <w:hyperlink r:id="rId33">
+        <w:ins w:id="59" w:author="PR Preview" w:date="2026-01-01T00:00:00Z">
+          <w:r>
+            <w:rPr>
+              <w:rStyle w:val="Hyperlink"/>
+            </w:rPr>
+            <w:t xml:space="preserve">Derivation format</w:t>
+          </w:r>
+        </w:ins>
+      </w:hyperlink>
+      <w:ins w:id="60" w:author="PR Preview" w:date="2026-01-01T00:00:00Z">
+        <w:r>
+          <w:t xml:space="preserve"> </w:t>
+        </w:r>
+      </w:ins>
+      <w:ins w:id="61" w:author="PR Preview" w:date="2026-01-01T00:00:00Z">
+        <w:r>
+          <w:t xml:space="preserve">describes the exercise, solution, theorem and proof pattern.</w:t>
+        </w:r>
+      </w:ins>
+      <w:ins w:id="62" w:author="PR Preview" w:date="2026-01-01T00:00:00Z">
+        <w:r>
+          <w:t xml:space="preserve"> </w:t>
+        </w:r>
+      </w:ins>
+      <w:ins w:id="63" w:author="PR Preview" w:date="2026-01-01T00:00:00Z">
+        <w:r>
+          <w:t xml:space="preserve">When the exercise has several parts, the line may cite each part, as in the line</w:t>
+        </w:r>
+      </w:ins>
+      <w:ins w:id="64" w:author="PR Preview" w:date="2026-01-01T00:00:00Z">
+        <w:r>
+          <w:t xml:space="preserve"> </w:t>
+        </w:r>
+      </w:ins>
+      <w:ins w:id="65" w:author="PR Preview" w:date="2026-01-01T00:00:00Z">
         <w:r>
           <w:rPr>
             <w:rStyle w:val="VerbatimChar"/>
@@ -2231,12 +2266,17 @@
           <w:t xml:space="preserve">By @sol-x and @sol-x-part2.</w:t>
         </w:r>
       </w:ins>
-      <w:ins w:id="60" w:author="PR Preview" w:date="2026-01-01T00:00:00Z">
-        <w:r>
-          <w:t xml:space="preserve"> </w:t>
-        </w:r>
-      </w:ins>
-      <w:ins w:id="61" w:author="PR Preview" w:date="2026-01-01T00:00:00Z">
+      <w:ins w:id="66" w:author="PR Preview" w:date="2026-01-01T00:00:00Z">
+        <w:r>
+          <w:t xml:space="preserve">, which ends in a period.</w:t>
+        </w:r>
+      </w:ins>
+      <w:ins w:id="67" w:author="PR Preview" w:date="2026-01-01T00:00:00Z">
+        <w:r>
+          <w:t xml:space="preserve"> </w:t>
+        </w:r>
+      </w:ins>
+      <w:ins w:id="68" w:author="PR Preview" w:date="2026-01-01T00:00:00Z">
         <w:r>
           <w:t xml:space="preserve">A proof with its own steps or display math cites result divs instead.</w:t>
         </w:r>
@@ -2246,17 +2286,17 @@
       <w:pPr>
         <w:pStyle w:val="BodyText"/>
       </w:pPr>
-      <w:ins w:id="62" w:author="PR Preview" w:date="2026-01-01T00:00:00Z">
+      <w:ins w:id="69" w:author="PR Preview" w:date="2026-01-01T00:00:00Z">
         <w:r>
           <w:t xml:space="preserve">The</w:t>
         </w:r>
       </w:ins>
-      <w:ins w:id="63" w:author="PR Preview" w:date="2026-01-01T00:00:00Z">
-        <w:r>
-          <w:t xml:space="preserve"> </w:t>
-        </w:r>
-      </w:ins>
-      <w:ins w:id="64" w:author="PR Preview" w:date="2026-01-01T00:00:00Z">
+      <w:ins w:id="70" w:author="PR Preview" w:date="2026-01-01T00:00:00Z">
+        <w:r>
+          <w:t xml:space="preserve"> </w:t>
+        </w:r>
+      </w:ins>
+      <w:ins w:id="71" w:author="PR Preview" w:date="2026-01-01T00:00:00Z">
         <w:r>
           <w:rPr>
             <w:rStyle w:val="VerbatimChar"/>
@@ -2264,23 +2304,23 @@
           <w:t xml:space="preserve">check-solution-citations</w:t>
         </w:r>
       </w:ins>
-      <w:ins w:id="65" w:author="PR Preview" w:date="2026-01-01T00:00:00Z">
-        <w:r>
-          <w:t xml:space="preserve"> </w:t>
-        </w:r>
-      </w:ins>
-      <w:ins w:id="66" w:author="PR Preview" w:date="2026-01-01T00:00:00Z">
+      <w:ins w:id="72" w:author="PR Preview" w:date="2026-01-01T00:00:00Z">
+        <w:r>
+          <w:t xml:space="preserve"> </w:t>
+        </w:r>
+      </w:ins>
+      <w:ins w:id="73" w:author="PR Preview" w:date="2026-01-01T00:00:00Z">
         <w:r>
           <w:t xml:space="preserve">workflow in</w:t>
         </w:r>
       </w:ins>
-      <w:ins w:id="67" w:author="PR Preview" w:date="2026-01-01T00:00:00Z">
-        <w:r>
-          <w:t xml:space="preserve"> </w:t>
-        </w:r>
-      </w:ins>
-      <w:hyperlink r:id="rId33">
-        <w:ins w:id="68" w:author="PR Preview" w:date="2026-01-01T00:00:00Z">
+      <w:ins w:id="74" w:author="PR Preview" w:date="2026-01-01T00:00:00Z">
+        <w:r>
+          <w:t xml:space="preserve"> </w:t>
+        </w:r>
+      </w:ins>
+      <w:hyperlink r:id="rId34">
+        <w:ins w:id="75" w:author="PR Preview" w:date="2026-01-01T00:00:00Z">
           <w:r>
             <w:rPr>
               <w:rStyle w:val="VerbatimChar"/>
@@ -2289,22 +2329,22 @@
           </w:r>
         </w:ins>
       </w:hyperlink>
-      <w:ins w:id="69" w:author="PR Preview" w:date="2026-01-01T00:00:00Z">
-        <w:r>
-          <w:t xml:space="preserve"> </w:t>
-        </w:r>
-      </w:ins>
-      <w:ins w:id="70" w:author="PR Preview" w:date="2026-01-01T00:00:00Z">
+      <w:ins w:id="76" w:author="PR Preview" w:date="2026-01-01T00:00:00Z">
+        <w:r>
+          <w:t xml:space="preserve"> </w:t>
+        </w:r>
+      </w:ins>
+      <w:ins w:id="77" w:author="PR Preview" w:date="2026-01-01T00:00:00Z">
         <w:r>
           <w:t xml:space="preserve">flags a</w:t>
         </w:r>
       </w:ins>
-      <w:ins w:id="71" w:author="PR Preview" w:date="2026-01-01T00:00:00Z">
-        <w:r>
-          <w:t xml:space="preserve"> </w:t>
-        </w:r>
-      </w:ins>
-      <w:ins w:id="72" w:author="PR Preview" w:date="2026-01-01T00:00:00Z">
+      <w:ins w:id="78" w:author="PR Preview" w:date="2026-01-01T00:00:00Z">
+        <w:r>
+          <w:t xml:space="preserve"> </w:t>
+        </w:r>
+      </w:ins>
+      <w:ins w:id="79" w:author="PR Preview" w:date="2026-01-01T00:00:00Z">
         <w:r>
           <w:rPr>
             <w:rStyle w:val="VerbatimChar"/>
@@ -2312,42 +2352,42 @@
           <w:t xml:space="preserve">@sol-</w:t>
         </w:r>
       </w:ins>
-      <w:ins w:id="73" w:author="PR Preview" w:date="2026-01-01T00:00:00Z">
-        <w:r>
-          <w:t xml:space="preserve"> </w:t>
-        </w:r>
-      </w:ins>
-      <w:ins w:id="74" w:author="PR Preview" w:date="2026-01-01T00:00:00Z">
+      <w:ins w:id="80" w:author="PR Preview" w:date="2026-01-01T00:00:00Z">
+        <w:r>
+          <w:t xml:space="preserve"> </w:t>
+        </w:r>
+      </w:ins>
+      <w:ins w:id="81" w:author="PR Preview" w:date="2026-01-01T00:00:00Z">
         <w:r>
           <w:t xml:space="preserve">cross-reference inside a proof or result div.</w:t>
         </w:r>
       </w:ins>
-      <w:ins w:id="75" w:author="PR Preview" w:date="2026-01-01T00:00:00Z">
-        <w:r>
-          <w:t xml:space="preserve"> </w:t>
-        </w:r>
-      </w:ins>
-      <w:ins w:id="76" w:author="PR Preview" w:date="2026-01-01T00:00:00Z">
+      <w:ins w:id="82" w:author="PR Preview" w:date="2026-01-01T00:00:00Z">
+        <w:r>
+          <w:t xml:space="preserve"> </w:t>
+        </w:r>
+      </w:ins>
+      <w:ins w:id="83" w:author="PR Preview" w:date="2026-01-01T00:00:00Z">
         <w:r>
           <w:t xml:space="preserve">It lets a one-line proof with one citation pass.</w:t>
         </w:r>
       </w:ins>
-      <w:ins w:id="77" w:author="PR Preview" w:date="2026-01-01T00:00:00Z">
-        <w:r>
-          <w:t xml:space="preserve"> </w:t>
-        </w:r>
-      </w:ins>
-      <w:ins w:id="78" w:author="PR Preview" w:date="2026-01-01T00:00:00Z">
+      <w:ins w:id="84" w:author="PR Preview" w:date="2026-01-01T00:00:00Z">
+        <w:r>
+          <w:t xml:space="preserve"> </w:t>
+        </w:r>
+      </w:ins>
+      <w:ins w:id="85" w:author="PR Preview" w:date="2026-01-01T00:00:00Z">
         <w:r>
           <w:t xml:space="preserve">For a one-line proof that cites several parts of the paired solution, the HTML comment</w:t>
         </w:r>
       </w:ins>
-      <w:ins w:id="79" w:author="PR Preview" w:date="2026-01-01T00:00:00Z">
-        <w:r>
-          <w:t xml:space="preserve"> </w:t>
-        </w:r>
-      </w:ins>
-      <w:ins w:id="80" w:author="PR Preview" w:date="2026-01-01T00:00:00Z">
+      <w:ins w:id="86" w:author="PR Preview" w:date="2026-01-01T00:00:00Z">
+        <w:r>
+          <w:t xml:space="preserve"> </w:t>
+        </w:r>
+      </w:ins>
+      <w:ins w:id="87" w:author="PR Preview" w:date="2026-01-01T00:00:00Z">
         <w:r>
           <w:rPr>
             <w:rStyle w:val="VerbatimChar"/>
@@ -2355,44 +2395,44 @@
           <w:t xml:space="preserve">&lt;!-- check-solution-citations: allow --&gt;</w:t>
         </w:r>
       </w:ins>
-      <w:ins w:id="81" w:author="PR Preview" w:date="2026-01-01T00:00:00Z">
-        <w:r>
-          <w:t xml:space="preserve"> </w:t>
-        </w:r>
-      </w:ins>
-      <w:ins w:id="82" w:author="PR Preview" w:date="2026-01-01T00:00:00Z">
-        <w:r>
-          <w:t xml:space="preserve">on that line tells the workflow to skip it.</w:t>
-        </w:r>
-      </w:ins>
-      <w:ins w:id="83" w:author="PR Preview" w:date="2026-01-01T00:00:00Z">
-        <w:r>
-          <w:t xml:space="preserve"> </w:t>
-        </w:r>
-      </w:ins>
-      <w:ins w:id="84" w:author="PR Preview" w:date="2026-01-01T00:00:00Z">
+      <w:ins w:id="88" w:author="PR Preview" w:date="2026-01-01T00:00:00Z">
+        <w:r>
+          <w:t xml:space="preserve"> </w:t>
+        </w:r>
+      </w:ins>
+      <w:ins w:id="89" w:author="PR Preview" w:date="2026-01-01T00:00:00Z">
+        <w:r>
+          <w:t xml:space="preserve">on that line tells the workflow to skip that line.</w:t>
+        </w:r>
+      </w:ins>
+      <w:ins w:id="90" w:author="PR Preview" w:date="2026-01-01T00:00:00Z">
+        <w:r>
+          <w:t xml:space="preserve"> </w:t>
+        </w:r>
+      </w:ins>
+      <w:ins w:id="91" w:author="PR Preview" w:date="2026-01-01T00:00:00Z">
         <w:r>
           <w:t xml:space="preserve">Quarto removes the comment from the rendered page.</w:t>
         </w:r>
       </w:ins>
-      <w:ins w:id="85" w:author="PR Preview" w:date="2026-01-01T00:00:00Z">
-        <w:r>
-          <w:t xml:space="preserve"> </w:t>
-        </w:r>
-      </w:ins>
-      <w:ins w:id="86" w:author="PR Preview" w:date="2026-01-01T00:00:00Z">
-        <w:r>
-          <w:t xml:space="preserve">The workflow does not check prose outside those divs, but the rule still applies there.</w:t>
-        </w:r>
-      </w:ins>
-    </w:p>
-    <w:bookmarkEnd w:id="34"/>
-    <w:bookmarkStart w:id="36" w:name="keep-each-div-minimal-cite-never-inline"/>
+      <w:ins w:id="92" w:author="PR Preview" w:date="2026-01-01T00:00:00Z">
+        <w:r>
+          <w:t xml:space="preserve"> </w:t>
+        </w:r>
+      </w:ins>
+      <w:ins w:id="93" w:author="PR Preview" w:date="2026-01-01T00:00:00Z">
+        <w:r>
+          <w:t xml:space="preserve">The workflow does not check prose outside proof and result divs, but the rule still applies there.</w:t>
+        </w:r>
+      </w:ins>
+    </w:p>
+    <w:bookmarkEnd w:id="35"/>
+    <w:bookmarkStart w:id="37" w:name="keep-each-div-minimal-cite-never-inline"/>
     <w:p>
       <w:pPr>
         <w:pStyle w:val="Heading2"/>
       </w:pPr>
-      <w:ins w:id="87" w:author="PR Preview" w:date="2026-01-01T00:00:00Z">
+      <w:ins w:id="94" w:author="PR Preview" w:date="2026-01-01T00:00:00Z">
         <w:r>
           <w:t xml:space="preserve">9 Keep each div minimal: cite, never inline</w:t>
         </w:r>
@@ -2402,48 +2442,48 @@
       <w:pPr>
         <w:pStyle w:val="FirstParagraph"/>
       </w:pPr>
-      <w:ins w:id="88" w:author="PR Preview" w:date="2026-01-01T00:00:00Z">
+      <w:ins w:id="95" w:author="PR Preview" w:date="2026-01-01T00:00:00Z">
         <w:r>
           <w:t xml:space="preserve">Every result div states one result and every solution div answers one exercise, and each does no more.</w:t>
         </w:r>
       </w:ins>
-      <w:ins w:id="89" w:author="PR Preview" w:date="2026-01-01T00:00:00Z">
-        <w:r>
-          <w:t xml:space="preserve"> </w:t>
-        </w:r>
-      </w:ins>
-      <w:ins w:id="90" w:author="PR Preview" w:date="2026-01-01T00:00:00Z">
+      <w:ins w:id="96" w:author="PR Preview" w:date="2026-01-01T00:00:00Z">
+        <w:r>
+          <w:t xml:space="preserve"> </w:t>
+        </w:r>
+      </w:ins>
+      <w:ins w:id="97" w:author="PR Preview" w:date="2026-01-01T00:00:00Z">
         <w:r>
           <w:t xml:space="preserve">When a proof or a solution needs a step that a reader could use elsewhere, state that step as its own result div, preceded by its exercise and solution, and cite that result div.</w:t>
         </w:r>
       </w:ins>
-      <w:ins w:id="91" w:author="PR Preview" w:date="2026-01-01T00:00:00Z">
-        <w:r>
-          <w:t xml:space="preserve"> </w:t>
-        </w:r>
-      </w:ins>
-      <w:ins w:id="92" w:author="PR Preview" w:date="2026-01-01T00:00:00Z">
+      <w:ins w:id="98" w:author="PR Preview" w:date="2026-01-01T00:00:00Z">
+        <w:r>
+          <w:t xml:space="preserve"> </w:t>
+        </w:r>
+      </w:ins>
+      <w:ins w:id="99" w:author="PR Preview" w:date="2026-01-01T00:00:00Z">
         <w:r>
           <w:t xml:space="preserve">Never derive the step inline.</w:t>
         </w:r>
       </w:ins>
-      <w:ins w:id="93" w:author="PR Preview" w:date="2026-01-01T00:00:00Z">
-        <w:r>
-          <w:t xml:space="preserve"> </w:t>
-        </w:r>
-      </w:ins>
-      <w:ins w:id="94" w:author="PR Preview" w:date="2026-01-01T00:00:00Z">
+      <w:ins w:id="100" w:author="PR Preview" w:date="2026-01-01T00:00:00Z">
+        <w:r>
+          <w:t xml:space="preserve"> </w:t>
+        </w:r>
+      </w:ins>
+      <w:ins w:id="101" w:author="PR Preview" w:date="2026-01-01T00:00:00Z">
         <w:r>
           <w:t xml:space="preserve">A solution decomposes the same way: each solution is the smallest argument that answers its exercise, and it cites result divs for the steps that other arguments also use.</w:t>
         </w:r>
       </w:ins>
     </w:p>
-    <w:bookmarkStart w:id="35" w:name="exm-never-inline"/>
+    <w:bookmarkStart w:id="36" w:name="exm-never-inline"/>
     <w:p>
       <w:pPr>
         <w:pStyle w:val="BodyText"/>
       </w:pPr>
-      <w:ins w:id="95" w:author="PR Preview" w:date="2026-01-01T00:00:00Z">
+      <w:ins w:id="102" w:author="PR Preview" w:date="2026-01-01T00:00:00Z">
         <w:r>
           <w:rPr>
             <w:b/>
@@ -2452,12 +2492,12 @@
           <w:t xml:space="preserve">Example 6 (Citing a step instead of deriving it)</w:t>
         </w:r>
       </w:ins>
-      <w:ins w:id="96" w:author="PR Preview" w:date="2026-01-01T00:00:00Z">
-        <w:r>
-          <w:t xml:space="preserve"> </w:t>
-        </w:r>
-      </w:ins>
-      <w:ins w:id="97" w:author="PR Preview" w:date="2026-01-01T00:00:00Z">
+      <w:ins w:id="103" w:author="PR Preview" w:date="2026-01-01T00:00:00Z">
+        <w:r>
+          <w:t xml:space="preserve"> </w:t>
+        </w:r>
+      </w:ins>
+      <w:ins w:id="104" w:author="PR Preview" w:date="2026-01-01T00:00:00Z">
         <w:r>
           <w:t xml:space="preserve"> </w:t>
         </w:r>
@@ -2467,17 +2507,17 @@
       <w:pPr>
         <w:pStyle w:val="BlockText"/>
       </w:pPr>
-      <w:ins w:id="98" w:author="PR Preview" w:date="2026-01-01T00:00:00Z">
+      <w:ins w:id="105" w:author="PR Preview" w:date="2026-01-01T00:00:00Z">
         <w:r>
           <w:t xml:space="preserve">❌</w:t>
         </w:r>
       </w:ins>
-      <w:ins w:id="99" w:author="PR Preview" w:date="2026-01-01T00:00:00Z">
-        <w:r>
-          <w:t xml:space="preserve"> </w:t>
-        </w:r>
-      </w:ins>
-      <w:ins w:id="100" w:author="PR Preview" w:date="2026-01-01T00:00:00Z">
+      <w:ins w:id="106" w:author="PR Preview" w:date="2026-01-01T00:00:00Z">
+        <w:r>
+          <w:t xml:space="preserve"> </w:t>
+        </w:r>
+      </w:ins>
+      <w:ins w:id="107" w:author="PR Preview" w:date="2026-01-01T00:00:00Z">
         <w:r>
           <w:rPr>
             <w:b/>
@@ -2486,129 +2526,87 @@
           <w:t xml:space="preserve">Proof.</w:t>
         </w:r>
       </w:ins>
-      <w:ins w:id="101" w:author="PR Preview" w:date="2026-01-01T00:00:00Z">
-        <w:r>
-          <w:t xml:space="preserve"> </w:t>
-        </w:r>
-      </w:ins>
-      <w:ins w:id="102" w:author="PR Preview" w:date="2026-01-01T00:00:00Z">
+      <w:ins w:id="108" w:author="PR Preview" w:date="2026-01-01T00:00:00Z">
+        <w:r>
+          <w:t xml:space="preserve"> </w:t>
+        </w:r>
+      </w:ins>
+      <w:ins w:id="109" w:author="PR Preview" w:date="2026-01-01T00:00:00Z">
         <w:r>
           <w:t xml:space="preserve">By the chain rule, the gradient of each summand is</w:t>
         </w:r>
       </w:ins>
-      <w:ins w:id="103" w:author="PR Preview" w:date="2026-01-01T00:00:00Z">
+      <w:ins w:id="110" w:author="PR Preview" w:date="2026-01-01T00:00:00Z">
+        <w:r>
+          <w:t xml:space="preserve"> </w:t>
+        </w:r>
+      </w:ins>
+      <w:ins w:id="111" w:author="PR Preview" w:date="2026-01-01T00:00:00Z">
+        <w:r>
+          <w:t xml:space="preserve">$2 \resid_i \vfeatmap(\vx_i)$</w:t>
+        </w:r>
+      </w:ins>
+      <w:ins w:id="112" w:author="PR Preview" w:date="2026-01-01T00:00:00Z">
+        <w:r>
+          <w:t xml:space="preserve">, where</w:t>
+        </w:r>
+      </w:ins>
+      <w:ins w:id="113" w:author="PR Preview" w:date="2026-01-01T00:00:00Z">
+        <w:r>
+          <w:t xml:space="preserve"> </w:t>
+        </w:r>
+      </w:ins>
+      <w:ins w:id="114" w:author="PR Preview" w:date="2026-01-01T00:00:00Z">
+        <w:r>
+          <w:t xml:space="preserve">$\resid_i$</w:t>
+        </w:r>
+      </w:ins>
+      <w:ins w:id="115" w:author="PR Preview" w:date="2026-01-01T00:00:00Z">
+        <w:r>
+          <w:t xml:space="preserve"> </w:t>
+        </w:r>
+      </w:ins>
+      <w:ins w:id="116" w:author="PR Preview" w:date="2026-01-01T00:00:00Z">
+        <w:r>
+          <w:t xml:space="preserve">is the residual and</w:t>
+        </w:r>
+      </w:ins>
+      <w:ins w:id="117" w:author="PR Preview" w:date="2026-01-01T00:00:00Z">
+        <w:r>
+          <w:t xml:space="preserve"> </w:t>
+        </w:r>
+      </w:ins>
+      <w:ins w:id="118" w:author="PR Preview" w:date="2026-01-01T00:00:00Z">
+        <w:r>
+          <w:t xml:space="preserve">$\vfeatmap(\vx_i)$</w:t>
+        </w:r>
+      </w:ins>
+      <w:ins w:id="119" w:author="PR Preview" w:date="2026-01-01T00:00:00Z">
+        <w:r>
+          <w:t xml:space="preserve"> </w:t>
+        </w:r>
+      </w:ins>
+      <w:ins w:id="120" w:author="PR Preview" w:date="2026-01-01T00:00:00Z">
+        <w:r>
+          <w:t xml:space="preserve">the design vector, and summing over</w:t>
+        </w:r>
+      </w:ins>
+      <w:ins w:id="121" w:author="PR Preview" w:date="2026-01-01T00:00:00Z">
         <w:r>
           <w:t xml:space="preserve"> </w:t>
         </w:r>
       </w:ins>
       <m:oMath>
         <m:r>
-          <m:t>2</m:t>
-        </m:r>
-        <m:sSub>
-          <m:e>
-            <m:r>
-              <m:t>r</m:t>
-            </m:r>
-          </m:e>
-          <m:sub>
-            <m:r>
-              <m:t>i</m:t>
-            </m:r>
-          </m:sub>
-        </m:sSub>
-        <m:sSub>
-          <m:e>
-            <m:r>
-              <m:t>ϕ</m:t>
-            </m:r>
-          </m:e>
-          <m:sub>
-            <m:r>
-              <m:t>i</m:t>
-            </m:r>
-          </m:sub>
-        </m:sSub>
+          <m:t>i</m:t>
+        </m:r>
       </m:oMath>
-      <w:ins w:id="104" w:author="PR Preview" w:date="2026-01-01T00:00:00Z">
-        <w:r>
-          <w:t xml:space="preserve">, where</w:t>
-        </w:r>
-      </w:ins>
-      <w:ins w:id="105" w:author="PR Preview" w:date="2026-01-01T00:00:00Z">
-        <w:r>
-          <w:t xml:space="preserve"> </w:t>
-        </w:r>
-      </w:ins>
-      <m:oMath>
-        <m:sSub>
-          <m:e>
-            <m:r>
-              <m:t>r</m:t>
-            </m:r>
-          </m:e>
-          <m:sub>
-            <m:r>
-              <m:t>i</m:t>
-            </m:r>
-          </m:sub>
-        </m:sSub>
-      </m:oMath>
-      <w:ins w:id="106" w:author="PR Preview" w:date="2026-01-01T00:00:00Z">
-        <w:r>
-          <w:t xml:space="preserve"> </w:t>
-        </w:r>
-      </w:ins>
-      <w:ins w:id="107" w:author="PR Preview" w:date="2026-01-01T00:00:00Z">
-        <w:r>
-          <w:t xml:space="preserve">is the residual and</w:t>
-        </w:r>
-      </w:ins>
-      <w:ins w:id="108" w:author="PR Preview" w:date="2026-01-01T00:00:00Z">
-        <w:r>
-          <w:t xml:space="preserve"> </w:t>
-        </w:r>
-      </w:ins>
-      <m:oMath>
-        <m:sSub>
-          <m:e>
-            <m:r>
-              <m:t>ϕ</m:t>
-            </m:r>
-          </m:e>
-          <m:sub>
-            <m:r>
-              <m:t>i</m:t>
-            </m:r>
-          </m:sub>
-        </m:sSub>
-      </m:oMath>
-      <w:ins w:id="109" w:author="PR Preview" w:date="2026-01-01T00:00:00Z">
-        <w:r>
-          <w:t xml:space="preserve"> </w:t>
-        </w:r>
-      </w:ins>
-      <w:ins w:id="110" w:author="PR Preview" w:date="2026-01-01T00:00:00Z">
-        <w:r>
-          <w:t xml:space="preserve">the design vector, and summing over</w:t>
-        </w:r>
-      </w:ins>
-      <w:ins w:id="111" w:author="PR Preview" w:date="2026-01-01T00:00:00Z">
-        <w:r>
-          <w:t xml:space="preserve"> </w:t>
-        </w:r>
-      </w:ins>
-      <m:oMath>
-        <m:r>
-          <m:t>i</m:t>
-        </m:r>
-      </m:oMath>
-      <w:ins w:id="112" w:author="PR Preview" w:date="2026-01-01T00:00:00Z">
-        <w:r>
-          <w:t xml:space="preserve"> </w:t>
-        </w:r>
-      </w:ins>
-      <w:ins w:id="113" w:author="PR Preview" w:date="2026-01-01T00:00:00Z">
+      <w:ins w:id="122" w:author="PR Preview" w:date="2026-01-01T00:00:00Z">
+        <w:r>
+          <w:t xml:space="preserve"> </w:t>
+        </w:r>
+      </w:ins>
+      <w:ins w:id="123" w:author="PR Preview" w:date="2026-01-01T00:00:00Z">
         <w:r>
           <w:t xml:space="preserve">gives the claim.</w:t>
         </w:r>
@@ -2618,17 +2616,17 @@
       <w:pPr>
         <w:pStyle w:val="BlockText"/>
       </w:pPr>
-      <w:ins w:id="114" w:author="PR Preview" w:date="2026-01-01T00:00:00Z">
+      <w:ins w:id="124" w:author="PR Preview" w:date="2026-01-01T00:00:00Z">
         <w:r>
           <w:t xml:space="preserve">✅</w:t>
         </w:r>
       </w:ins>
-      <w:ins w:id="115" w:author="PR Preview" w:date="2026-01-01T00:00:00Z">
-        <w:r>
-          <w:t xml:space="preserve"> </w:t>
-        </w:r>
-      </w:ins>
-      <w:ins w:id="116" w:author="PR Preview" w:date="2026-01-01T00:00:00Z">
+      <w:ins w:id="125" w:author="PR Preview" w:date="2026-01-01T00:00:00Z">
+        <w:r>
+          <w:t xml:space="preserve"> </w:t>
+        </w:r>
+      </w:ins>
+      <w:ins w:id="126" w:author="PR Preview" w:date="2026-01-01T00:00:00Z">
         <w:r>
           <w:rPr>
             <w:b/>
@@ -2637,91 +2635,67 @@
           <w:t xml:space="preserve">Proof.</w:t>
         </w:r>
       </w:ins>
-      <w:ins w:id="117" w:author="PR Preview" w:date="2026-01-01T00:00:00Z">
-        <w:r>
-          <w:t xml:space="preserve"> </w:t>
-        </w:r>
-      </w:ins>
-      <w:ins w:id="118" w:author="PR Preview" w:date="2026-01-01T00:00:00Z">
+      <w:ins w:id="127" w:author="PR Preview" w:date="2026-01-01T00:00:00Z">
+        <w:r>
+          <w:t xml:space="preserve"> </w:t>
+        </w:r>
+      </w:ins>
+      <w:ins w:id="128" w:author="PR Preview" w:date="2026-01-01T00:00:00Z">
         <w:r>
           <w:t xml:space="preserve">Lemma 4 gives the gradient of each summand,</w:t>
         </w:r>
       </w:ins>
-      <w:ins w:id="119" w:author="PR Preview" w:date="2026-01-01T00:00:00Z">
-        <w:r>
-          <w:t xml:space="preserve"> </w:t>
-        </w:r>
-      </w:ins>
-      <w:ins w:id="120" w:author="PR Preview" w:date="2026-01-01T00:00:00Z">
+      <w:ins w:id="129" w:author="PR Preview" w:date="2026-01-01T00:00:00Z">
+        <w:r>
+          <w:t xml:space="preserve"> </w:t>
+        </w:r>
+      </w:ins>
+      <w:ins w:id="130" w:author="PR Preview" w:date="2026-01-01T00:00:00Z">
         <w:r>
           <w:t xml:space="preserve">and Lemma 5 says that the gradient of a sum is the sum of the gradients,</w:t>
         </w:r>
       </w:ins>
-      <w:ins w:id="121" w:author="PR Preview" w:date="2026-01-01T00:00:00Z">
-        <w:r>
-          <w:t xml:space="preserve"> </w:t>
-        </w:r>
-      </w:ins>
-      <w:ins w:id="122" w:author="PR Preview" w:date="2026-01-01T00:00:00Z">
+      <w:ins w:id="131" w:author="PR Preview" w:date="2026-01-01T00:00:00Z">
+        <w:r>
+          <w:t xml:space="preserve"> </w:t>
+        </w:r>
+      </w:ins>
+      <w:ins w:id="132" w:author="PR Preview" w:date="2026-01-01T00:00:00Z">
         <w:r>
           <w:t xml:space="preserve">so the gradient of the total is the sum of</w:t>
         </w:r>
       </w:ins>
-      <w:ins w:id="123" w:author="PR Preview" w:date="2026-01-01T00:00:00Z">
+      <w:ins w:id="133" w:author="PR Preview" w:date="2026-01-01T00:00:00Z">
+        <w:r>
+          <w:t xml:space="preserve"> </w:t>
+        </w:r>
+      </w:ins>
+      <w:ins w:id="134" w:author="PR Preview" w:date="2026-01-01T00:00:00Z">
+        <w:r>
+          <w:t xml:space="preserve">$2 \resid_i \vfeatmap(\vx_i)$</w:t>
+        </w:r>
+      </w:ins>
+      <w:ins w:id="135" w:author="PR Preview" w:date="2026-01-01T00:00:00Z">
+        <w:r>
+          <w:t xml:space="preserve"> </w:t>
+        </w:r>
+      </w:ins>
+      <w:ins w:id="136" w:author="PR Preview" w:date="2026-01-01T00:00:00Z">
+        <w:r>
+          <w:t xml:space="preserve">over</w:t>
+        </w:r>
+      </w:ins>
+      <w:ins w:id="137" w:author="PR Preview" w:date="2026-01-01T00:00:00Z">
         <w:r>
           <w:t xml:space="preserve"> </w:t>
         </w:r>
       </w:ins>
       <m:oMath>
         <m:r>
-          <m:t>2</m:t>
-        </m:r>
-        <m:sSub>
-          <m:e>
-            <m:r>
-              <m:t>r</m:t>
-            </m:r>
-          </m:e>
-          <m:sub>
-            <m:r>
-              <m:t>i</m:t>
-            </m:r>
-          </m:sub>
-        </m:sSub>
-        <m:sSub>
-          <m:e>
-            <m:r>
-              <m:t>ϕ</m:t>
-            </m:r>
-          </m:e>
-          <m:sub>
-            <m:r>
-              <m:t>i</m:t>
-            </m:r>
-          </m:sub>
-        </m:sSub>
+          <m:t>i</m:t>
+        </m:r>
       </m:oMath>
-      <w:ins w:id="124" w:author="PR Preview" w:date="2026-01-01T00:00:00Z">
-        <w:r>
-          <w:t xml:space="preserve"> </w:t>
-        </w:r>
-      </w:ins>
-      <w:ins w:id="125" w:author="PR Preview" w:date="2026-01-01T00:00:00Z">
-        <w:r>
-          <w:t xml:space="preserve">over</w:t>
-        </w:r>
-      </w:ins>
-      <w:ins w:id="126" w:author="PR Preview" w:date="2026-01-01T00:00:00Z">
-        <w:r>
-          <w:t xml:space="preserve"> </w:t>
-        </w:r>
-      </w:ins>
-      <m:oMath>
-        <m:r>
-          <m:t>i</m:t>
-        </m:r>
-      </m:oMath>
-      <w:ins w:id="127" w:author="PR Preview" w:date="2026-01-01T00:00:00Z">
+      <w:ins w:id="138" w:author="PR Preview" w:date="2026-01-01T00:00:00Z">
         <w:r>
           <w:t xml:space="preserve">.</w:t>
         </w:r>
@@ -2731,28 +2705,28 @@
       <w:pPr>
         <w:pStyle w:val="FirstParagraph"/>
       </w:pPr>
-      <w:ins w:id="128" w:author="PR Preview" w:date="2026-01-01T00:00:00Z">
+      <w:ins w:id="139" w:author="PR Preview" w:date="2026-01-01T00:00:00Z">
         <w:r>
           <w:t xml:space="preserve">The ❌ proof derives inline the result that Lemma 4 states, so a reader who needs that step elsewhere has nowhere to cite.</w:t>
         </w:r>
       </w:ins>
     </w:p>
-    <w:bookmarkEnd w:id="35"/>
+    <w:bookmarkEnd w:id="36"/>
     <w:p>
       <w:pPr>
         <w:pStyle w:val="BodyText"/>
       </w:pPr>
-      <w:ins w:id="129" w:author="PR Preview" w:date="2026-01-01T00:00:00Z">
+      <w:ins w:id="140" w:author="PR Preview" w:date="2026-01-01T00:00:00Z">
         <w:r>
           <w:t xml:space="preserve">No div repeats reasoning that it could cite instead.</w:t>
         </w:r>
       </w:ins>
-      <w:ins w:id="130" w:author="PR Preview" w:date="2026-01-01T00:00:00Z">
-        <w:r>
-          <w:t xml:space="preserve"> </w:t>
-        </w:r>
-      </w:ins>
-      <w:ins w:id="131" w:author="PR Preview" w:date="2026-01-01T00:00:00Z">
+      <w:ins w:id="141" w:author="PR Preview" w:date="2026-01-01T00:00:00Z">
+        <w:r>
+          <w:t xml:space="preserve"> </w:t>
+        </w:r>
+      </w:ins>
+      <w:ins w:id="142" w:author="PR Preview" w:date="2026-01-01T00:00:00Z">
         <w:r>
           <w:t xml:space="preserve">Two arguments that share a step cite one result div, so a correction to the step is made once.</w:t>
         </w:r>
@@ -2762,27 +2736,27 @@
       <w:pPr>
         <w:pStyle w:val="BodyText"/>
       </w:pPr>
-      <w:ins w:id="132" w:author="PR Preview" w:date="2026-01-01T00:00:00Z">
+      <w:ins w:id="143" w:author="PR Preview" w:date="2026-01-01T00:00:00Z">
         <w:r>
           <w:t xml:space="preserve">No check can decide whether a step is reusable, so this rule stays a writing rule that review enforces.</w:t>
         </w:r>
       </w:ins>
-      <w:ins w:id="133" w:author="PR Preview" w:date="2026-01-01T00:00:00Z">
-        <w:r>
-          <w:t xml:space="preserve"> </w:t>
-        </w:r>
-      </w:ins>
-      <w:ins w:id="134" w:author="PR Preview" w:date="2026-01-01T00:00:00Z">
+      <w:ins w:id="144" w:author="PR Preview" w:date="2026-01-01T00:00:00Z">
+        <w:r>
+          <w:t xml:space="preserve"> </w:t>
+        </w:r>
+      </w:ins>
+      <w:ins w:id="145" w:author="PR Preview" w:date="2026-01-01T00:00:00Z">
         <w:r>
           <w:t xml:space="preserve">The</w:t>
         </w:r>
       </w:ins>
-      <w:ins w:id="135" w:author="PR Preview" w:date="2026-01-01T00:00:00Z">
-        <w:r>
-          <w:t xml:space="preserve"> </w:t>
-        </w:r>
-      </w:ins>
-      <w:ins w:id="136" w:author="PR Preview" w:date="2026-01-01T00:00:00Z">
+      <w:ins w:id="146" w:author="PR Preview" w:date="2026-01-01T00:00:00Z">
+        <w:r>
+          <w:t xml:space="preserve"> </w:t>
+        </w:r>
+      </w:ins>
+      <w:ins w:id="147" w:author="PR Preview" w:date="2026-01-01T00:00:00Z">
         <w:r>
           <w:rPr>
             <w:rStyle w:val="VerbatimChar"/>
@@ -2790,24 +2764,24 @@
           <w:t xml:space="preserve">check-solution-citations</w:t>
         </w:r>
       </w:ins>
-      <w:ins w:id="137" w:author="PR Preview" w:date="2026-01-01T00:00:00Z">
-        <w:r>
-          <w:t xml:space="preserve"> </w:t>
-        </w:r>
-      </w:ins>
-      <w:ins w:id="138" w:author="PR Preview" w:date="2026-01-01T00:00:00Z">
+      <w:ins w:id="148" w:author="PR Preview" w:date="2026-01-01T00:00:00Z">
+        <w:r>
+          <w:t xml:space="preserve"> </w:t>
+        </w:r>
+      </w:ins>
+      <w:ins w:id="149" w:author="PR Preview" w:date="2026-01-01T00:00:00Z">
         <w:r>
           <w:t xml:space="preserve">workflow covers only the citation of solutions.</w:t>
         </w:r>
       </w:ins>
     </w:p>
-    <w:bookmarkEnd w:id="36"/>
-    <w:bookmarkStart w:id="47" w:name="rules-that-other-chapters-cover"/>
+    <w:bookmarkEnd w:id="37"/>
+    <w:bookmarkStart w:id="48" w:name="rules-that-other-chapters-cover"/>
     <w:p>
       <w:pPr>
         <w:pStyle w:val="Heading2"/>
       </w:pPr>
-      <w:ins w:id="139" w:author="PR Preview" w:date="2026-01-01T00:00:00Z">
+      <w:ins w:id="150" w:author="PR Preview" w:date="2026-01-01T00:00:00Z">
         <w:r>
           <w:t xml:space="preserve">10 Rules that other chapters cover</w:t>
         </w:r>
@@ -2845,7 +2819,7 @@
       <w:tr>
         <w:tc>
           <w:tcPr/>
-          <w:bookmarkStart w:id="43" w:name="tbl-knuth-elsewhere"/>
+          <w:bookmarkStart w:id="44" w:name="tbl-knuth-elsewhere"/>
           <w:p>
             <w:pPr>
               <w:jc w:val="center"/>
@@ -2981,7 +2955,7 @@
                     <w:pStyle w:val="Compact"/>
                     <w:jc w:val="center"/>
                   </w:pPr>
-                  <w:hyperlink r:id="rId37">
+                  <w:hyperlink r:id="rId38">
                     <w:r>
                       <w:rPr>
                         <w:rStyle w:val="Hyperlink"/>
@@ -3012,7 +2986,7 @@
                     <w:pStyle w:val="Compact"/>
                     <w:jc w:val="center"/>
                   </w:pPr>
-                  <w:hyperlink r:id="rId38">
+                  <w:hyperlink r:id="rId39">
                     <w:r>
                       <w:rPr>
                         <w:rStyle w:val="Hyperlink"/>
@@ -3043,7 +3017,7 @@
                     <w:pStyle w:val="Compact"/>
                     <w:jc w:val="center"/>
                   </w:pPr>
-                  <w:hyperlink r:id="rId39">
+                  <w:hyperlink r:id="rId40">
                     <w:r>
                       <w:rPr>
                         <w:rStyle w:val="Hyperlink"/>
@@ -3074,7 +3048,7 @@
                     <w:pStyle w:val="Compact"/>
                     <w:jc w:val="center"/>
                   </w:pPr>
-                  <w:hyperlink r:id="rId40">
+                  <w:hyperlink r:id="rId41">
                     <w:r>
                       <w:rPr>
                         <w:rStyle w:val="Hyperlink"/>
@@ -3129,7 +3103,7 @@
                     <w:pStyle w:val="Compact"/>
                     <w:jc w:val="center"/>
                   </w:pPr>
-                  <w:hyperlink r:id="rId41">
+                  <w:hyperlink r:id="rId42">
                     <w:r>
                       <w:rPr>
                         <w:rStyle w:val="Hyperlink"/>
@@ -3160,7 +3134,7 @@
                     <w:pStyle w:val="Compact"/>
                     <w:jc w:val="center"/>
                   </w:pPr>
-                  <w:hyperlink r:id="rId42">
+                  <w:hyperlink r:id="rId43">
                     <w:r>
                       <w:rPr>
                         <w:rStyle w:val="Hyperlink"/>
@@ -3172,13 +3146,13 @@
               </w:tc>
             </w:tr>
           </w:tbl>
-          <w:bookmarkEnd w:id="43"/>
+          <w:bookmarkEnd w:id="44"/>
           <w:p/>
         </w:tc>
       </w:tr>
     </w:tbl>
-    <w:bookmarkStart w:id="46" w:name="refs"/>
-    <w:bookmarkStart w:id="45" w:name="ref-knuth1987mathematical"/>
+    <w:bookmarkStart w:id="47" w:name="refs"/>
+    <w:bookmarkStart w:id="46" w:name="ref-knuth1987mathematical"/>
     <w:p>
       <w:pPr>
         <w:pStyle w:val="Bibliography"/>
@@ -3202,7 +3176,7 @@
       <w:r>
         <w:t xml:space="preserve"> </w:t>
       </w:r>
-      <w:hyperlink r:id="rId44">
+      <w:hyperlink r:id="rId45">
         <w:r>
           <w:rPr>
             <w:rStyle w:val="Hyperlink"/>
@@ -3214,9 +3188,9 @@
         <w:t xml:space="preserve">.</w:t>
       </w:r>
     </w:p>
-    <w:bookmarkEnd w:id="45"/>
     <w:bookmarkEnd w:id="46"/>
     <w:bookmarkEnd w:id="47"/>
+    <w:bookmarkEnd w:id="48"/>
     <w:sectPr>
       <w:footnotePr>
         <w:numRestart w:val="eachSect"/>
